--- a/docx/proposal/03_技术预研报告.docx
+++ b/docx/proposal/03_技术预研报告.docx
@@ -2452,7 +2452,7 @@
                 <w:rFonts w:ascii="宋体" w:hAnsi="宋体" w:eastAsia="宋体"/>
                 <w:sz w:val="19"/>
               </w:rPr>
-              <w:t xml:space="preserve">必选</w:t>
+              <w:t xml:space="preserve">回调接口必选，事件日志依赖本地可选依赖</w:t>
             </w:r>
           </w:p>
         </w:tc>
@@ -2640,7 +2640,7 @@
         <w:rPr>
           <w:rFonts w:ascii="宋体" w:hAnsi="宋体" w:eastAsia="宋体"/>
         </w:rPr>
-        <w:t xml:space="preserve">基础依赖包含 NumPy、Pandas、Scikit-learn、PyTorch、Matplotlib、Seaborn、TensorBoard 等。</w:t>
+        <w:t xml:space="preserve">基础依赖包含 NumPy、Pandas、Scikit-learn、PyTorch、Matplotlib、Seaborn 等；TensorBoard 作为训练监控增强依赖使用。</w:t>
       </w:r>
     </w:p>
     <w:p>
@@ -4596,7 +4596,7 @@
         <w:rPr>
           <w:rFonts w:ascii="宋体" w:hAnsi="宋体" w:eastAsia="宋体"/>
         </w:rPr>
-        <w:t xml:space="preserve">NumPy、Pandas、Scikit-learn、PyTorch、Matplotlib、Seaborn、TensorBoard 作为核心基础栈。</w:t>
+        <w:t xml:space="preserve">NumPy、Pandas、Scikit-learn、PyTorch、Matplotlib、Seaborn 作为核心基础栈，TensorBoard 作为训练监控增强接口保留。</w:t>
       </w:r>
     </w:p>
     <w:p>

--- a/docx/proposal/03_技术预研报告.docx
+++ b/docx/proposal/03_技术预研报告.docx
@@ -36,9 +36,9 @@
       </w:pPr>
       <w:r>
         <w:rPr>
-          <w:rFonts w:ascii="黑体" w:hAnsi="黑体" w:eastAsia="黑体"/>
+          <w:rFonts w:ascii="宋体" w:hAnsi="宋体" w:eastAsia="宋体"/>
           <w:b/>
-          <w:sz w:val="40"/>
+          <w:sz w:val="48"/>
         </w:rPr>
         <w:t xml:space="preserve">工业轴承设备剩余寿命预测系统的实现：技术预研报告</w:t>
       </w:r>
@@ -50,7 +50,7 @@
       </w:pPr>
       <w:r>
         <w:rPr>
-          <w:rFonts w:ascii="黑体" w:hAnsi="黑体" w:eastAsia="黑体"/>
+          <w:rFonts w:ascii="宋体" w:hAnsi="宋体" w:eastAsia="宋体"/>
         </w:rPr>
         <w:t xml:space="preserve">文档信息</w:t>
       </w:r>
@@ -61,19 +61,19 @@
         <w:tblW w:type="pct" w:w="0.0"/>
         <w:tblLook w:firstRow="1" w:lastRow="0" w:firstColumn="0" w:lastColumn="0" w:noHBand="0" w:noVBand="0" w:val="0020"/>
         <w:tblBorders>
-          <w:top w:val="single" w:sz="4" w:space="0" w:color="BFBFBF"/>
-          <w:left w:val="single" w:sz="4" w:space="0" w:color="BFBFBF"/>
-          <w:bottom w:val="single" w:sz="4" w:space="0" w:color="BFBFBF"/>
-          <w:right w:val="single" w:sz="4" w:space="0" w:color="BFBFBF"/>
-          <w:insideH w:val="single" w:sz="4" w:space="0" w:color="BFBFBF"/>
-          <w:insideV w:val="single" w:sz="4" w:space="0" w:color="BFBFBF"/>
+          <w:top w:val="single" w:sz="4" w:space="0" w:color="000000"/>
+          <w:left w:val="single" w:sz="4" w:space="0" w:color="000000"/>
+          <w:bottom w:val="single" w:sz="4" w:space="0" w:color="000000"/>
+          <w:right w:val="single" w:sz="4" w:space="0" w:color="000000"/>
+          <w:insideH w:val="single" w:sz="4" w:space="0" w:color="000000"/>
+          <w:insideV w:val="single" w:sz="4" w:space="0" w:color="000000"/>
         </w:tblBorders>
       </w:tblPr>
       <w:tblGrid/>
       <w:tr>
         <w:tc>
           <w:tcPr>
-            <w:shd w:fill="EAEAEA"/>
+            <w:shd w:fill="FFFFFF"/>
           </w:tcPr>
           <w:p>
             <w:pPr>
@@ -84,7 +84,8 @@
             <w:r>
               <w:rPr>
                 <w:rFonts w:ascii="宋体" w:hAnsi="宋体" w:eastAsia="宋体"/>
-                <w:sz w:val="19"/>
+                <w:b/>
+                <w:sz w:val="21"/>
               </w:rPr>
               <w:t xml:space="preserve">项目</w:t>
             </w:r>
@@ -92,7 +93,7 @@
         </w:tc>
         <w:tc>
           <w:tcPr>
-            <w:shd w:fill="EAEAEA"/>
+            <w:shd w:fill="FFFFFF"/>
           </w:tcPr>
           <w:p>
             <w:pPr>
@@ -103,7 +104,8 @@
             <w:r>
               <w:rPr>
                 <w:rFonts w:ascii="宋体" w:hAnsi="宋体" w:eastAsia="宋体"/>
-                <w:sz w:val="19"/>
+                <w:b/>
+                <w:sz w:val="21"/>
               </w:rPr>
               <w:t xml:space="preserve">内容</w:t>
             </w:r>
@@ -121,7 +123,7 @@
             <w:r>
               <w:rPr>
                 <w:rFonts w:ascii="宋体" w:hAnsi="宋体" w:eastAsia="宋体"/>
-                <w:sz w:val="19"/>
+                <w:sz w:val="21"/>
               </w:rPr>
               <w:t xml:space="preserve">文档名称</w:t>
             </w:r>
@@ -137,7 +139,7 @@
             <w:r>
               <w:rPr>
                 <w:rFonts w:ascii="宋体" w:hAnsi="宋体" w:eastAsia="宋体"/>
-                <w:sz w:val="19"/>
+                <w:sz w:val="21"/>
               </w:rPr>
               <w:t xml:space="preserve">技术预研报告</w:t>
             </w:r>
@@ -155,7 +157,7 @@
             <w:r>
               <w:rPr>
                 <w:rFonts w:ascii="宋体" w:hAnsi="宋体" w:eastAsia="宋体"/>
-                <w:sz w:val="19"/>
+                <w:sz w:val="21"/>
               </w:rPr>
               <w:t xml:space="preserve">文档编号</w:t>
             </w:r>
@@ -171,7 +173,7 @@
             <w:r>
               <w:rPr>
                 <w:rFonts w:ascii="宋体" w:hAnsi="宋体" w:eastAsia="宋体"/>
-                <w:sz w:val="19"/>
+                <w:sz w:val="21"/>
               </w:rPr>
               <w:t xml:space="preserve">SE-PHM-PROP-03</w:t>
             </w:r>
@@ -189,7 +191,7 @@
             <w:r>
               <w:rPr>
                 <w:rFonts w:ascii="宋体" w:hAnsi="宋体" w:eastAsia="宋体"/>
-                <w:sz w:val="19"/>
+                <w:sz w:val="21"/>
               </w:rPr>
               <w:t xml:space="preserve">文档阶段</w:t>
             </w:r>
@@ -205,7 +207,7 @@
             <w:r>
               <w:rPr>
                 <w:rFonts w:ascii="宋体" w:hAnsi="宋体" w:eastAsia="宋体"/>
-                <w:sz w:val="19"/>
+                <w:sz w:val="21"/>
               </w:rPr>
               <w:t xml:space="preserve">开题</w:t>
             </w:r>
@@ -223,7 +225,7 @@
             <w:r>
               <w:rPr>
                 <w:rFonts w:ascii="宋体" w:hAnsi="宋体" w:eastAsia="宋体"/>
-                <w:sz w:val="19"/>
+                <w:sz w:val="21"/>
               </w:rPr>
               <w:t xml:space="preserve">项目名称</w:t>
             </w:r>
@@ -239,7 +241,7 @@
             <w:r>
               <w:rPr>
                 <w:rFonts w:ascii="宋体" w:hAnsi="宋体" w:eastAsia="宋体"/>
-                <w:sz w:val="19"/>
+                <w:sz w:val="21"/>
               </w:rPr>
               <w:t xml:space="preserve">工业轴承设备剩余寿命预测系统的实现</w:t>
             </w:r>
@@ -257,7 +259,7 @@
             <w:r>
               <w:rPr>
                 <w:rFonts w:ascii="宋体" w:hAnsi="宋体" w:eastAsia="宋体"/>
-                <w:sz w:val="19"/>
+                <w:sz w:val="21"/>
               </w:rPr>
               <w:t xml:space="preserve">课程</w:t>
             </w:r>
@@ -273,7 +275,7 @@
             <w:r>
               <w:rPr>
                 <w:rFonts w:ascii="宋体" w:hAnsi="宋体" w:eastAsia="宋体"/>
-                <w:sz w:val="19"/>
+                <w:sz w:val="21"/>
               </w:rPr>
               <w:t xml:space="preserve">中国科学技术大学软件学院《软件工程》</w:t>
             </w:r>
@@ -291,7 +293,7 @@
             <w:r>
               <w:rPr>
                 <w:rFonts w:ascii="宋体" w:hAnsi="宋体" w:eastAsia="宋体"/>
-                <w:sz w:val="19"/>
+                <w:sz w:val="21"/>
               </w:rPr>
               <w:t xml:space="preserve">指导老师</w:t>
             </w:r>
@@ -307,7 +309,7 @@
             <w:r>
               <w:rPr>
                 <w:rFonts w:ascii="宋体" w:hAnsi="宋体" w:eastAsia="宋体"/>
-                <w:sz w:val="19"/>
+                <w:sz w:val="21"/>
               </w:rPr>
               <w:t xml:space="preserve">zjf</w:t>
             </w:r>
@@ -325,7 +327,7 @@
             <w:r>
               <w:rPr>
                 <w:rFonts w:ascii="宋体" w:hAnsi="宋体" w:eastAsia="宋体"/>
-                <w:sz w:val="19"/>
+                <w:sz w:val="21"/>
               </w:rPr>
               <w:t xml:space="preserve">小组成员</w:t>
             </w:r>
@@ -341,7 +343,7 @@
             <w:r>
               <w:rPr>
                 <w:rFonts w:ascii="宋体" w:hAnsi="宋体" w:eastAsia="宋体"/>
-                <w:sz w:val="19"/>
+                <w:sz w:val="21"/>
               </w:rPr>
               <w:t xml:space="preserve">zyj、cyy、zdh、zy</w:t>
             </w:r>
@@ -359,7 +361,7 @@
             <w:r>
               <w:rPr>
                 <w:rFonts w:ascii="宋体" w:hAnsi="宋体" w:eastAsia="宋体"/>
-                <w:sz w:val="19"/>
+                <w:sz w:val="21"/>
               </w:rPr>
               <w:t xml:space="preserve">文档负责人</w:t>
             </w:r>
@@ -375,7 +377,7 @@
             <w:r>
               <w:rPr>
                 <w:rFonts w:ascii="宋体" w:hAnsi="宋体" w:eastAsia="宋体"/>
-                <w:sz w:val="19"/>
+                <w:sz w:val="21"/>
               </w:rPr>
               <w:t xml:space="preserve">zdh</w:t>
             </w:r>
@@ -393,7 +395,7 @@
             <w:r>
               <w:rPr>
                 <w:rFonts w:ascii="宋体" w:hAnsi="宋体" w:eastAsia="宋体"/>
-                <w:sz w:val="19"/>
+                <w:sz w:val="21"/>
               </w:rPr>
               <w:t xml:space="preserve">参与编写</w:t>
             </w:r>
@@ -409,7 +411,7 @@
             <w:r>
               <w:rPr>
                 <w:rFonts w:ascii="宋体" w:hAnsi="宋体" w:eastAsia="宋体"/>
-                <w:sz w:val="19"/>
+                <w:sz w:val="21"/>
               </w:rPr>
               <w:t xml:space="preserve">zyj、cyy、zy</w:t>
             </w:r>
@@ -427,7 +429,7 @@
             <w:r>
               <w:rPr>
                 <w:rFonts w:ascii="宋体" w:hAnsi="宋体" w:eastAsia="宋体"/>
-                <w:sz w:val="19"/>
+                <w:sz w:val="21"/>
               </w:rPr>
               <w:t xml:space="preserve">版本</w:t>
             </w:r>
@@ -443,7 +445,7 @@
             <w:r>
               <w:rPr>
                 <w:rFonts w:ascii="宋体" w:hAnsi="宋体" w:eastAsia="宋体"/>
-                <w:sz w:val="19"/>
+                <w:sz w:val="21"/>
               </w:rPr>
               <w:t xml:space="preserve">V3.0</w:t>
             </w:r>
@@ -461,7 +463,7 @@
             <w:r>
               <w:rPr>
                 <w:rFonts w:ascii="宋体" w:hAnsi="宋体" w:eastAsia="宋体"/>
-                <w:sz w:val="19"/>
+                <w:sz w:val="21"/>
               </w:rPr>
               <w:t xml:space="preserve">修订日期</w:t>
             </w:r>
@@ -477,7 +479,7 @@
             <w:r>
               <w:rPr>
                 <w:rFonts w:ascii="宋体" w:hAnsi="宋体" w:eastAsia="宋体"/>
-                <w:sz w:val="19"/>
+                <w:sz w:val="21"/>
               </w:rPr>
               <w:t xml:space="preserve">2026-06-14</w:t>
             </w:r>
@@ -495,7 +497,7 @@
             <w:r>
               <w:rPr>
                 <w:rFonts w:ascii="宋体" w:hAnsi="宋体" w:eastAsia="宋体"/>
-                <w:sz w:val="19"/>
+                <w:sz w:val="21"/>
               </w:rPr>
               <w:t xml:space="preserve">归档形式</w:t>
             </w:r>
@@ -511,7 +513,7 @@
             <w:r>
               <w:rPr>
                 <w:rFonts w:ascii="宋体" w:hAnsi="宋体" w:eastAsia="宋体"/>
-                <w:sz w:val="19"/>
+                <w:sz w:val="21"/>
               </w:rPr>
               <w:t xml:space="preserve">Markdown 源文件、PDF、DOCX</w:t>
             </w:r>
@@ -529,7 +531,7 @@
             <w:r>
               <w:rPr>
                 <w:rFonts w:ascii="宋体" w:hAnsi="宋体" w:eastAsia="宋体"/>
-                <w:sz w:val="19"/>
+                <w:sz w:val="21"/>
               </w:rPr>
               <w:t xml:space="preserve">内容基线</w:t>
             </w:r>
@@ -545,7 +547,7 @@
             <w:r>
               <w:rPr>
                 <w:rFonts w:ascii="宋体" w:hAnsi="宋体" w:eastAsia="宋体"/>
-                <w:sz w:val="19"/>
+                <w:sz w:val="21"/>
               </w:rPr>
               <w:t xml:space="preserve">数据、特征、模型、工具链和风险预研</w:t>
             </w:r>
@@ -561,7 +563,7 @@
       </w:pPr>
       <w:r>
         <w:rPr>
-          <w:rFonts w:ascii="黑体" w:hAnsi="黑体" w:eastAsia="黑体"/>
+          <w:rFonts w:ascii="宋体" w:hAnsi="宋体" w:eastAsia="宋体"/>
         </w:rPr>
         <w:t xml:space="preserve">修订记录</w:t>
       </w:r>
@@ -572,19 +574,19 @@
         <w:tblW w:type="pct" w:w="0.0"/>
         <w:tblLook w:firstRow="1" w:lastRow="0" w:firstColumn="0" w:lastColumn="0" w:noHBand="0" w:noVBand="0" w:val="0020"/>
         <w:tblBorders>
-          <w:top w:val="single" w:sz="4" w:space="0" w:color="BFBFBF"/>
-          <w:left w:val="single" w:sz="4" w:space="0" w:color="BFBFBF"/>
-          <w:bottom w:val="single" w:sz="4" w:space="0" w:color="BFBFBF"/>
-          <w:right w:val="single" w:sz="4" w:space="0" w:color="BFBFBF"/>
-          <w:insideH w:val="single" w:sz="4" w:space="0" w:color="BFBFBF"/>
-          <w:insideV w:val="single" w:sz="4" w:space="0" w:color="BFBFBF"/>
+          <w:top w:val="single" w:sz="4" w:space="0" w:color="000000"/>
+          <w:left w:val="single" w:sz="4" w:space="0" w:color="000000"/>
+          <w:bottom w:val="single" w:sz="4" w:space="0" w:color="000000"/>
+          <w:right w:val="single" w:sz="4" w:space="0" w:color="000000"/>
+          <w:insideH w:val="single" w:sz="4" w:space="0" w:color="000000"/>
+          <w:insideV w:val="single" w:sz="4" w:space="0" w:color="000000"/>
         </w:tblBorders>
       </w:tblPr>
       <w:tblGrid/>
       <w:tr>
         <w:tc>
           <w:tcPr>
-            <w:shd w:fill="EAEAEA"/>
+            <w:shd w:fill="FFFFFF"/>
           </w:tcPr>
           <w:p>
             <w:pPr>
@@ -595,7 +597,8 @@
             <w:r>
               <w:rPr>
                 <w:rFonts w:ascii="宋体" w:hAnsi="宋体" w:eastAsia="宋体"/>
-                <w:sz w:val="19"/>
+                <w:b/>
+                <w:sz w:val="21"/>
               </w:rPr>
               <w:t xml:space="preserve">版本</w:t>
             </w:r>
@@ -603,7 +606,7 @@
         </w:tc>
         <w:tc>
           <w:tcPr>
-            <w:shd w:fill="EAEAEA"/>
+            <w:shd w:fill="FFFFFF"/>
           </w:tcPr>
           <w:p>
             <w:pPr>
@@ -614,7 +617,8 @@
             <w:r>
               <w:rPr>
                 <w:rFonts w:ascii="宋体" w:hAnsi="宋体" w:eastAsia="宋体"/>
-                <w:sz w:val="19"/>
+                <w:b/>
+                <w:sz w:val="21"/>
               </w:rPr>
               <w:t xml:space="preserve">日期</w:t>
             </w:r>
@@ -622,7 +626,7 @@
         </w:tc>
         <w:tc>
           <w:tcPr>
-            <w:shd w:fill="EAEAEA"/>
+            <w:shd w:fill="FFFFFF"/>
           </w:tcPr>
           <w:p>
             <w:pPr>
@@ -633,7 +637,8 @@
             <w:r>
               <w:rPr>
                 <w:rFonts w:ascii="宋体" w:hAnsi="宋体" w:eastAsia="宋体"/>
-                <w:sz w:val="19"/>
+                <w:b/>
+                <w:sz w:val="21"/>
               </w:rPr>
               <w:t xml:space="preserve">编写人</w:t>
             </w:r>
@@ -641,7 +646,7 @@
         </w:tc>
         <w:tc>
           <w:tcPr>
-            <w:shd w:fill="EAEAEA"/>
+            <w:shd w:fill="FFFFFF"/>
           </w:tcPr>
           <w:p>
             <w:pPr>
@@ -652,7 +657,8 @@
             <w:r>
               <w:rPr>
                 <w:rFonts w:ascii="宋体" w:hAnsi="宋体" w:eastAsia="宋体"/>
-                <w:sz w:val="19"/>
+                <w:b/>
+                <w:sz w:val="21"/>
               </w:rPr>
               <w:t xml:space="preserve">说明</w:t>
             </w:r>
@@ -670,7 +676,7 @@
             <w:r>
               <w:rPr>
                 <w:rFonts w:ascii="宋体" w:hAnsi="宋体" w:eastAsia="宋体"/>
-                <w:sz w:val="19"/>
+                <w:sz w:val="21"/>
               </w:rPr>
               <w:t xml:space="preserve">V1.0</w:t>
             </w:r>
@@ -686,7 +692,7 @@
             <w:r>
               <w:rPr>
                 <w:rFonts w:ascii="宋体" w:hAnsi="宋体" w:eastAsia="宋体"/>
-                <w:sz w:val="19"/>
+                <w:sz w:val="21"/>
               </w:rPr>
               <w:t xml:space="preserve">2025-11-10</w:t>
             </w:r>
@@ -702,7 +708,7 @@
             <w:r>
               <w:rPr>
                 <w:rFonts w:ascii="宋体" w:hAnsi="宋体" w:eastAsia="宋体"/>
-                <w:sz w:val="19"/>
+                <w:sz w:val="21"/>
               </w:rPr>
               <w:t xml:space="preserve">项目组</w:t>
             </w:r>
@@ -718,7 +724,7 @@
             <w:r>
               <w:rPr>
                 <w:rFonts w:ascii="宋体" w:hAnsi="宋体" w:eastAsia="宋体"/>
-                <w:sz w:val="19"/>
+                <w:sz w:val="21"/>
               </w:rPr>
               <w:t xml:space="preserve">完成初版课程文档</w:t>
             </w:r>
@@ -736,7 +742,7 @@
             <w:r>
               <w:rPr>
                 <w:rFonts w:ascii="宋体" w:hAnsi="宋体" w:eastAsia="宋体"/>
-                <w:sz w:val="19"/>
+                <w:sz w:val="21"/>
               </w:rPr>
               <w:t xml:space="preserve">V2.0</w:t>
             </w:r>
@@ -752,7 +758,7 @@
             <w:r>
               <w:rPr>
                 <w:rFonts w:ascii="宋体" w:hAnsi="宋体" w:eastAsia="宋体"/>
-                <w:sz w:val="19"/>
+                <w:sz w:val="21"/>
               </w:rPr>
               <w:t xml:space="preserve">2026-03-12</w:t>
             </w:r>
@@ -768,7 +774,7 @@
             <w:r>
               <w:rPr>
                 <w:rFonts w:ascii="宋体" w:hAnsi="宋体" w:eastAsia="宋体"/>
-                <w:sz w:val="19"/>
+                <w:sz w:val="21"/>
               </w:rPr>
               <w:t xml:space="preserve">项目组</w:t>
             </w:r>
@@ -784,7 +790,7 @@
             <w:r>
               <w:rPr>
                 <w:rFonts w:ascii="宋体" w:hAnsi="宋体" w:eastAsia="宋体"/>
-                <w:sz w:val="19"/>
+                <w:sz w:val="21"/>
               </w:rPr>
               <w:t xml:space="preserve">统一项目名称、技术基线和阶段交付内容</w:t>
             </w:r>
@@ -802,7 +808,7 @@
             <w:r>
               <w:rPr>
                 <w:rFonts w:ascii="宋体" w:hAnsi="宋体" w:eastAsia="宋体"/>
-                <w:sz w:val="19"/>
+                <w:sz w:val="21"/>
               </w:rPr>
               <w:t xml:space="preserve">V3.0</w:t>
             </w:r>
@@ -818,7 +824,7 @@
             <w:r>
               <w:rPr>
                 <w:rFonts w:ascii="宋体" w:hAnsi="宋体" w:eastAsia="宋体"/>
-                <w:sz w:val="19"/>
+                <w:sz w:val="21"/>
               </w:rPr>
               <w:t xml:space="preserve">2026-06-14</w:t>
             </w:r>
@@ -834,7 +840,7 @@
             <w:r>
               <w:rPr>
                 <w:rFonts w:ascii="宋体" w:hAnsi="宋体" w:eastAsia="宋体"/>
-                <w:sz w:val="19"/>
+                <w:sz w:val="21"/>
               </w:rPr>
               <w:t xml:space="preserve">项目组</w:t>
             </w:r>
@@ -850,7 +856,7 @@
             <w:r>
               <w:rPr>
                 <w:rFonts w:ascii="宋体" w:hAnsi="宋体" w:eastAsia="宋体"/>
-                <w:sz w:val="19"/>
+                <w:sz w:val="21"/>
               </w:rPr>
               <w:t xml:space="preserve">参考课程交付样例统一封面与归档格式，补充数据理解、技术难点、测试验收和 DOCX 交付信息</w:t>
             </w:r>
@@ -866,7 +872,7 @@
       </w:pPr>
       <w:r>
         <w:rPr>
-          <w:rFonts w:ascii="黑体" w:hAnsi="黑体" w:eastAsia="黑体"/>
+          <w:rFonts w:ascii="宋体" w:hAnsi="宋体" w:eastAsia="宋体"/>
         </w:rPr>
         <w:t xml:space="preserve">1. 项目技术目标</w:t>
       </w:r>
@@ -874,6 +880,8 @@
     <w:p>
       <w:pPr>
         <w:pStyle w:val="FirstParagraph"/>
+        <w:spacing w:line="276" w:lineRule="auto" w:after="0"/>
+        <w:ind w:firstLine="420"/>
       </w:pPr>
       <w:r>
         <w:rPr>
@@ -889,6 +897,8 @@
           <w:numId w:val="1001"/>
         </w:numPr>
         <w:pStyle w:val="Compact"/>
+        <w:spacing w:line="276" w:lineRule="auto" w:after="0"/>
+        <w:ind w:firstLine="420"/>
       </w:pPr>
       <w:r>
         <w:rPr>
@@ -928,6 +938,8 @@
           <w:numId w:val="1001"/>
         </w:numPr>
         <w:pStyle w:val="Compact"/>
+        <w:spacing w:line="276" w:lineRule="auto" w:after="0"/>
+        <w:ind w:firstLine="420"/>
       </w:pPr>
       <w:r>
         <w:rPr>
@@ -943,6 +955,8 @@
           <w:numId w:val="1001"/>
         </w:numPr>
         <w:pStyle w:val="Compact"/>
+        <w:spacing w:line="276" w:lineRule="auto" w:after="0"/>
+        <w:ind w:firstLine="420"/>
       </w:pPr>
       <w:r>
         <w:rPr>
@@ -954,6 +968,8 @@
     <w:p>
       <w:pPr>
         <w:pStyle w:val="FirstParagraph"/>
+        <w:spacing w:line="276" w:lineRule="auto" w:after="0"/>
+        <w:ind w:firstLine="420"/>
       </w:pPr>
       <w:r>
         <w:rPr>
@@ -969,6 +985,8 @@
           <w:numId w:val="1002"/>
         </w:numPr>
         <w:pStyle w:val="Compact"/>
+        <w:spacing w:line="276" w:lineRule="auto" w:after="0"/>
+        <w:ind w:firstLine="420"/>
       </w:pPr>
       <w:r>
         <w:rPr>
@@ -984,6 +1002,8 @@
           <w:numId w:val="1002"/>
         </w:numPr>
         <w:pStyle w:val="Compact"/>
+        <w:spacing w:line="276" w:lineRule="auto" w:after="0"/>
+        <w:ind w:firstLine="420"/>
       </w:pPr>
       <w:r>
         <w:rPr>
@@ -999,6 +1019,8 @@
           <w:numId w:val="1002"/>
         </w:numPr>
         <w:pStyle w:val="Compact"/>
+        <w:spacing w:line="276" w:lineRule="auto" w:after="0"/>
+        <w:ind w:firstLine="420"/>
       </w:pPr>
       <w:r>
         <w:rPr>
@@ -1014,6 +1036,8 @@
           <w:numId w:val="1002"/>
         </w:numPr>
         <w:pStyle w:val="Compact"/>
+        <w:spacing w:line="276" w:lineRule="auto" w:after="0"/>
+        <w:ind w:firstLine="420"/>
       </w:pPr>
       <w:r>
         <w:rPr>
@@ -1029,6 +1053,8 @@
           <w:numId w:val="1002"/>
         </w:numPr>
         <w:pStyle w:val="Compact"/>
+        <w:spacing w:line="276" w:lineRule="auto" w:after="0"/>
+        <w:ind w:firstLine="420"/>
       </w:pPr>
       <w:r>
         <w:rPr>
@@ -1045,7 +1071,7 @@
       </w:pPr>
       <w:r>
         <w:rPr>
-          <w:rFonts w:ascii="黑体" w:hAnsi="黑体" w:eastAsia="黑体"/>
+          <w:rFonts w:ascii="宋体" w:hAnsi="宋体" w:eastAsia="宋体"/>
         </w:rPr>
         <w:t xml:space="preserve">2. 候选技术方案调研</w:t>
       </w:r>
@@ -1057,7 +1083,7 @@
       </w:pPr>
       <w:r>
         <w:rPr>
-          <w:rFonts w:ascii="黑体" w:hAnsi="黑体" w:eastAsia="黑体"/>
+          <w:rFonts w:ascii="宋体" w:hAnsi="宋体" w:eastAsia="宋体"/>
         </w:rPr>
         <w:t xml:space="preserve">2.1 开发语言候选</w:t>
       </w:r>
@@ -1068,19 +1094,19 @@
         <w:tblW w:type="pct" w:w="0.0"/>
         <w:tblLook w:firstRow="1" w:lastRow="0" w:firstColumn="0" w:lastColumn="0" w:noHBand="0" w:noVBand="0" w:val="0020"/>
         <w:tblBorders>
-          <w:top w:val="single" w:sz="4" w:space="0" w:color="BFBFBF"/>
-          <w:left w:val="single" w:sz="4" w:space="0" w:color="BFBFBF"/>
-          <w:bottom w:val="single" w:sz="4" w:space="0" w:color="BFBFBF"/>
-          <w:right w:val="single" w:sz="4" w:space="0" w:color="BFBFBF"/>
-          <w:insideH w:val="single" w:sz="4" w:space="0" w:color="BFBFBF"/>
-          <w:insideV w:val="single" w:sz="4" w:space="0" w:color="BFBFBF"/>
+          <w:top w:val="single" w:sz="4" w:space="0" w:color="000000"/>
+          <w:left w:val="single" w:sz="4" w:space="0" w:color="000000"/>
+          <w:bottom w:val="single" w:sz="4" w:space="0" w:color="000000"/>
+          <w:right w:val="single" w:sz="4" w:space="0" w:color="000000"/>
+          <w:insideH w:val="single" w:sz="4" w:space="0" w:color="000000"/>
+          <w:insideV w:val="single" w:sz="4" w:space="0" w:color="000000"/>
         </w:tblBorders>
       </w:tblPr>
       <w:tblGrid/>
       <w:tr>
         <w:tc>
           <w:tcPr>
-            <w:shd w:fill="EAEAEA"/>
+            <w:shd w:fill="FFFFFF"/>
           </w:tcPr>
           <w:p>
             <w:pPr>
@@ -1091,7 +1117,8 @@
             <w:r>
               <w:rPr>
                 <w:rFonts w:ascii="宋体" w:hAnsi="宋体" w:eastAsia="宋体"/>
-                <w:sz w:val="19"/>
+                <w:b/>
+                <w:sz w:val="21"/>
               </w:rPr>
               <w:t xml:space="preserve">方案</w:t>
             </w:r>
@@ -1099,7 +1126,7 @@
         </w:tc>
         <w:tc>
           <w:tcPr>
-            <w:shd w:fill="EAEAEA"/>
+            <w:shd w:fill="FFFFFF"/>
           </w:tcPr>
           <w:p>
             <w:pPr>
@@ -1110,7 +1137,8 @@
             <w:r>
               <w:rPr>
                 <w:rFonts w:ascii="宋体" w:hAnsi="宋体" w:eastAsia="宋体"/>
-                <w:sz w:val="19"/>
+                <w:b/>
+                <w:sz w:val="21"/>
               </w:rPr>
               <w:t xml:space="preserve">优点</w:t>
             </w:r>
@@ -1118,7 +1146,7 @@
         </w:tc>
         <w:tc>
           <w:tcPr>
-            <w:shd w:fill="EAEAEA"/>
+            <w:shd w:fill="FFFFFF"/>
           </w:tcPr>
           <w:p>
             <w:pPr>
@@ -1129,7 +1157,8 @@
             <w:r>
               <w:rPr>
                 <w:rFonts w:ascii="宋体" w:hAnsi="宋体" w:eastAsia="宋体"/>
-                <w:sz w:val="19"/>
+                <w:b/>
+                <w:sz w:val="21"/>
               </w:rPr>
               <w:t xml:space="preserve">缺点</w:t>
             </w:r>
@@ -1137,7 +1166,7 @@
         </w:tc>
         <w:tc>
           <w:tcPr>
-            <w:shd w:fill="EAEAEA"/>
+            <w:shd w:fill="FFFFFF"/>
           </w:tcPr>
           <w:p>
             <w:pPr>
@@ -1148,7 +1177,8 @@
             <w:r>
               <w:rPr>
                 <w:rFonts w:ascii="宋体" w:hAnsi="宋体" w:eastAsia="宋体"/>
-                <w:sz w:val="19"/>
+                <w:b/>
+                <w:sz w:val="21"/>
               </w:rPr>
               <w:t xml:space="preserve">结论</w:t>
             </w:r>
@@ -1166,7 +1196,7 @@
             <w:r>
               <w:rPr>
                 <w:rFonts w:ascii="宋体" w:hAnsi="宋体" w:eastAsia="宋体"/>
-                <w:sz w:val="19"/>
+                <w:sz w:val="21"/>
               </w:rPr>
               <w:t xml:space="preserve">Python</w:t>
             </w:r>
@@ -1182,7 +1212,7 @@
             <w:r>
               <w:rPr>
                 <w:rFonts w:ascii="宋体" w:hAnsi="宋体" w:eastAsia="宋体"/>
-                <w:sz w:val="19"/>
+                <w:sz w:val="21"/>
               </w:rPr>
               <w:t xml:space="preserve">数据科学生态成熟，开发速度快，适合课程项目</w:t>
             </w:r>
@@ -1198,7 +1228,7 @@
             <w:r>
               <w:rPr>
                 <w:rFonts w:ascii="宋体" w:hAnsi="宋体" w:eastAsia="宋体"/>
-                <w:sz w:val="19"/>
+                <w:sz w:val="21"/>
               </w:rPr>
               <w:t xml:space="preserve">运行性能不如 C++</w:t>
             </w:r>
@@ -1214,7 +1244,7 @@
             <w:r>
               <w:rPr>
                 <w:rFonts w:ascii="宋体" w:hAnsi="宋体" w:eastAsia="宋体"/>
-                <w:sz w:val="19"/>
+                <w:sz w:val="21"/>
               </w:rPr>
               <w:t xml:space="preserve">采用</w:t>
             </w:r>
@@ -1232,7 +1262,7 @@
             <w:r>
               <w:rPr>
                 <w:rFonts w:ascii="宋体" w:hAnsi="宋体" w:eastAsia="宋体"/>
-                <w:sz w:val="19"/>
+                <w:sz w:val="21"/>
               </w:rPr>
               <w:t xml:space="preserve">Java</w:t>
             </w:r>
@@ -1248,7 +1278,7 @@
             <w:r>
               <w:rPr>
                 <w:rFonts w:ascii="宋体" w:hAnsi="宋体" w:eastAsia="宋体"/>
-                <w:sz w:val="19"/>
+                <w:sz w:val="21"/>
               </w:rPr>
               <w:t xml:space="preserve">工程结构清晰，适合后端系统</w:t>
             </w:r>
@@ -1264,7 +1294,7 @@
             <w:r>
               <w:rPr>
                 <w:rFonts w:ascii="宋体" w:hAnsi="宋体" w:eastAsia="宋体"/>
-                <w:sz w:val="19"/>
+                <w:sz w:val="21"/>
               </w:rPr>
               <w:t xml:space="preserve">科学计算生态不占优</w:t>
             </w:r>
@@ -1280,7 +1310,7 @@
             <w:r>
               <w:rPr>
                 <w:rFonts w:ascii="宋体" w:hAnsi="宋体" w:eastAsia="宋体"/>
-                <w:sz w:val="19"/>
+                <w:sz w:val="21"/>
               </w:rPr>
               <w:t xml:space="preserve">不采用</w:t>
             </w:r>
@@ -1298,7 +1328,7 @@
             <w:r>
               <w:rPr>
                 <w:rFonts w:ascii="宋体" w:hAnsi="宋体" w:eastAsia="宋体"/>
-                <w:sz w:val="19"/>
+                <w:sz w:val="21"/>
               </w:rPr>
               <w:t xml:space="preserve">MATLAB</w:t>
             </w:r>
@@ -1314,7 +1344,7 @@
             <w:r>
               <w:rPr>
                 <w:rFonts w:ascii="宋体" w:hAnsi="宋体" w:eastAsia="宋体"/>
-                <w:sz w:val="19"/>
+                <w:sz w:val="21"/>
               </w:rPr>
               <w:t xml:space="preserve">信号处理能力强</w:t>
             </w:r>
@@ -1330,7 +1360,7 @@
             <w:r>
               <w:rPr>
                 <w:rFonts w:ascii="宋体" w:hAnsi="宋体" w:eastAsia="宋体"/>
-                <w:sz w:val="19"/>
+                <w:sz w:val="21"/>
               </w:rPr>
               <w:t xml:space="preserve">商业授权限制，工程化和协作较弱</w:t>
             </w:r>
@@ -1346,7 +1376,7 @@
             <w:r>
               <w:rPr>
                 <w:rFonts w:ascii="宋体" w:hAnsi="宋体" w:eastAsia="宋体"/>
-                <w:sz w:val="19"/>
+                <w:sz w:val="21"/>
               </w:rPr>
               <w:t xml:space="preserve">不采用</w:t>
             </w:r>
@@ -1357,6 +1387,8 @@
     <w:p>
       <w:pPr>
         <w:pStyle w:val="BodyText"/>
+        <w:spacing w:line="276" w:lineRule="auto" w:after="0"/>
+        <w:ind w:firstLine="420"/>
       </w:pPr>
       <w:r>
         <w:rPr>
@@ -1373,7 +1405,7 @@
       </w:pPr>
       <w:r>
         <w:rPr>
-          <w:rFonts w:ascii="黑体" w:hAnsi="黑体" w:eastAsia="黑体"/>
+          <w:rFonts w:ascii="宋体" w:hAnsi="宋体" w:eastAsia="宋体"/>
         </w:rPr>
         <w:t xml:space="preserve">2.2 环境管理候选</w:t>
       </w:r>
@@ -1384,19 +1416,19 @@
         <w:tblW w:type="pct" w:w="0.0"/>
         <w:tblLook w:firstRow="1" w:lastRow="0" w:firstColumn="0" w:lastColumn="0" w:noHBand="0" w:noVBand="0" w:val="0020"/>
         <w:tblBorders>
-          <w:top w:val="single" w:sz="4" w:space="0" w:color="BFBFBF"/>
-          <w:left w:val="single" w:sz="4" w:space="0" w:color="BFBFBF"/>
-          <w:bottom w:val="single" w:sz="4" w:space="0" w:color="BFBFBF"/>
-          <w:right w:val="single" w:sz="4" w:space="0" w:color="BFBFBF"/>
-          <w:insideH w:val="single" w:sz="4" w:space="0" w:color="BFBFBF"/>
-          <w:insideV w:val="single" w:sz="4" w:space="0" w:color="BFBFBF"/>
+          <w:top w:val="single" w:sz="4" w:space="0" w:color="000000"/>
+          <w:left w:val="single" w:sz="4" w:space="0" w:color="000000"/>
+          <w:bottom w:val="single" w:sz="4" w:space="0" w:color="000000"/>
+          <w:right w:val="single" w:sz="4" w:space="0" w:color="000000"/>
+          <w:insideH w:val="single" w:sz="4" w:space="0" w:color="000000"/>
+          <w:insideV w:val="single" w:sz="4" w:space="0" w:color="000000"/>
         </w:tblBorders>
       </w:tblPr>
       <w:tblGrid/>
       <w:tr>
         <w:tc>
           <w:tcPr>
-            <w:shd w:fill="EAEAEA"/>
+            <w:shd w:fill="FFFFFF"/>
           </w:tcPr>
           <w:p>
             <w:pPr>
@@ -1407,7 +1439,8 @@
             <w:r>
               <w:rPr>
                 <w:rFonts w:ascii="宋体" w:hAnsi="宋体" w:eastAsia="宋体"/>
-                <w:sz w:val="19"/>
+                <w:b/>
+                <w:sz w:val="21"/>
               </w:rPr>
               <w:t xml:space="preserve">方案</w:t>
             </w:r>
@@ -1415,7 +1448,7 @@
         </w:tc>
         <w:tc>
           <w:tcPr>
-            <w:shd w:fill="EAEAEA"/>
+            <w:shd w:fill="FFFFFF"/>
           </w:tcPr>
           <w:p>
             <w:pPr>
@@ -1426,7 +1459,8 @@
             <w:r>
               <w:rPr>
                 <w:rFonts w:ascii="宋体" w:hAnsi="宋体" w:eastAsia="宋体"/>
-                <w:sz w:val="19"/>
+                <w:b/>
+                <w:sz w:val="21"/>
               </w:rPr>
               <w:t xml:space="preserve">优点</w:t>
             </w:r>
@@ -1434,7 +1468,7 @@
         </w:tc>
         <w:tc>
           <w:tcPr>
-            <w:shd w:fill="EAEAEA"/>
+            <w:shd w:fill="FFFFFF"/>
           </w:tcPr>
           <w:p>
             <w:pPr>
@@ -1445,7 +1479,8 @@
             <w:r>
               <w:rPr>
                 <w:rFonts w:ascii="宋体" w:hAnsi="宋体" w:eastAsia="宋体"/>
-                <w:sz w:val="19"/>
+                <w:b/>
+                <w:sz w:val="21"/>
               </w:rPr>
               <w:t xml:space="preserve">缺点</w:t>
             </w:r>
@@ -1453,7 +1488,7 @@
         </w:tc>
         <w:tc>
           <w:tcPr>
-            <w:shd w:fill="EAEAEA"/>
+            <w:shd w:fill="FFFFFF"/>
           </w:tcPr>
           <w:p>
             <w:pPr>
@@ -1464,7 +1499,8 @@
             <w:r>
               <w:rPr>
                 <w:rFonts w:ascii="宋体" w:hAnsi="宋体" w:eastAsia="宋体"/>
-                <w:sz w:val="19"/>
+                <w:b/>
+                <w:sz w:val="21"/>
               </w:rPr>
               <w:t xml:space="preserve">结论</w:t>
             </w:r>
@@ -1482,7 +1518,7 @@
             <w:r>
               <w:rPr>
                 <w:rFonts w:ascii="宋体" w:hAnsi="宋体" w:eastAsia="宋体"/>
-                <w:sz w:val="19"/>
+                <w:sz w:val="21"/>
               </w:rPr>
               <w:t xml:space="preserve">uv</w:t>
             </w:r>
@@ -1498,7 +1534,7 @@
             <w:r>
               <w:rPr>
                 <w:rFonts w:ascii="宋体" w:hAnsi="宋体" w:eastAsia="宋体"/>
-                <w:sz w:val="19"/>
+                <w:sz w:val="21"/>
               </w:rPr>
               <w:t xml:space="preserve">安装快、锁文件明确、统一管理虚拟环境和依赖</w:t>
             </w:r>
@@ -1514,7 +1550,7 @@
             <w:r>
               <w:rPr>
                 <w:rFonts w:ascii="宋体" w:hAnsi="宋体" w:eastAsia="宋体"/>
-                <w:sz w:val="19"/>
+                <w:sz w:val="21"/>
               </w:rPr>
               <w:t xml:space="preserve">团队需统一使用方式</w:t>
             </w:r>
@@ -1530,7 +1566,7 @@
             <w:r>
               <w:rPr>
                 <w:rFonts w:ascii="宋体" w:hAnsi="宋体" w:eastAsia="宋体"/>
-                <w:sz w:val="19"/>
+                <w:sz w:val="21"/>
               </w:rPr>
               <w:t xml:space="preserve">采用</w:t>
             </w:r>
@@ -1548,7 +1584,7 @@
             <w:r>
               <w:rPr>
                 <w:rFonts w:ascii="宋体" w:hAnsi="宋体" w:eastAsia="宋体"/>
-                <w:sz w:val="19"/>
+                <w:sz w:val="21"/>
               </w:rPr>
               <w:t xml:space="preserve">pip + venv</w:t>
             </w:r>
@@ -1564,7 +1600,7 @@
             <w:r>
               <w:rPr>
                 <w:rFonts w:ascii="宋体" w:hAnsi="宋体" w:eastAsia="宋体"/>
-                <w:sz w:val="19"/>
+                <w:sz w:val="21"/>
               </w:rPr>
               <w:t xml:space="preserve">通用性强</w:t>
             </w:r>
@@ -1580,7 +1616,7 @@
             <w:r>
               <w:rPr>
                 <w:rFonts w:ascii="宋体" w:hAnsi="宋体" w:eastAsia="宋体"/>
-                <w:sz w:val="19"/>
+                <w:sz w:val="21"/>
               </w:rPr>
               <w:t xml:space="preserve">依赖解析和锁定能力弱</w:t>
             </w:r>
@@ -1596,7 +1632,7 @@
             <w:r>
               <w:rPr>
                 <w:rFonts w:ascii="宋体" w:hAnsi="宋体" w:eastAsia="宋体"/>
-                <w:sz w:val="19"/>
+                <w:sz w:val="21"/>
               </w:rPr>
               <w:t xml:space="preserve">作为兼容方案</w:t>
             </w:r>
@@ -1614,7 +1650,7 @@
             <w:r>
               <w:rPr>
                 <w:rFonts w:ascii="宋体" w:hAnsi="宋体" w:eastAsia="宋体"/>
-                <w:sz w:val="19"/>
+                <w:sz w:val="21"/>
               </w:rPr>
               <w:t xml:space="preserve">conda</w:t>
             </w:r>
@@ -1630,7 +1666,7 @@
             <w:r>
               <w:rPr>
                 <w:rFonts w:ascii="宋体" w:hAnsi="宋体" w:eastAsia="宋体"/>
-                <w:sz w:val="19"/>
+                <w:sz w:val="21"/>
               </w:rPr>
               <w:t xml:space="preserve">包含较多科学计算包</w:t>
             </w:r>
@@ -1646,7 +1682,7 @@
             <w:r>
               <w:rPr>
                 <w:rFonts w:ascii="宋体" w:hAnsi="宋体" w:eastAsia="宋体"/>
-                <w:sz w:val="19"/>
+                <w:sz w:val="21"/>
               </w:rPr>
               <w:t xml:space="preserve">环境较重，不利于课程提交</w:t>
             </w:r>
@@ -1662,7 +1698,7 @@
             <w:r>
               <w:rPr>
                 <w:rFonts w:ascii="宋体" w:hAnsi="宋体" w:eastAsia="宋体"/>
-                <w:sz w:val="19"/>
+                <w:sz w:val="21"/>
               </w:rPr>
               <w:t xml:space="preserve">不采用</w:t>
             </w:r>
@@ -1673,6 +1709,8 @@
     <w:p>
       <w:pPr>
         <w:pStyle w:val="BodyText"/>
+        <w:spacing w:line="276" w:lineRule="auto" w:after="0"/>
+        <w:ind w:firstLine="420"/>
       </w:pPr>
       <w:r>
         <w:rPr>
@@ -1690,7 +1728,7 @@
       </w:pPr>
       <w:r>
         <w:rPr>
-          <w:rFonts w:ascii="黑体" w:hAnsi="黑体" w:eastAsia="黑体"/>
+          <w:rFonts w:ascii="宋体" w:hAnsi="宋体" w:eastAsia="宋体"/>
         </w:rPr>
         <w:t xml:space="preserve">3. Python 技术栈调研</w:t>
       </w:r>
@@ -1702,7 +1740,7 @@
       </w:pPr>
       <w:r>
         <w:rPr>
-          <w:rFonts w:ascii="黑体" w:hAnsi="黑体" w:eastAsia="黑体"/>
+          <w:rFonts w:ascii="宋体" w:hAnsi="宋体" w:eastAsia="宋体"/>
         </w:rPr>
         <w:t xml:space="preserve">3.1 数据处理类库</w:t>
       </w:r>
@@ -1713,19 +1751,19 @@
         <w:tblW w:type="pct" w:w="0.0"/>
         <w:tblLook w:firstRow="1" w:lastRow="0" w:firstColumn="0" w:lastColumn="0" w:noHBand="0" w:noVBand="0" w:val="0020"/>
         <w:tblBorders>
-          <w:top w:val="single" w:sz="4" w:space="0" w:color="BFBFBF"/>
-          <w:left w:val="single" w:sz="4" w:space="0" w:color="BFBFBF"/>
-          <w:bottom w:val="single" w:sz="4" w:space="0" w:color="BFBFBF"/>
-          <w:right w:val="single" w:sz="4" w:space="0" w:color="BFBFBF"/>
-          <w:insideH w:val="single" w:sz="4" w:space="0" w:color="BFBFBF"/>
-          <w:insideV w:val="single" w:sz="4" w:space="0" w:color="BFBFBF"/>
+          <w:top w:val="single" w:sz="4" w:space="0" w:color="000000"/>
+          <w:left w:val="single" w:sz="4" w:space="0" w:color="000000"/>
+          <w:bottom w:val="single" w:sz="4" w:space="0" w:color="000000"/>
+          <w:right w:val="single" w:sz="4" w:space="0" w:color="000000"/>
+          <w:insideH w:val="single" w:sz="4" w:space="0" w:color="000000"/>
+          <w:insideV w:val="single" w:sz="4" w:space="0" w:color="000000"/>
         </w:tblBorders>
       </w:tblPr>
       <w:tblGrid/>
       <w:tr>
         <w:tc>
           <w:tcPr>
-            <w:shd w:fill="EAEAEA"/>
+            <w:shd w:fill="FFFFFF"/>
           </w:tcPr>
           <w:p>
             <w:pPr>
@@ -1736,7 +1774,8 @@
             <w:r>
               <w:rPr>
                 <w:rFonts w:ascii="宋体" w:hAnsi="宋体" w:eastAsia="宋体"/>
-                <w:sz w:val="19"/>
+                <w:b/>
+                <w:sz w:val="21"/>
               </w:rPr>
               <w:t xml:space="preserve">库</w:t>
             </w:r>
@@ -1744,7 +1783,7 @@
         </w:tc>
         <w:tc>
           <w:tcPr>
-            <w:shd w:fill="EAEAEA"/>
+            <w:shd w:fill="FFFFFF"/>
           </w:tcPr>
           <w:p>
             <w:pPr>
@@ -1755,7 +1794,8 @@
             <w:r>
               <w:rPr>
                 <w:rFonts w:ascii="宋体" w:hAnsi="宋体" w:eastAsia="宋体"/>
-                <w:sz w:val="19"/>
+                <w:b/>
+                <w:sz w:val="21"/>
               </w:rPr>
               <w:t xml:space="preserve">适用场景</w:t>
             </w:r>
@@ -1763,7 +1803,7 @@
         </w:tc>
         <w:tc>
           <w:tcPr>
-            <w:shd w:fill="EAEAEA"/>
+            <w:shd w:fill="FFFFFF"/>
           </w:tcPr>
           <w:p>
             <w:pPr>
@@ -1774,7 +1814,8 @@
             <w:r>
               <w:rPr>
                 <w:rFonts w:ascii="宋体" w:hAnsi="宋体" w:eastAsia="宋体"/>
-                <w:sz w:val="19"/>
+                <w:b/>
+                <w:sz w:val="21"/>
               </w:rPr>
               <w:t xml:space="preserve">评估结果</w:t>
             </w:r>
@@ -1792,7 +1833,7 @@
             <w:r>
               <w:rPr>
                 <w:rFonts w:ascii="宋体" w:hAnsi="宋体" w:eastAsia="宋体"/>
-                <w:sz w:val="19"/>
+                <w:sz w:val="21"/>
               </w:rPr>
               <w:t xml:space="preserve">NumPy</w:t>
             </w:r>
@@ -1808,7 +1849,7 @@
             <w:r>
               <w:rPr>
                 <w:rFonts w:ascii="宋体" w:hAnsi="宋体" w:eastAsia="宋体"/>
-                <w:sz w:val="19"/>
+                <w:sz w:val="21"/>
               </w:rPr>
               <w:t xml:space="preserve">数值计算、数组运算、FFT</w:t>
             </w:r>
@@ -1824,7 +1865,7 @@
             <w:r>
               <w:rPr>
                 <w:rFonts w:ascii="宋体" w:hAnsi="宋体" w:eastAsia="宋体"/>
-                <w:sz w:val="19"/>
+                <w:sz w:val="21"/>
               </w:rPr>
               <w:t xml:space="preserve">必选，作为基础数值层</w:t>
             </w:r>
@@ -1842,7 +1883,7 @@
             <w:r>
               <w:rPr>
                 <w:rFonts w:ascii="宋体" w:hAnsi="宋体" w:eastAsia="宋体"/>
-                <w:sz w:val="19"/>
+                <w:sz w:val="21"/>
               </w:rPr>
               <w:t xml:space="preserve">Pandas</w:t>
             </w:r>
@@ -1858,7 +1899,7 @@
             <w:r>
               <w:rPr>
                 <w:rFonts w:ascii="宋体" w:hAnsi="宋体" w:eastAsia="宋体"/>
-                <w:sz w:val="19"/>
+                <w:sz w:val="21"/>
               </w:rPr>
               <w:t xml:space="preserve">表格数据组织、日志和结果导出</w:t>
             </w:r>
@@ -1874,7 +1915,7 @@
             <w:r>
               <w:rPr>
                 <w:rFonts w:ascii="宋体" w:hAnsi="宋体" w:eastAsia="宋体"/>
-                <w:sz w:val="19"/>
+                <w:sz w:val="21"/>
               </w:rPr>
               <w:t xml:space="preserve">必选，便于数据集抽象和结果分析</w:t>
             </w:r>
@@ -1892,7 +1933,7 @@
             <w:r>
               <w:rPr>
                 <w:rFonts w:ascii="宋体" w:hAnsi="宋体" w:eastAsia="宋体"/>
-                <w:sz w:val="19"/>
+                <w:sz w:val="21"/>
               </w:rPr>
               <w:t xml:space="preserve">SciPy</w:t>
             </w:r>
@@ -1908,7 +1949,7 @@
             <w:r>
               <w:rPr>
                 <w:rFonts w:ascii="宋体" w:hAnsi="宋体" w:eastAsia="宋体"/>
-                <w:sz w:val="19"/>
+                <w:sz w:val="21"/>
               </w:rPr>
               <w:t xml:space="preserve">频域分析和统计计算</w:t>
             </w:r>
@@ -1924,7 +1965,7 @@
             <w:r>
               <w:rPr>
                 <w:rFonts w:ascii="宋体" w:hAnsi="宋体" w:eastAsia="宋体"/>
-                <w:sz w:val="19"/>
+                <w:sz w:val="21"/>
               </w:rPr>
               <w:t xml:space="preserve">可选，当前基础实现可不强依赖</w:t>
             </w:r>
@@ -1940,7 +1981,7 @@
       </w:pPr>
       <w:r>
         <w:rPr>
-          <w:rFonts w:ascii="黑体" w:hAnsi="黑体" w:eastAsia="黑体"/>
+          <w:rFonts w:ascii="宋体" w:hAnsi="宋体" w:eastAsia="宋体"/>
         </w:rPr>
         <w:t xml:space="preserve">3.2 机器学习与深度学习类库</w:t>
       </w:r>
@@ -1951,19 +1992,19 @@
         <w:tblW w:type="pct" w:w="0.0"/>
         <w:tblLook w:firstRow="1" w:lastRow="0" w:firstColumn="0" w:lastColumn="0" w:noHBand="0" w:noVBand="0" w:val="0020"/>
         <w:tblBorders>
-          <w:top w:val="single" w:sz="4" w:space="0" w:color="BFBFBF"/>
-          <w:left w:val="single" w:sz="4" w:space="0" w:color="BFBFBF"/>
-          <w:bottom w:val="single" w:sz="4" w:space="0" w:color="BFBFBF"/>
-          <w:right w:val="single" w:sz="4" w:space="0" w:color="BFBFBF"/>
-          <w:insideH w:val="single" w:sz="4" w:space="0" w:color="BFBFBF"/>
-          <w:insideV w:val="single" w:sz="4" w:space="0" w:color="BFBFBF"/>
+          <w:top w:val="single" w:sz="4" w:space="0" w:color="000000"/>
+          <w:left w:val="single" w:sz="4" w:space="0" w:color="000000"/>
+          <w:bottom w:val="single" w:sz="4" w:space="0" w:color="000000"/>
+          <w:right w:val="single" w:sz="4" w:space="0" w:color="000000"/>
+          <w:insideH w:val="single" w:sz="4" w:space="0" w:color="000000"/>
+          <w:insideV w:val="single" w:sz="4" w:space="0" w:color="000000"/>
         </w:tblBorders>
       </w:tblPr>
       <w:tblGrid/>
       <w:tr>
         <w:tc>
           <w:tcPr>
-            <w:shd w:fill="EAEAEA"/>
+            <w:shd w:fill="FFFFFF"/>
           </w:tcPr>
           <w:p>
             <w:pPr>
@@ -1974,7 +2015,8 @@
             <w:r>
               <w:rPr>
                 <w:rFonts w:ascii="宋体" w:hAnsi="宋体" w:eastAsia="宋体"/>
-                <w:sz w:val="19"/>
+                <w:b/>
+                <w:sz w:val="21"/>
               </w:rPr>
               <w:t xml:space="preserve">库</w:t>
             </w:r>
@@ -1982,7 +2024,7 @@
         </w:tc>
         <w:tc>
           <w:tcPr>
-            <w:shd w:fill="EAEAEA"/>
+            <w:shd w:fill="FFFFFF"/>
           </w:tcPr>
           <w:p>
             <w:pPr>
@@ -1993,7 +2035,8 @@
             <w:r>
               <w:rPr>
                 <w:rFonts w:ascii="宋体" w:hAnsi="宋体" w:eastAsia="宋体"/>
-                <w:sz w:val="19"/>
+                <w:b/>
+                <w:sz w:val="21"/>
               </w:rPr>
               <w:t xml:space="preserve">适用场景</w:t>
             </w:r>
@@ -2001,7 +2044,7 @@
         </w:tc>
         <w:tc>
           <w:tcPr>
-            <w:shd w:fill="EAEAEA"/>
+            <w:shd w:fill="FFFFFF"/>
           </w:tcPr>
           <w:p>
             <w:pPr>
@@ -2012,7 +2055,8 @@
             <w:r>
               <w:rPr>
                 <w:rFonts w:ascii="宋体" w:hAnsi="宋体" w:eastAsia="宋体"/>
-                <w:sz w:val="19"/>
+                <w:b/>
+                <w:sz w:val="21"/>
               </w:rPr>
               <w:t xml:space="preserve">评估结果</w:t>
             </w:r>
@@ -2030,7 +2074,7 @@
             <w:r>
               <w:rPr>
                 <w:rFonts w:ascii="宋体" w:hAnsi="宋体" w:eastAsia="宋体"/>
-                <w:sz w:val="19"/>
+                <w:sz w:val="21"/>
               </w:rPr>
               <w:t xml:space="preserve">Scikit-learn</w:t>
             </w:r>
@@ -2046,7 +2090,7 @@
             <w:r>
               <w:rPr>
                 <w:rFonts w:ascii="宋体" w:hAnsi="宋体" w:eastAsia="宋体"/>
-                <w:sz w:val="19"/>
+                <w:sz w:val="21"/>
               </w:rPr>
               <w:t xml:space="preserve">传统模型、标准化、指标评估</w:t>
             </w:r>
@@ -2062,7 +2106,7 @@
             <w:r>
               <w:rPr>
                 <w:rFonts w:ascii="宋体" w:hAnsi="宋体" w:eastAsia="宋体"/>
-                <w:sz w:val="19"/>
+                <w:sz w:val="21"/>
               </w:rPr>
               <w:t xml:space="preserve">必选，指标和部分基线模型依赖</w:t>
             </w:r>
@@ -2080,7 +2124,7 @@
             <w:r>
               <w:rPr>
                 <w:rFonts w:ascii="宋体" w:hAnsi="宋体" w:eastAsia="宋体"/>
-                <w:sz w:val="19"/>
+                <w:sz w:val="21"/>
               </w:rPr>
               <w:t xml:space="preserve">PyTorch</w:t>
             </w:r>
@@ -2096,7 +2140,7 @@
             <w:r>
               <w:rPr>
                 <w:rFonts w:ascii="宋体" w:hAnsi="宋体" w:eastAsia="宋体"/>
-                <w:sz w:val="19"/>
+                <w:sz w:val="21"/>
               </w:rPr>
               <w:t xml:space="preserve">CNN、RNN、Transformer 训练</w:t>
             </w:r>
@@ -2112,7 +2156,7 @@
             <w:r>
               <w:rPr>
                 <w:rFonts w:ascii="宋体" w:hAnsi="宋体" w:eastAsia="宋体"/>
-                <w:sz w:val="19"/>
+                <w:sz w:val="21"/>
               </w:rPr>
               <w:t xml:space="preserve">必选，统一深度学习框架</w:t>
             </w:r>
@@ -2130,7 +2174,7 @@
             <w:r>
               <w:rPr>
                 <w:rFonts w:ascii="宋体" w:hAnsi="宋体" w:eastAsia="宋体"/>
-                <w:sz w:val="19"/>
+                <w:sz w:val="21"/>
               </w:rPr>
               <w:t xml:space="preserve">XGBoost</w:t>
             </w:r>
@@ -2146,7 +2190,7 @@
             <w:r>
               <w:rPr>
                 <w:rFonts w:ascii="宋体" w:hAnsi="宋体" w:eastAsia="宋体"/>
-                <w:sz w:val="19"/>
+                <w:sz w:val="21"/>
               </w:rPr>
               <w:t xml:space="preserve">树模型回归基线</w:t>
             </w:r>
@@ -2162,7 +2206,7 @@
             <w:r>
               <w:rPr>
                 <w:rFonts w:ascii="宋体" w:hAnsi="宋体" w:eastAsia="宋体"/>
-                <w:sz w:val="19"/>
+                <w:sz w:val="21"/>
               </w:rPr>
               <w:t xml:space="preserve">可选，作为高级依赖保留</w:t>
             </w:r>
@@ -2180,7 +2224,7 @@
             <w:r>
               <w:rPr>
                 <w:rFonts w:ascii="宋体" w:hAnsi="宋体" w:eastAsia="宋体"/>
-                <w:sz w:val="19"/>
+                <w:sz w:val="21"/>
               </w:rPr>
               <w:t xml:space="preserve">lifelines</w:t>
             </w:r>
@@ -2196,7 +2240,7 @@
             <w:r>
               <w:rPr>
                 <w:rFonts w:ascii="宋体" w:hAnsi="宋体" w:eastAsia="宋体"/>
-                <w:sz w:val="19"/>
+                <w:sz w:val="21"/>
               </w:rPr>
               <w:t xml:space="preserve">生存分析建模</w:t>
             </w:r>
@@ -2212,7 +2256,7 @@
             <w:r>
               <w:rPr>
                 <w:rFonts w:ascii="宋体" w:hAnsi="宋体" w:eastAsia="宋体"/>
-                <w:sz w:val="19"/>
+                <w:sz w:val="21"/>
               </w:rPr>
               <w:t xml:space="preserve">可选，作为生存分析增强方案保留</w:t>
             </w:r>
@@ -2228,7 +2272,7 @@
       </w:pPr>
       <w:r>
         <w:rPr>
-          <w:rFonts w:ascii="黑体" w:hAnsi="黑体" w:eastAsia="黑体"/>
+          <w:rFonts w:ascii="宋体" w:hAnsi="宋体" w:eastAsia="宋体"/>
         </w:rPr>
         <w:t xml:space="preserve">3.3 可视化与实验跟踪工具</w:t>
       </w:r>
@@ -2239,19 +2283,19 @@
         <w:tblW w:type="pct" w:w="0.0"/>
         <w:tblLook w:firstRow="1" w:lastRow="0" w:firstColumn="0" w:lastColumn="0" w:noHBand="0" w:noVBand="0" w:val="0020"/>
         <w:tblBorders>
-          <w:top w:val="single" w:sz="4" w:space="0" w:color="BFBFBF"/>
-          <w:left w:val="single" w:sz="4" w:space="0" w:color="BFBFBF"/>
-          <w:bottom w:val="single" w:sz="4" w:space="0" w:color="BFBFBF"/>
-          <w:right w:val="single" w:sz="4" w:space="0" w:color="BFBFBF"/>
-          <w:insideH w:val="single" w:sz="4" w:space="0" w:color="BFBFBF"/>
-          <w:insideV w:val="single" w:sz="4" w:space="0" w:color="BFBFBF"/>
+          <w:top w:val="single" w:sz="4" w:space="0" w:color="000000"/>
+          <w:left w:val="single" w:sz="4" w:space="0" w:color="000000"/>
+          <w:bottom w:val="single" w:sz="4" w:space="0" w:color="000000"/>
+          <w:right w:val="single" w:sz="4" w:space="0" w:color="000000"/>
+          <w:insideH w:val="single" w:sz="4" w:space="0" w:color="000000"/>
+          <w:insideV w:val="single" w:sz="4" w:space="0" w:color="000000"/>
         </w:tblBorders>
       </w:tblPr>
       <w:tblGrid/>
       <w:tr>
         <w:tc>
           <w:tcPr>
-            <w:shd w:fill="EAEAEA"/>
+            <w:shd w:fill="FFFFFF"/>
           </w:tcPr>
           <w:p>
             <w:pPr>
@@ -2262,7 +2306,8 @@
             <w:r>
               <w:rPr>
                 <w:rFonts w:ascii="宋体" w:hAnsi="宋体" w:eastAsia="宋体"/>
-                <w:sz w:val="19"/>
+                <w:b/>
+                <w:sz w:val="21"/>
               </w:rPr>
               <w:t xml:space="preserve">工具</w:t>
             </w:r>
@@ -2270,7 +2315,7 @@
         </w:tc>
         <w:tc>
           <w:tcPr>
-            <w:shd w:fill="EAEAEA"/>
+            <w:shd w:fill="FFFFFF"/>
           </w:tcPr>
           <w:p>
             <w:pPr>
@@ -2281,7 +2326,8 @@
             <w:r>
               <w:rPr>
                 <w:rFonts w:ascii="宋体" w:hAnsi="宋体" w:eastAsia="宋体"/>
-                <w:sz w:val="19"/>
+                <w:b/>
+                <w:sz w:val="21"/>
               </w:rPr>
               <w:t xml:space="preserve">用途</w:t>
             </w:r>
@@ -2289,7 +2335,7 @@
         </w:tc>
         <w:tc>
           <w:tcPr>
-            <w:shd w:fill="EAEAEA"/>
+            <w:shd w:fill="FFFFFF"/>
           </w:tcPr>
           <w:p>
             <w:pPr>
@@ -2300,7 +2346,8 @@
             <w:r>
               <w:rPr>
                 <w:rFonts w:ascii="宋体" w:hAnsi="宋体" w:eastAsia="宋体"/>
-                <w:sz w:val="19"/>
+                <w:b/>
+                <w:sz w:val="21"/>
               </w:rPr>
               <w:t xml:space="preserve">评估结果</w:t>
             </w:r>
@@ -2318,7 +2365,7 @@
             <w:r>
               <w:rPr>
                 <w:rFonts w:ascii="宋体" w:hAnsi="宋体" w:eastAsia="宋体"/>
-                <w:sz w:val="19"/>
+                <w:sz w:val="21"/>
               </w:rPr>
               <w:t xml:space="preserve">Matplotlib</w:t>
             </w:r>
@@ -2334,7 +2381,7 @@
             <w:r>
               <w:rPr>
                 <w:rFonts w:ascii="宋体" w:hAnsi="宋体" w:eastAsia="宋体"/>
-                <w:sz w:val="19"/>
+                <w:sz w:val="21"/>
               </w:rPr>
               <w:t xml:space="preserve">基础图表输出</w:t>
             </w:r>
@@ -2350,7 +2397,7 @@
             <w:r>
               <w:rPr>
                 <w:rFonts w:ascii="宋体" w:hAnsi="宋体" w:eastAsia="宋体"/>
-                <w:sz w:val="19"/>
+                <w:sz w:val="21"/>
               </w:rPr>
               <w:t xml:space="preserve">必选</w:t>
             </w:r>
@@ -2368,7 +2415,7 @@
             <w:r>
               <w:rPr>
                 <w:rFonts w:ascii="宋体" w:hAnsi="宋体" w:eastAsia="宋体"/>
-                <w:sz w:val="19"/>
+                <w:sz w:val="21"/>
               </w:rPr>
               <w:t xml:space="preserve">Seaborn</w:t>
             </w:r>
@@ -2384,7 +2431,7 @@
             <w:r>
               <w:rPr>
                 <w:rFonts w:ascii="宋体" w:hAnsi="宋体" w:eastAsia="宋体"/>
-                <w:sz w:val="19"/>
+                <w:sz w:val="21"/>
               </w:rPr>
               <w:t xml:space="preserve">统计图美化</w:t>
             </w:r>
@@ -2400,7 +2447,7 @@
             <w:r>
               <w:rPr>
                 <w:rFonts w:ascii="宋体" w:hAnsi="宋体" w:eastAsia="宋体"/>
-                <w:sz w:val="19"/>
+                <w:sz w:val="21"/>
               </w:rPr>
               <w:t xml:space="preserve">必选</w:t>
             </w:r>
@@ -2418,7 +2465,7 @@
             <w:r>
               <w:rPr>
                 <w:rFonts w:ascii="宋体" w:hAnsi="宋体" w:eastAsia="宋体"/>
-                <w:sz w:val="19"/>
+                <w:sz w:val="21"/>
               </w:rPr>
               <w:t xml:space="preserve">TensorBoard</w:t>
             </w:r>
@@ -2434,7 +2481,7 @@
             <w:r>
               <w:rPr>
                 <w:rFonts w:ascii="宋体" w:hAnsi="宋体" w:eastAsia="宋体"/>
-                <w:sz w:val="19"/>
+                <w:sz w:val="21"/>
               </w:rPr>
               <w:t xml:space="preserve">训练曲线、梯度和参数可视化</w:t>
             </w:r>
@@ -2450,7 +2497,7 @@
             <w:r>
               <w:rPr>
                 <w:rFonts w:ascii="宋体" w:hAnsi="宋体" w:eastAsia="宋体"/>
-                <w:sz w:val="19"/>
+                <w:sz w:val="21"/>
               </w:rPr>
               <w:t xml:space="preserve">回调接口必选，事件日志依赖本地可选依赖</w:t>
             </w:r>
@@ -2467,7 +2514,7 @@
       </w:pPr>
       <w:r>
         <w:rPr>
-          <w:rFonts w:ascii="黑体" w:hAnsi="黑体" w:eastAsia="黑体"/>
+          <w:rFonts w:ascii="宋体" w:hAnsi="宋体" w:eastAsia="宋体"/>
         </w:rPr>
         <w:t xml:space="preserve">4. uv 环境管理方案说明</w:t>
       </w:r>
@@ -2475,6 +2522,8 @@
     <w:p>
       <w:pPr>
         <w:pStyle w:val="FirstParagraph"/>
+        <w:spacing w:line="276" w:lineRule="auto" w:after="0"/>
+        <w:ind w:firstLine="420"/>
       </w:pPr>
       <w:r>
         <w:rPr>
@@ -2490,6 +2539,8 @@
           <w:numId w:val="1003"/>
         </w:numPr>
         <w:pStyle w:val="Compact"/>
+        <w:spacing w:line="276" w:lineRule="auto" w:after="0"/>
+        <w:ind w:firstLine="420"/>
       </w:pPr>
       <w:r>
         <w:rPr>
@@ -2505,6 +2556,8 @@
           <w:numId w:val="1003"/>
         </w:numPr>
         <w:pStyle w:val="Compact"/>
+        <w:spacing w:line="276" w:lineRule="auto" w:after="0"/>
+        <w:ind w:firstLine="420"/>
       </w:pPr>
       <w:r>
         <w:rPr>
@@ -2594,6 +2647,8 @@
           <w:numId w:val="1003"/>
         </w:numPr>
         <w:pStyle w:val="Compact"/>
+        <w:spacing w:line="276" w:lineRule="auto" w:after="0"/>
+        <w:ind w:firstLine="420"/>
       </w:pPr>
       <w:r>
         <w:rPr>
@@ -2605,6 +2660,8 @@
     <w:p>
       <w:pPr>
         <w:pStyle w:val="FirstParagraph"/>
+        <w:spacing w:line="276" w:lineRule="auto" w:after="0"/>
+        <w:ind w:firstLine="420"/>
       </w:pPr>
       <w:r>
         <w:rPr>
@@ -2620,6 +2677,8 @@
           <w:numId w:val="1004"/>
         </w:numPr>
         <w:pStyle w:val="Compact"/>
+        <w:spacing w:line="276" w:lineRule="auto" w:after="0"/>
+        <w:ind w:firstLine="420"/>
       </w:pPr>
       <w:r>
         <w:rPr>
@@ -2635,6 +2694,8 @@
           <w:numId w:val="1004"/>
         </w:numPr>
         <w:pStyle w:val="Compact"/>
+        <w:spacing w:line="276" w:lineRule="auto" w:after="0"/>
+        <w:ind w:firstLine="420"/>
       </w:pPr>
       <w:r>
         <w:rPr>
@@ -2650,6 +2711,8 @@
           <w:numId w:val="1004"/>
         </w:numPr>
         <w:pStyle w:val="Compact"/>
+        <w:spacing w:line="276" w:lineRule="auto" w:after="0"/>
+        <w:ind w:firstLine="420"/>
       </w:pPr>
       <w:r>
         <w:rPr>
@@ -2716,6 +2779,8 @@
           <w:numId w:val="1004"/>
         </w:numPr>
         <w:pStyle w:val="Compact"/>
+        <w:spacing w:line="276" w:lineRule="auto" w:after="0"/>
+        <w:ind w:firstLine="420"/>
       </w:pPr>
       <w:r>
         <w:rPr>
@@ -2770,7 +2835,7 @@
       </w:pPr>
       <w:r>
         <w:rPr>
-          <w:rFonts w:ascii="黑体" w:hAnsi="黑体" w:eastAsia="黑体"/>
+          <w:rFonts w:ascii="宋体" w:hAnsi="宋体" w:eastAsia="宋体"/>
         </w:rPr>
         <w:t xml:space="preserve">5. 数据处理与特征工程技术选型</w:t>
       </w:r>
@@ -2782,7 +2847,7 @@
       </w:pPr>
       <w:r>
         <w:rPr>
-          <w:rFonts w:ascii="黑体" w:hAnsi="黑体" w:eastAsia="黑体"/>
+          <w:rFonts w:ascii="宋体" w:hAnsi="宋体" w:eastAsia="宋体"/>
         </w:rPr>
         <w:t xml:space="preserve">5.1 预处理候选方案</w:t>
       </w:r>
@@ -2790,6 +2855,8 @@
     <w:p>
       <w:pPr>
         <w:pStyle w:val="FirstParagraph"/>
+        <w:spacing w:line="276" w:lineRule="auto" w:after="0"/>
+        <w:ind w:firstLine="420"/>
       </w:pPr>
       <w:r>
         <w:rPr>
@@ -2805,6 +2872,8 @@
           <w:numId w:val="1005"/>
         </w:numPr>
         <w:pStyle w:val="Compact"/>
+        <w:spacing w:line="276" w:lineRule="auto" w:after="0"/>
+        <w:ind w:firstLine="420"/>
       </w:pPr>
       <w:r>
         <w:rPr>
@@ -2820,6 +2889,8 @@
           <w:numId w:val="1005"/>
         </w:numPr>
         <w:pStyle w:val="Compact"/>
+        <w:spacing w:line="276" w:lineRule="auto" w:after="0"/>
+        <w:ind w:firstLine="420"/>
       </w:pPr>
       <w:r>
         <w:rPr>
@@ -2835,6 +2906,8 @@
           <w:numId w:val="1005"/>
         </w:numPr>
         <w:pStyle w:val="Compact"/>
+        <w:spacing w:line="276" w:lineRule="auto" w:after="0"/>
+        <w:ind w:firstLine="420"/>
       </w:pPr>
       <w:r>
         <w:rPr>
@@ -2850,6 +2923,8 @@
           <w:numId w:val="1005"/>
         </w:numPr>
         <w:pStyle w:val="Compact"/>
+        <w:spacing w:line="276" w:lineRule="auto" w:after="0"/>
+        <w:ind w:firstLine="420"/>
       </w:pPr>
       <w:r>
         <w:rPr>
@@ -2861,6 +2936,8 @@
     <w:p>
       <w:pPr>
         <w:pStyle w:val="FirstParagraph"/>
+        <w:spacing w:line="276" w:lineRule="auto" w:after="0"/>
+        <w:ind w:firstLine="420"/>
       </w:pPr>
       <w:r>
         <w:rPr>
@@ -2901,7 +2978,7 @@
       </w:pPr>
       <w:r>
         <w:rPr>
-          <w:rFonts w:ascii="黑体" w:hAnsi="黑体" w:eastAsia="黑体"/>
+          <w:rFonts w:ascii="宋体" w:hAnsi="宋体" w:eastAsia="宋体"/>
         </w:rPr>
         <w:t xml:space="preserve">5.2 特征工程候选方案</w:t>
       </w:r>
@@ -2912,19 +2989,19 @@
         <w:tblW w:type="pct" w:w="0.0"/>
         <w:tblLook w:firstRow="1" w:lastRow="0" w:firstColumn="0" w:lastColumn="0" w:noHBand="0" w:noVBand="0" w:val="0020"/>
         <w:tblBorders>
-          <w:top w:val="single" w:sz="4" w:space="0" w:color="BFBFBF"/>
-          <w:left w:val="single" w:sz="4" w:space="0" w:color="BFBFBF"/>
-          <w:bottom w:val="single" w:sz="4" w:space="0" w:color="BFBFBF"/>
-          <w:right w:val="single" w:sz="4" w:space="0" w:color="BFBFBF"/>
-          <w:insideH w:val="single" w:sz="4" w:space="0" w:color="BFBFBF"/>
-          <w:insideV w:val="single" w:sz="4" w:space="0" w:color="BFBFBF"/>
+          <w:top w:val="single" w:sz="4" w:space="0" w:color="000000"/>
+          <w:left w:val="single" w:sz="4" w:space="0" w:color="000000"/>
+          <w:bottom w:val="single" w:sz="4" w:space="0" w:color="000000"/>
+          <w:right w:val="single" w:sz="4" w:space="0" w:color="000000"/>
+          <w:insideH w:val="single" w:sz="4" w:space="0" w:color="000000"/>
+          <w:insideV w:val="single" w:sz="4" w:space="0" w:color="000000"/>
         </w:tblBorders>
       </w:tblPr>
       <w:tblGrid/>
       <w:tr>
         <w:tc>
           <w:tcPr>
-            <w:shd w:fill="EAEAEA"/>
+            <w:shd w:fill="FFFFFF"/>
           </w:tcPr>
           <w:p>
             <w:pPr>
@@ -2935,7 +3012,8 @@
             <w:r>
               <w:rPr>
                 <w:rFonts w:ascii="宋体" w:hAnsi="宋体" w:eastAsia="宋体"/>
-                <w:sz w:val="19"/>
+                <w:b/>
+                <w:sz w:val="21"/>
               </w:rPr>
               <w:t xml:space="preserve">方案</w:t>
             </w:r>
@@ -2943,7 +3021,7 @@
         </w:tc>
         <w:tc>
           <w:tcPr>
-            <w:shd w:fill="EAEAEA"/>
+            <w:shd w:fill="FFFFFF"/>
           </w:tcPr>
           <w:p>
             <w:pPr>
@@ -2954,7 +3032,8 @@
             <w:r>
               <w:rPr>
                 <w:rFonts w:ascii="宋体" w:hAnsi="宋体" w:eastAsia="宋体"/>
-                <w:sz w:val="19"/>
+                <w:b/>
+                <w:sz w:val="21"/>
               </w:rPr>
               <w:t xml:space="preserve">内容</w:t>
             </w:r>
@@ -2962,7 +3041,7 @@
         </w:tc>
         <w:tc>
           <w:tcPr>
-            <w:shd w:fill="EAEAEA"/>
+            <w:shd w:fill="FFFFFF"/>
           </w:tcPr>
           <w:p>
             <w:pPr>
@@ -2973,7 +3052,8 @@
             <w:r>
               <w:rPr>
                 <w:rFonts w:ascii="宋体" w:hAnsi="宋体" w:eastAsia="宋体"/>
-                <w:sz w:val="19"/>
+                <w:b/>
+                <w:sz w:val="21"/>
               </w:rPr>
               <w:t xml:space="preserve">优点</w:t>
             </w:r>
@@ -2981,7 +3061,7 @@
         </w:tc>
         <w:tc>
           <w:tcPr>
-            <w:shd w:fill="EAEAEA"/>
+            <w:shd w:fill="FFFFFF"/>
           </w:tcPr>
           <w:p>
             <w:pPr>
@@ -2992,7 +3072,8 @@
             <w:r>
               <w:rPr>
                 <w:rFonts w:ascii="宋体" w:hAnsi="宋体" w:eastAsia="宋体"/>
-                <w:sz w:val="19"/>
+                <w:b/>
+                <w:sz w:val="21"/>
               </w:rPr>
               <w:t xml:space="preserve">缺点</w:t>
             </w:r>
@@ -3000,7 +3081,7 @@
         </w:tc>
         <w:tc>
           <w:tcPr>
-            <w:shd w:fill="EAEAEA"/>
+            <w:shd w:fill="FFFFFF"/>
           </w:tcPr>
           <w:p>
             <w:pPr>
@@ -3011,7 +3092,8 @@
             <w:r>
               <w:rPr>
                 <w:rFonts w:ascii="宋体" w:hAnsi="宋体" w:eastAsia="宋体"/>
-                <w:sz w:val="19"/>
+                <w:b/>
+                <w:sz w:val="21"/>
               </w:rPr>
               <w:t xml:space="preserve">结论</w:t>
             </w:r>
@@ -3029,7 +3111,7 @@
             <w:r>
               <w:rPr>
                 <w:rFonts w:ascii="宋体" w:hAnsi="宋体" w:eastAsia="宋体"/>
-                <w:sz w:val="19"/>
+                <w:sz w:val="21"/>
               </w:rPr>
               <w:t xml:space="preserve">手工统计特征</w:t>
             </w:r>
@@ -3045,7 +3127,7 @@
             <w:r>
               <w:rPr>
                 <w:rFonts w:ascii="宋体" w:hAnsi="宋体" w:eastAsia="宋体"/>
-                <w:sz w:val="19"/>
+                <w:sz w:val="21"/>
               </w:rPr>
               <w:t xml:space="preserve">均值、标准差、RMS、峰值、峭度等</w:t>
             </w:r>
@@ -3061,7 +3143,7 @@
             <w:r>
               <w:rPr>
                 <w:rFonts w:ascii="宋体" w:hAnsi="宋体" w:eastAsia="宋体"/>
-                <w:sz w:val="19"/>
+                <w:sz w:val="21"/>
               </w:rPr>
               <w:t xml:space="preserve">可解释性强、实现简单</w:t>
             </w:r>
@@ -3077,7 +3159,7 @@
             <w:r>
               <w:rPr>
                 <w:rFonts w:ascii="宋体" w:hAnsi="宋体" w:eastAsia="宋体"/>
-                <w:sz w:val="19"/>
+                <w:sz w:val="21"/>
               </w:rPr>
               <w:t xml:space="preserve">依赖人工经验</w:t>
             </w:r>
@@ -3093,7 +3175,7 @@
             <w:r>
               <w:rPr>
                 <w:rFonts w:ascii="宋体" w:hAnsi="宋体" w:eastAsia="宋体"/>
-                <w:sz w:val="19"/>
+                <w:sz w:val="21"/>
               </w:rPr>
               <w:t xml:space="preserve">采用</w:t>
             </w:r>
@@ -3111,7 +3193,7 @@
             <w:r>
               <w:rPr>
                 <w:rFonts w:ascii="宋体" w:hAnsi="宋体" w:eastAsia="宋体"/>
-                <w:sz w:val="19"/>
+                <w:sz w:val="21"/>
               </w:rPr>
               <w:t xml:space="preserve">FFT 频域特征</w:t>
             </w:r>
@@ -3127,7 +3209,7 @@
             <w:r>
               <w:rPr>
                 <w:rFonts w:ascii="宋体" w:hAnsi="宋体" w:eastAsia="宋体"/>
-                <w:sz w:val="19"/>
+                <w:sz w:val="21"/>
               </w:rPr>
               <w:t xml:space="preserve">主频、频域能量、谱质心等</w:t>
             </w:r>
@@ -3143,7 +3225,7 @@
             <w:r>
               <w:rPr>
                 <w:rFonts w:ascii="宋体" w:hAnsi="宋体" w:eastAsia="宋体"/>
-                <w:sz w:val="19"/>
+                <w:sz w:val="21"/>
               </w:rPr>
               <w:t xml:space="preserve">适合振动场景</w:t>
             </w:r>
@@ -3159,7 +3241,7 @@
             <w:r>
               <w:rPr>
                 <w:rFonts w:ascii="宋体" w:hAnsi="宋体" w:eastAsia="宋体"/>
-                <w:sz w:val="19"/>
+                <w:sz w:val="21"/>
               </w:rPr>
               <w:t xml:space="preserve">频率分辨率依赖窗口设置</w:t>
             </w:r>
@@ -3175,7 +3257,7 @@
             <w:r>
               <w:rPr>
                 <w:rFonts w:ascii="宋体" w:hAnsi="宋体" w:eastAsia="宋体"/>
-                <w:sz w:val="19"/>
+                <w:sz w:val="21"/>
               </w:rPr>
               <w:t xml:space="preserve">采用</w:t>
             </w:r>
@@ -3193,7 +3275,7 @@
             <w:r>
               <w:rPr>
                 <w:rFonts w:ascii="宋体" w:hAnsi="宋体" w:eastAsia="宋体"/>
-                <w:sz w:val="19"/>
+                <w:sz w:val="21"/>
               </w:rPr>
               <w:t xml:space="preserve">tsfresh 自动特征</w:t>
             </w:r>
@@ -3209,7 +3291,7 @@
             <w:r>
               <w:rPr>
                 <w:rFonts w:ascii="宋体" w:hAnsi="宋体" w:eastAsia="宋体"/>
-                <w:sz w:val="19"/>
+                <w:sz w:val="21"/>
               </w:rPr>
               <w:t xml:space="preserve">大量自动化统计特征</w:t>
             </w:r>
@@ -3225,7 +3307,7 @@
             <w:r>
               <w:rPr>
                 <w:rFonts w:ascii="宋体" w:hAnsi="宋体" w:eastAsia="宋体"/>
-                <w:sz w:val="19"/>
+                <w:sz w:val="21"/>
               </w:rPr>
               <w:t xml:space="preserve">覆盖广</w:t>
             </w:r>
@@ -3241,7 +3323,7 @@
             <w:r>
               <w:rPr>
                 <w:rFonts w:ascii="宋体" w:hAnsi="宋体" w:eastAsia="宋体"/>
-                <w:sz w:val="19"/>
+                <w:sz w:val="21"/>
               </w:rPr>
               <w:t xml:space="preserve">依赖较重、特征筛选复杂</w:t>
             </w:r>
@@ -3257,7 +3339,7 @@
             <w:r>
               <w:rPr>
                 <w:rFonts w:ascii="宋体" w:hAnsi="宋体" w:eastAsia="宋体"/>
-                <w:sz w:val="19"/>
+                <w:sz w:val="21"/>
               </w:rPr>
               <w:t xml:space="preserve">作为高级可选方案</w:t>
             </w:r>
@@ -3268,6 +3350,8 @@
     <w:p>
       <w:pPr>
         <w:pStyle w:val="BodyText"/>
+        <w:spacing w:line="276" w:lineRule="auto" w:after="0"/>
+        <w:ind w:firstLine="420"/>
       </w:pPr>
       <w:r>
         <w:rPr>
@@ -3309,7 +3393,7 @@
       </w:pPr>
       <w:r>
         <w:rPr>
-          <w:rFonts w:ascii="黑体" w:hAnsi="黑体" w:eastAsia="黑体"/>
+          <w:rFonts w:ascii="宋体" w:hAnsi="宋体" w:eastAsia="宋体"/>
         </w:rPr>
         <w:t xml:space="preserve">6. 剩余寿命预测模型调研</w:t>
       </w:r>
@@ -3321,7 +3405,7 @@
       </w:pPr>
       <w:r>
         <w:rPr>
-          <w:rFonts w:ascii="黑体" w:hAnsi="黑体" w:eastAsia="黑体"/>
+          <w:rFonts w:ascii="宋体" w:hAnsi="宋体" w:eastAsia="宋体"/>
         </w:rPr>
         <w:t xml:space="preserve">6.1 传统模型</w:t>
       </w:r>
@@ -3329,6 +3413,8 @@
     <w:p>
       <w:pPr>
         <w:pStyle w:val="FirstParagraph"/>
+        <w:spacing w:line="276" w:lineRule="auto" w:after="0"/>
+        <w:ind w:firstLine="420"/>
       </w:pPr>
       <w:r>
         <w:rPr>
@@ -3345,7 +3431,7 @@
       </w:pPr>
       <w:r>
         <w:rPr>
-          <w:rFonts w:ascii="黑体" w:hAnsi="黑体" w:eastAsia="黑体"/>
+          <w:rFonts w:ascii="宋体" w:hAnsi="宋体" w:eastAsia="宋体"/>
         </w:rPr>
         <w:t xml:space="preserve">6.2 序列深度学习模型</w:t>
       </w:r>
@@ -3357,6 +3443,8 @@
           <w:numId w:val="1006"/>
         </w:numPr>
         <w:pStyle w:val="Compact"/>
+        <w:spacing w:line="276" w:lineRule="auto" w:after="0"/>
+        <w:ind w:firstLine="420"/>
       </w:pPr>
       <w:r>
         <w:rPr>
@@ -3372,6 +3460,8 @@
           <w:numId w:val="1006"/>
         </w:numPr>
         <w:pStyle w:val="Compact"/>
+        <w:spacing w:line="276" w:lineRule="auto" w:after="0"/>
+        <w:ind w:firstLine="420"/>
       </w:pPr>
       <w:r>
         <w:rPr>
@@ -3387,6 +3477,8 @@
           <w:numId w:val="1006"/>
         </w:numPr>
         <w:pStyle w:val="Compact"/>
+        <w:spacing w:line="276" w:lineRule="auto" w:after="0"/>
+        <w:ind w:firstLine="420"/>
       </w:pPr>
       <w:r>
         <w:rPr>
@@ -3398,6 +3490,8 @@
     <w:p>
       <w:pPr>
         <w:pStyle w:val="FirstParagraph"/>
+        <w:spacing w:line="276" w:lineRule="auto" w:after="0"/>
+        <w:ind w:firstLine="420"/>
       </w:pPr>
       <w:r>
         <w:rPr>
@@ -3414,7 +3508,7 @@
       </w:pPr>
       <w:r>
         <w:rPr>
-          <w:rFonts w:ascii="黑体" w:hAnsi="黑体" w:eastAsia="黑体"/>
+          <w:rFonts w:ascii="宋体" w:hAnsi="宋体" w:eastAsia="宋体"/>
         </w:rPr>
         <w:t xml:space="preserve">6.3 退化分析与不确定性建模</w:t>
       </w:r>
@@ -3422,6 +3516,8 @@
     <w:p>
       <w:pPr>
         <w:pStyle w:val="FirstParagraph"/>
+        <w:spacing w:line="276" w:lineRule="auto" w:after="0"/>
+        <w:ind w:firstLine="420"/>
       </w:pPr>
       <w:r>
         <w:rPr>
@@ -3437,6 +3533,8 @@
           <w:numId w:val="1007"/>
         </w:numPr>
         <w:pStyle w:val="Compact"/>
+        <w:spacing w:line="276" w:lineRule="auto" w:after="0"/>
+        <w:ind w:firstLine="420"/>
       </w:pPr>
       <w:r>
         <w:rPr>
@@ -3452,6 +3550,8 @@
           <w:numId w:val="1007"/>
         </w:numPr>
         <w:pStyle w:val="Compact"/>
+        <w:spacing w:line="276" w:lineRule="auto" w:after="0"/>
+        <w:ind w:firstLine="420"/>
       </w:pPr>
       <w:r>
         <w:rPr>
@@ -3467,6 +3567,8 @@
           <w:numId w:val="1007"/>
         </w:numPr>
         <w:pStyle w:val="Compact"/>
+        <w:spacing w:line="276" w:lineRule="auto" w:after="0"/>
+        <w:ind w:firstLine="420"/>
       </w:pPr>
       <w:r>
         <w:rPr>
@@ -3478,6 +3580,8 @@
     <w:p>
       <w:pPr>
         <w:pStyle w:val="FirstParagraph"/>
+        <w:spacing w:line="276" w:lineRule="auto" w:after="0"/>
+        <w:ind w:firstLine="420"/>
       </w:pPr>
       <w:r>
         <w:rPr>
@@ -3495,7 +3599,7 @@
       </w:pPr>
       <w:r>
         <w:rPr>
-          <w:rFonts w:ascii="黑体" w:hAnsi="黑体" w:eastAsia="黑体"/>
+          <w:rFonts w:ascii="宋体" w:hAnsi="宋体" w:eastAsia="宋体"/>
         </w:rPr>
         <w:t xml:space="preserve">7. 数据集来源与可用性分析</w:t>
       </w:r>
@@ -3507,7 +3611,7 @@
       </w:pPr>
       <w:r>
         <w:rPr>
-          <w:rFonts w:ascii="黑体" w:hAnsi="黑体" w:eastAsia="黑体"/>
+          <w:rFonts w:ascii="宋体" w:hAnsi="宋体" w:eastAsia="宋体"/>
         </w:rPr>
         <w:t xml:space="preserve">7.1 XJTU-SY</w:t>
       </w:r>
@@ -3515,6 +3619,8 @@
     <w:p>
       <w:pPr>
         <w:pStyle w:val="FirstParagraph"/>
+        <w:spacing w:line="276" w:lineRule="auto" w:after="0"/>
+        <w:ind w:firstLine="420"/>
       </w:pPr>
       <w:r>
         <w:rPr>
@@ -3531,7 +3637,7 @@
       </w:pPr>
       <w:r>
         <w:rPr>
-          <w:rFonts w:ascii="黑体" w:hAnsi="黑体" w:eastAsia="黑体"/>
+          <w:rFonts w:ascii="宋体" w:hAnsi="宋体" w:eastAsia="宋体"/>
         </w:rPr>
         <w:t xml:space="preserve">7.2 PHM2012 / FEMTO</w:t>
       </w:r>
@@ -3539,6 +3645,8 @@
     <w:p>
       <w:pPr>
         <w:pStyle w:val="FirstParagraph"/>
+        <w:spacing w:line="276" w:lineRule="auto" w:after="0"/>
+        <w:ind w:firstLine="420"/>
       </w:pPr>
       <w:r>
         <w:rPr>
@@ -3555,7 +3663,7 @@
       </w:pPr>
       <w:r>
         <w:rPr>
-          <w:rFonts w:ascii="黑体" w:hAnsi="黑体" w:eastAsia="黑体"/>
+          <w:rFonts w:ascii="宋体" w:hAnsi="宋体" w:eastAsia="宋体"/>
         </w:rPr>
         <w:t xml:space="preserve">7.3 数据集选型结论</w:t>
       </w:r>
@@ -3563,6 +3671,8 @@
     <w:p>
       <w:pPr>
         <w:pStyle w:val="FirstParagraph"/>
+        <w:spacing w:line="276" w:lineRule="auto" w:after="0"/>
+        <w:ind w:firstLine="420"/>
       </w:pPr>
       <w:r>
         <w:rPr>
@@ -3578,6 +3688,8 @@
           <w:numId w:val="1008"/>
         </w:numPr>
         <w:pStyle w:val="Compact"/>
+        <w:spacing w:line="276" w:lineRule="auto" w:after="0"/>
+        <w:ind w:firstLine="420"/>
       </w:pPr>
       <w:r>
         <w:rPr>
@@ -3593,6 +3705,8 @@
           <w:numId w:val="1008"/>
         </w:numPr>
         <w:pStyle w:val="Compact"/>
+        <w:spacing w:line="276" w:lineRule="auto" w:after="0"/>
+        <w:ind w:firstLine="420"/>
       </w:pPr>
       <w:r>
         <w:rPr>
@@ -3608,6 +3722,8 @@
           <w:numId w:val="1008"/>
         </w:numPr>
         <w:pStyle w:val="Compact"/>
+        <w:spacing w:line="276" w:lineRule="auto" w:after="0"/>
+        <w:ind w:firstLine="420"/>
       </w:pPr>
       <w:r>
         <w:rPr>
@@ -3624,7 +3740,7 @@
       </w:pPr>
       <w:r>
         <w:rPr>
-          <w:rFonts w:ascii="黑体" w:hAnsi="黑体" w:eastAsia="黑体"/>
+          <w:rFonts w:ascii="宋体" w:hAnsi="宋体" w:eastAsia="宋体"/>
         </w:rPr>
         <w:t xml:space="preserve">7.4 数据特征与处理策略细化</w:t>
       </w:r>
@@ -3632,6 +3748,8 @@
     <w:p>
       <w:pPr>
         <w:pStyle w:val="FirstParagraph"/>
+        <w:spacing w:line="276" w:lineRule="auto" w:after="0"/>
+        <w:ind w:firstLine="420"/>
       </w:pPr>
       <w:r>
         <w:rPr>
@@ -3646,12 +3764,12 @@
         <w:tblW w:type="pct" w:w="5000.0"/>
         <w:tblLook w:firstRow="1" w:lastRow="0" w:firstColumn="0" w:lastColumn="0" w:noHBand="0" w:noVBand="0" w:val="0020"/>
         <w:tblBorders>
-          <w:top w:val="single" w:sz="4" w:space="0" w:color="BFBFBF"/>
-          <w:left w:val="single" w:sz="4" w:space="0" w:color="BFBFBF"/>
-          <w:bottom w:val="single" w:sz="4" w:space="0" w:color="BFBFBF"/>
-          <w:right w:val="single" w:sz="4" w:space="0" w:color="BFBFBF"/>
-          <w:insideH w:val="single" w:sz="4" w:space="0" w:color="BFBFBF"/>
-          <w:insideV w:val="single" w:sz="4" w:space="0" w:color="BFBFBF"/>
+          <w:top w:val="single" w:sz="4" w:space="0" w:color="000000"/>
+          <w:left w:val="single" w:sz="4" w:space="0" w:color="000000"/>
+          <w:bottom w:val="single" w:sz="4" w:space="0" w:color="000000"/>
+          <w:right w:val="single" w:sz="4" w:space="0" w:color="000000"/>
+          <w:insideH w:val="single" w:sz="4" w:space="0" w:color="000000"/>
+          <w:insideV w:val="single" w:sz="4" w:space="0" w:color="000000"/>
         </w:tblBorders>
       </w:tblPr>
       <w:tblGrid>
@@ -3663,7 +3781,7 @@
       <w:tr>
         <w:tc>
           <w:tcPr>
-            <w:shd w:fill="EAEAEA"/>
+            <w:shd w:fill="FFFFFF"/>
           </w:tcPr>
           <w:p>
             <w:pPr>
@@ -3674,7 +3792,8 @@
             <w:r>
               <w:rPr>
                 <w:rFonts w:ascii="宋体" w:hAnsi="宋体" w:eastAsia="宋体"/>
-                <w:sz w:val="19"/>
+                <w:b/>
+                <w:sz w:val="21"/>
               </w:rPr>
               <w:t xml:space="preserve">维度</w:t>
             </w:r>
@@ -3682,7 +3801,7 @@
         </w:tc>
         <w:tc>
           <w:tcPr>
-            <w:shd w:fill="EAEAEA"/>
+            <w:shd w:fill="FFFFFF"/>
           </w:tcPr>
           <w:p>
             <w:pPr>
@@ -3693,7 +3812,8 @@
             <w:r>
               <w:rPr>
                 <w:rFonts w:ascii="宋体" w:hAnsi="宋体" w:eastAsia="宋体"/>
-                <w:sz w:val="19"/>
+                <w:b/>
+                <w:sz w:val="21"/>
               </w:rPr>
               <w:t xml:space="preserve">XJTU-SY</w:t>
             </w:r>
@@ -3701,7 +3821,7 @@
         </w:tc>
         <w:tc>
           <w:tcPr>
-            <w:shd w:fill="EAEAEA"/>
+            <w:shd w:fill="FFFFFF"/>
           </w:tcPr>
           <w:p>
             <w:pPr>
@@ -3712,7 +3832,8 @@
             <w:r>
               <w:rPr>
                 <w:rFonts w:ascii="宋体" w:hAnsi="宋体" w:eastAsia="宋体"/>
-                <w:sz w:val="19"/>
+                <w:b/>
+                <w:sz w:val="21"/>
               </w:rPr>
               <w:t xml:space="preserve">PHM2012/FEMTO</w:t>
             </w:r>
@@ -3720,7 +3841,7 @@
         </w:tc>
         <w:tc>
           <w:tcPr>
-            <w:shd w:fill="EAEAEA"/>
+            <w:shd w:fill="FFFFFF"/>
           </w:tcPr>
           <w:p>
             <w:pPr>
@@ -3731,7 +3852,8 @@
             <w:r>
               <w:rPr>
                 <w:rFonts w:ascii="宋体" w:hAnsi="宋体" w:eastAsia="宋体"/>
-                <w:sz w:val="19"/>
+                <w:b/>
+                <w:sz w:val="21"/>
               </w:rPr>
               <w:t xml:space="preserve">处理策略</w:t>
             </w:r>
@@ -3749,7 +3871,7 @@
             <w:r>
               <w:rPr>
                 <w:rFonts w:ascii="宋体" w:hAnsi="宋体" w:eastAsia="宋体"/>
-                <w:sz w:val="19"/>
+                <w:sz w:val="21"/>
               </w:rPr>
               <w:t xml:space="preserve">时间粒度</w:t>
             </w:r>
@@ -3765,7 +3887,7 @@
             <w:r>
               <w:rPr>
                 <w:rFonts w:ascii="宋体" w:hAnsi="宋体" w:eastAsia="宋体"/>
-                <w:sz w:val="19"/>
+                <w:sz w:val="21"/>
               </w:rPr>
               <w:t xml:space="preserve">快照间隔约 1 分钟，单个快照较长</w:t>
             </w:r>
@@ -3781,7 +3903,7 @@
             <w:r>
               <w:rPr>
                 <w:rFonts w:ascii="宋体" w:hAnsi="宋体" w:eastAsia="宋体"/>
-                <w:sz w:val="19"/>
+                <w:sz w:val="21"/>
               </w:rPr>
               <w:t xml:space="preserve">快照间隔约 10 秒，单个加速度快照较短</w:t>
             </w:r>
@@ -3797,7 +3919,7 @@
             <w:r>
               <w:rPr>
                 <w:rFonts w:ascii="宋体" w:hAnsi="宋体" w:eastAsia="宋体"/>
-                <w:sz w:val="19"/>
+                <w:sz w:val="21"/>
               </w:rPr>
               <w:t xml:space="preserve">在实体层记录采样率、快照索引和时间单位，避免把文件序号误认为统一物理时间</w:t>
             </w:r>
@@ -3815,7 +3937,7 @@
             <w:r>
               <w:rPr>
                 <w:rFonts w:ascii="宋体" w:hAnsi="宋体" w:eastAsia="宋体"/>
-                <w:sz w:val="19"/>
+                <w:sz w:val="21"/>
               </w:rPr>
               <w:t xml:space="preserve">通道</w:t>
             </w:r>
@@ -3831,7 +3953,7 @@
             <w:r>
               <w:rPr>
                 <w:rFonts w:ascii="宋体" w:hAnsi="宋体" w:eastAsia="宋体"/>
-                <w:sz w:val="19"/>
+                <w:sz w:val="21"/>
               </w:rPr>
               <w:t xml:space="preserve">水平、垂直振动</w:t>
             </w:r>
@@ -3847,7 +3969,7 @@
             <w:r>
               <w:rPr>
                 <w:rFonts w:ascii="宋体" w:hAnsi="宋体" w:eastAsia="宋体"/>
-                <w:sz w:val="19"/>
+                <w:sz w:val="21"/>
               </w:rPr>
               <w:t xml:space="preserve">水平、垂直振动，并存在温度文件</w:t>
             </w:r>
@@ -3863,7 +3985,7 @@
             <w:r>
               <w:rPr>
                 <w:rFonts w:ascii="宋体" w:hAnsi="宋体" w:eastAsia="宋体"/>
-                <w:sz w:val="19"/>
+                <w:sz w:val="21"/>
               </w:rPr>
               <w:t xml:space="preserve">当前 RUL 主线以振动为主，温度作为可扩展字段保留</w:t>
             </w:r>
@@ -3881,7 +4003,7 @@
             <w:r>
               <w:rPr>
                 <w:rFonts w:ascii="宋体" w:hAnsi="宋体" w:eastAsia="宋体"/>
-                <w:sz w:val="19"/>
+                <w:sz w:val="21"/>
               </w:rPr>
               <w:t xml:space="preserve">退化表现</w:t>
             </w:r>
@@ -3897,7 +4019,7 @@
             <w:r>
               <w:rPr>
                 <w:rFonts w:ascii="宋体" w:hAnsi="宋体" w:eastAsia="宋体"/>
-                <w:sz w:val="19"/>
+                <w:sz w:val="21"/>
               </w:rPr>
               <w:t xml:space="preserve">后期振动能量和冲击特征明显增强</w:t>
             </w:r>
@@ -3913,7 +4035,7 @@
             <w:r>
               <w:rPr>
                 <w:rFonts w:ascii="宋体" w:hAnsi="宋体" w:eastAsia="宋体"/>
-                <w:sz w:val="19"/>
+                <w:sz w:val="21"/>
               </w:rPr>
               <w:t xml:space="preserve">后期振动增强更密集，部分序列存在突变阶段</w:t>
             </w:r>
@@ -3929,7 +4051,7 @@
             <w:r>
               <w:rPr>
                 <w:rFonts w:ascii="宋体" w:hAnsi="宋体" w:eastAsia="宋体"/>
-                <w:sz w:val="19"/>
+                <w:sz w:val="21"/>
               </w:rPr>
               <w:t xml:space="preserve">使用 RMS、峰值、峭度、谱能量、谱熵等特征同时刻画强度与冲击</w:t>
             </w:r>
@@ -3947,7 +4069,7 @@
             <w:r>
               <w:rPr>
                 <w:rFonts w:ascii="宋体" w:hAnsi="宋体" w:eastAsia="宋体"/>
-                <w:sz w:val="19"/>
+                <w:sz w:val="21"/>
               </w:rPr>
               <w:t xml:space="preserve">划分方式</w:t>
             </w:r>
@@ -3963,7 +4085,7 @@
             <w:r>
               <w:rPr>
                 <w:rFonts w:ascii="宋体" w:hAnsi="宋体" w:eastAsia="宋体"/>
-                <w:sz w:val="19"/>
+                <w:sz w:val="21"/>
               </w:rPr>
               <w:t xml:space="preserve">可按轴承编号和工况划分</w:t>
             </w:r>
@@ -3979,7 +4101,7 @@
             <w:r>
               <w:rPr>
                 <w:rFonts w:ascii="宋体" w:hAnsi="宋体" w:eastAsia="宋体"/>
-                <w:sz w:val="19"/>
+                <w:sz w:val="21"/>
               </w:rPr>
               <w:t xml:space="preserve">Learning/Test/Full_Test 语义更接近竞赛设置</w:t>
             </w:r>
@@ -3995,7 +4117,7 @@
             <w:r>
               <w:rPr>
                 <w:rFonts w:ascii="宋体" w:hAnsi="宋体" w:eastAsia="宋体"/>
-                <w:sz w:val="19"/>
+                <w:sz w:val="21"/>
               </w:rPr>
               <w:t xml:space="preserve">训练 workflow 明确记录划分规则，防止数据泄漏</w:t>
             </w:r>
@@ -4006,6 +4128,8 @@
     <w:p>
       <w:pPr>
         <w:pStyle w:val="BodyText"/>
+        <w:spacing w:line="276" w:lineRule="auto" w:after="0"/>
+        <w:ind w:firstLine="420"/>
       </w:pPr>
       <w:r>
         <w:rPr>
@@ -4023,7 +4147,7 @@
       </w:pPr>
       <w:r>
         <w:rPr>
-          <w:rFonts w:ascii="黑体" w:hAnsi="黑体" w:eastAsia="黑体"/>
+          <w:rFonts w:ascii="宋体" w:hAnsi="宋体" w:eastAsia="宋体"/>
         </w:rPr>
         <w:t xml:space="preserve">8. 技术方案对比与最终选型</w:t>
       </w:r>
@@ -4035,7 +4159,7 @@
       </w:pPr>
       <w:r>
         <w:rPr>
-          <w:rFonts w:ascii="黑体" w:hAnsi="黑体" w:eastAsia="黑体"/>
+          <w:rFonts w:ascii="宋体" w:hAnsi="宋体" w:eastAsia="宋体"/>
         </w:rPr>
         <w:t xml:space="preserve">8.1 总体方案对比</w:t>
       </w:r>
@@ -4046,19 +4170,19 @@
         <w:tblW w:type="pct" w:w="0.0"/>
         <w:tblLook w:firstRow="1" w:lastRow="0" w:firstColumn="0" w:lastColumn="0" w:noHBand="0" w:noVBand="0" w:val="0020"/>
         <w:tblBorders>
-          <w:top w:val="single" w:sz="4" w:space="0" w:color="BFBFBF"/>
-          <w:left w:val="single" w:sz="4" w:space="0" w:color="BFBFBF"/>
-          <w:bottom w:val="single" w:sz="4" w:space="0" w:color="BFBFBF"/>
-          <w:right w:val="single" w:sz="4" w:space="0" w:color="BFBFBF"/>
-          <w:insideH w:val="single" w:sz="4" w:space="0" w:color="BFBFBF"/>
-          <w:insideV w:val="single" w:sz="4" w:space="0" w:color="BFBFBF"/>
+          <w:top w:val="single" w:sz="4" w:space="0" w:color="000000"/>
+          <w:left w:val="single" w:sz="4" w:space="0" w:color="000000"/>
+          <w:bottom w:val="single" w:sz="4" w:space="0" w:color="000000"/>
+          <w:right w:val="single" w:sz="4" w:space="0" w:color="000000"/>
+          <w:insideH w:val="single" w:sz="4" w:space="0" w:color="000000"/>
+          <w:insideV w:val="single" w:sz="4" w:space="0" w:color="000000"/>
         </w:tblBorders>
       </w:tblPr>
       <w:tblGrid/>
       <w:tr>
         <w:tc>
           <w:tcPr>
-            <w:shd w:fill="EAEAEA"/>
+            <w:shd w:fill="FFFFFF"/>
           </w:tcPr>
           <w:p>
             <w:pPr>
@@ -4069,7 +4193,8 @@
             <w:r>
               <w:rPr>
                 <w:rFonts w:ascii="宋体" w:hAnsi="宋体" w:eastAsia="宋体"/>
-                <w:sz w:val="19"/>
+                <w:b/>
+                <w:sz w:val="21"/>
               </w:rPr>
               <w:t xml:space="preserve">维度</w:t>
             </w:r>
@@ -4077,7 +4202,7 @@
         </w:tc>
         <w:tc>
           <w:tcPr>
-            <w:shd w:fill="EAEAEA"/>
+            <w:shd w:fill="FFFFFF"/>
           </w:tcPr>
           <w:p>
             <w:pPr>
@@ -4088,7 +4213,8 @@
             <w:r>
               <w:rPr>
                 <w:rFonts w:ascii="宋体" w:hAnsi="宋体" w:eastAsia="宋体"/>
-                <w:sz w:val="19"/>
+                <w:b/>
+                <w:sz w:val="21"/>
               </w:rPr>
               <w:t xml:space="preserve">轻量脚本方案</w:t>
             </w:r>
@@ -4096,7 +4222,7 @@
         </w:tc>
         <w:tc>
           <w:tcPr>
-            <w:shd w:fill="EAEAEA"/>
+            <w:shd w:fill="FFFFFF"/>
           </w:tcPr>
           <w:p>
             <w:pPr>
@@ -4107,7 +4233,8 @@
             <w:r>
               <w:rPr>
                 <w:rFonts w:ascii="宋体" w:hAnsi="宋体" w:eastAsia="宋体"/>
-                <w:sz w:val="19"/>
+                <w:b/>
+                <w:sz w:val="21"/>
               </w:rPr>
               <w:t xml:space="preserve">单模型研究方案</w:t>
             </w:r>
@@ -4115,7 +4242,7 @@
         </w:tc>
         <w:tc>
           <w:tcPr>
-            <w:shd w:fill="EAEAEA"/>
+            <w:shd w:fill="FFFFFF"/>
           </w:tcPr>
           <w:p>
             <w:pPr>
@@ -4126,7 +4253,8 @@
             <w:r>
               <w:rPr>
                 <w:rFonts w:ascii="宋体" w:hAnsi="宋体" w:eastAsia="宋体"/>
-                <w:sz w:val="19"/>
+                <w:b/>
+                <w:sz w:val="21"/>
               </w:rPr>
               <w:t xml:space="preserve">本项目采用方案</w:t>
             </w:r>
@@ -4144,7 +4272,7 @@
             <w:r>
               <w:rPr>
                 <w:rFonts w:ascii="宋体" w:hAnsi="宋体" w:eastAsia="宋体"/>
-                <w:sz w:val="19"/>
+                <w:sz w:val="21"/>
               </w:rPr>
               <w:t xml:space="preserve">数据集支持</w:t>
             </w:r>
@@ -4160,7 +4288,7 @@
             <w:r>
               <w:rPr>
                 <w:rFonts w:ascii="宋体" w:hAnsi="宋体" w:eastAsia="宋体"/>
-                <w:sz w:val="19"/>
+                <w:sz w:val="21"/>
               </w:rPr>
               <w:t xml:space="preserve">单数据集</w:t>
             </w:r>
@@ -4176,7 +4304,7 @@
             <w:r>
               <w:rPr>
                 <w:rFonts w:ascii="宋体" w:hAnsi="宋体" w:eastAsia="宋体"/>
-                <w:sz w:val="19"/>
+                <w:sz w:val="21"/>
               </w:rPr>
               <w:t xml:space="preserve">单或双数据集</w:t>
             </w:r>
@@ -4192,7 +4320,7 @@
             <w:r>
               <w:rPr>
                 <w:rFonts w:ascii="宋体" w:hAnsi="宋体" w:eastAsia="宋体"/>
-                <w:sz w:val="19"/>
+                <w:sz w:val="21"/>
               </w:rPr>
               <w:t xml:space="preserve">多数据集统一抽象</w:t>
             </w:r>
@@ -4210,7 +4338,7 @@
             <w:r>
               <w:rPr>
                 <w:rFonts w:ascii="宋体" w:hAnsi="宋体" w:eastAsia="宋体"/>
-                <w:sz w:val="19"/>
+                <w:sz w:val="21"/>
               </w:rPr>
               <w:t xml:space="preserve">预处理</w:t>
             </w:r>
@@ -4226,7 +4354,7 @@
             <w:r>
               <w:rPr>
                 <w:rFonts w:ascii="宋体" w:hAnsi="宋体" w:eastAsia="宋体"/>
-                <w:sz w:val="19"/>
+                <w:sz w:val="21"/>
               </w:rPr>
               <w:t xml:space="preserve">固定脚本</w:t>
             </w:r>
@@ -4242,7 +4370,7 @@
             <w:r>
               <w:rPr>
                 <w:rFonts w:ascii="宋体" w:hAnsi="宋体" w:eastAsia="宋体"/>
-                <w:sz w:val="19"/>
+                <w:sz w:val="21"/>
               </w:rPr>
               <w:t xml:space="preserve">固定流程</w:t>
             </w:r>
@@ -4258,7 +4386,7 @@
             <w:r>
               <w:rPr>
                 <w:rFonts w:ascii="宋体" w:hAnsi="宋体" w:eastAsia="宋体"/>
-                <w:sz w:val="19"/>
+                <w:sz w:val="21"/>
               </w:rPr>
               <w:t xml:space="preserve">组件化管道</w:t>
             </w:r>
@@ -4276,7 +4404,7 @@
             <w:r>
               <w:rPr>
                 <w:rFonts w:ascii="宋体" w:hAnsi="宋体" w:eastAsia="宋体"/>
-                <w:sz w:val="19"/>
+                <w:sz w:val="21"/>
               </w:rPr>
               <w:t xml:space="preserve">模型</w:t>
             </w:r>
@@ -4292,7 +4420,7 @@
             <w:r>
               <w:rPr>
                 <w:rFonts w:ascii="宋体" w:hAnsi="宋体" w:eastAsia="宋体"/>
-                <w:sz w:val="19"/>
+                <w:sz w:val="21"/>
               </w:rPr>
               <w:t xml:space="preserve">单模型</w:t>
             </w:r>
@@ -4308,7 +4436,7 @@
             <w:r>
               <w:rPr>
                 <w:rFonts w:ascii="宋体" w:hAnsi="宋体" w:eastAsia="宋体"/>
-                <w:sz w:val="19"/>
+                <w:sz w:val="21"/>
               </w:rPr>
               <w:t xml:space="preserve">少量模型</w:t>
             </w:r>
@@ -4324,7 +4452,7 @@
             <w:r>
               <w:rPr>
                 <w:rFonts w:ascii="宋体" w:hAnsi="宋体" w:eastAsia="宋体"/>
-                <w:sz w:val="19"/>
+                <w:sz w:val="21"/>
               </w:rPr>
               <w:t xml:space="preserve">多模型可切换</w:t>
             </w:r>
@@ -4342,7 +4470,7 @@
             <w:r>
               <w:rPr>
                 <w:rFonts w:ascii="宋体" w:hAnsi="宋体" w:eastAsia="宋体"/>
-                <w:sz w:val="19"/>
+                <w:sz w:val="21"/>
               </w:rPr>
               <w:t xml:space="preserve">训练过程监控</w:t>
             </w:r>
@@ -4358,7 +4486,7 @@
             <w:r>
               <w:rPr>
                 <w:rFonts w:ascii="宋体" w:hAnsi="宋体" w:eastAsia="宋体"/>
-                <w:sz w:val="19"/>
+                <w:sz w:val="21"/>
               </w:rPr>
               <w:t xml:space="preserve">基本无</w:t>
             </w:r>
@@ -4374,7 +4502,7 @@
             <w:r>
               <w:rPr>
                 <w:rFonts w:ascii="宋体" w:hAnsi="宋体" w:eastAsia="宋体"/>
-                <w:sz w:val="19"/>
+                <w:sz w:val="21"/>
               </w:rPr>
               <w:t xml:space="preserve">简单日志</w:t>
             </w:r>
@@ -4390,7 +4518,7 @@
             <w:r>
               <w:rPr>
                 <w:rFonts w:ascii="宋体" w:hAnsi="宋体" w:eastAsia="宋体"/>
-                <w:sz w:val="19"/>
+                <w:sz w:val="21"/>
               </w:rPr>
               <w:t xml:space="preserve">TensorBoard + 回调</w:t>
             </w:r>
@@ -4408,7 +4536,7 @@
             <w:r>
               <w:rPr>
                 <w:rFonts w:ascii="宋体" w:hAnsi="宋体" w:eastAsia="宋体"/>
-                <w:sz w:val="19"/>
+                <w:sz w:val="21"/>
               </w:rPr>
               <w:t xml:space="preserve">实验复现</w:t>
             </w:r>
@@ -4424,7 +4552,7 @@
             <w:r>
               <w:rPr>
                 <w:rFonts w:ascii="宋体" w:hAnsi="宋体" w:eastAsia="宋体"/>
-                <w:sz w:val="19"/>
+                <w:sz w:val="21"/>
               </w:rPr>
               <w:t xml:space="preserve">较弱</w:t>
             </w:r>
@@ -4440,7 +4568,7 @@
             <w:r>
               <w:rPr>
                 <w:rFonts w:ascii="宋体" w:hAnsi="宋体" w:eastAsia="宋体"/>
-                <w:sz w:val="19"/>
+                <w:sz w:val="21"/>
               </w:rPr>
               <w:t xml:space="preserve">中等</w:t>
             </w:r>
@@ -4456,7 +4584,7 @@
             <w:r>
               <w:rPr>
                 <w:rFonts w:ascii="宋体" w:hAnsi="宋体" w:eastAsia="宋体"/>
-                <w:sz w:val="19"/>
+                <w:sz w:val="21"/>
               </w:rPr>
               <w:t xml:space="preserve">配置、历史、结果统一记录</w:t>
             </w:r>
@@ -4474,7 +4602,7 @@
             <w:r>
               <w:rPr>
                 <w:rFonts w:ascii="宋体" w:hAnsi="宋体" w:eastAsia="宋体"/>
-                <w:sz w:val="19"/>
+                <w:sz w:val="21"/>
               </w:rPr>
               <w:t xml:space="preserve">软件工程文档</w:t>
             </w:r>
@@ -4490,7 +4618,7 @@
             <w:r>
               <w:rPr>
                 <w:rFonts w:ascii="宋体" w:hAnsi="宋体" w:eastAsia="宋体"/>
-                <w:sz w:val="19"/>
+                <w:sz w:val="21"/>
               </w:rPr>
               <w:t xml:space="preserve">薄弱</w:t>
             </w:r>
@@ -4506,7 +4634,7 @@
             <w:r>
               <w:rPr>
                 <w:rFonts w:ascii="宋体" w:hAnsi="宋体" w:eastAsia="宋体"/>
-                <w:sz w:val="19"/>
+                <w:sz w:val="21"/>
               </w:rPr>
               <w:t xml:space="preserve">一般</w:t>
             </w:r>
@@ -4522,7 +4650,7 @@
             <w:r>
               <w:rPr>
                 <w:rFonts w:ascii="宋体" w:hAnsi="宋体" w:eastAsia="宋体"/>
-                <w:sz w:val="19"/>
+                <w:sz w:val="21"/>
               </w:rPr>
               <w:t xml:space="preserve">完整课程文档体系</w:t>
             </w:r>
@@ -4538,7 +4666,7 @@
       </w:pPr>
       <w:r>
         <w:rPr>
-          <w:rFonts w:ascii="黑体" w:hAnsi="黑体" w:eastAsia="黑体"/>
+          <w:rFonts w:ascii="宋体" w:hAnsi="宋体" w:eastAsia="宋体"/>
         </w:rPr>
         <w:t xml:space="preserve">8.2 最终选型结论</w:t>
       </w:r>
@@ -4546,6 +4674,8 @@
     <w:p>
       <w:pPr>
         <w:pStyle w:val="FirstParagraph"/>
+        <w:spacing w:line="276" w:lineRule="auto" w:after="0"/>
+        <w:ind w:firstLine="420"/>
       </w:pPr>
       <w:r>
         <w:rPr>
@@ -4561,6 +4691,8 @@
           <w:numId w:val="1009"/>
         </w:numPr>
         <w:pStyle w:val="Compact"/>
+        <w:spacing w:line="276" w:lineRule="auto" w:after="0"/>
+        <w:ind w:firstLine="420"/>
       </w:pPr>
       <w:r>
         <w:rPr>
@@ -4576,6 +4708,8 @@
           <w:numId w:val="1009"/>
         </w:numPr>
         <w:pStyle w:val="Compact"/>
+        <w:spacing w:line="276" w:lineRule="auto" w:after="0"/>
+        <w:ind w:firstLine="420"/>
       </w:pPr>
       <w:r>
         <w:rPr>
@@ -4591,6 +4725,8 @@
           <w:numId w:val="1009"/>
         </w:numPr>
         <w:pStyle w:val="Compact"/>
+        <w:spacing w:line="276" w:lineRule="auto" w:after="0"/>
+        <w:ind w:firstLine="420"/>
       </w:pPr>
       <w:r>
         <w:rPr>
@@ -4606,6 +4742,8 @@
           <w:numId w:val="1009"/>
         </w:numPr>
         <w:pStyle w:val="Compact"/>
+        <w:spacing w:line="276" w:lineRule="auto" w:after="0"/>
+        <w:ind w:firstLine="420"/>
       </w:pPr>
       <w:r>
         <w:rPr>
@@ -4621,6 +4759,8 @@
           <w:numId w:val="1009"/>
         </w:numPr>
         <w:pStyle w:val="Compact"/>
+        <w:spacing w:line="276" w:lineRule="auto" w:after="0"/>
+        <w:ind w:firstLine="420"/>
       </w:pPr>
       <w:r>
         <w:rPr>
@@ -4637,7 +4777,7 @@
       </w:pPr>
       <w:r>
         <w:rPr>
-          <w:rFonts w:ascii="黑体" w:hAnsi="黑体" w:eastAsia="黑体"/>
+          <w:rFonts w:ascii="宋体" w:hAnsi="宋体" w:eastAsia="宋体"/>
         </w:rPr>
         <w:t xml:space="preserve">8.3 技术难点评估与取舍</w:t>
       </w:r>
@@ -4648,19 +4788,19 @@
         <w:tblW w:type="pct" w:w="0.0"/>
         <w:tblLook w:firstRow="1" w:lastRow="0" w:firstColumn="0" w:lastColumn="0" w:noHBand="0" w:noVBand="0" w:val="0020"/>
         <w:tblBorders>
-          <w:top w:val="single" w:sz="4" w:space="0" w:color="BFBFBF"/>
-          <w:left w:val="single" w:sz="4" w:space="0" w:color="BFBFBF"/>
-          <w:bottom w:val="single" w:sz="4" w:space="0" w:color="BFBFBF"/>
-          <w:right w:val="single" w:sz="4" w:space="0" w:color="BFBFBF"/>
-          <w:insideH w:val="single" w:sz="4" w:space="0" w:color="BFBFBF"/>
-          <w:insideV w:val="single" w:sz="4" w:space="0" w:color="BFBFBF"/>
+          <w:top w:val="single" w:sz="4" w:space="0" w:color="000000"/>
+          <w:left w:val="single" w:sz="4" w:space="0" w:color="000000"/>
+          <w:bottom w:val="single" w:sz="4" w:space="0" w:color="000000"/>
+          <w:right w:val="single" w:sz="4" w:space="0" w:color="000000"/>
+          <w:insideH w:val="single" w:sz="4" w:space="0" w:color="000000"/>
+          <w:insideV w:val="single" w:sz="4" w:space="0" w:color="000000"/>
         </w:tblBorders>
       </w:tblPr>
       <w:tblGrid/>
       <w:tr>
         <w:tc>
           <w:tcPr>
-            <w:shd w:fill="EAEAEA"/>
+            <w:shd w:fill="FFFFFF"/>
           </w:tcPr>
           <w:p>
             <w:pPr>
@@ -4671,7 +4811,8 @@
             <w:r>
               <w:rPr>
                 <w:rFonts w:ascii="宋体" w:hAnsi="宋体" w:eastAsia="宋体"/>
-                <w:sz w:val="19"/>
+                <w:b/>
+                <w:sz w:val="21"/>
               </w:rPr>
               <w:t xml:space="preserve">技术方向</w:t>
             </w:r>
@@ -4679,7 +4820,7 @@
         </w:tc>
         <w:tc>
           <w:tcPr>
-            <w:shd w:fill="EAEAEA"/>
+            <w:shd w:fill="FFFFFF"/>
           </w:tcPr>
           <w:p>
             <w:pPr>
@@ -4690,7 +4831,8 @@
             <w:r>
               <w:rPr>
                 <w:rFonts w:ascii="宋体" w:hAnsi="宋体" w:eastAsia="宋体"/>
-                <w:sz w:val="19"/>
+                <w:b/>
+                <w:sz w:val="21"/>
               </w:rPr>
               <w:t xml:space="preserve">价值</w:t>
             </w:r>
@@ -4698,7 +4840,7 @@
         </w:tc>
         <w:tc>
           <w:tcPr>
-            <w:shd w:fill="EAEAEA"/>
+            <w:shd w:fill="FFFFFF"/>
           </w:tcPr>
           <w:p>
             <w:pPr>
@@ -4709,7 +4851,8 @@
             <w:r>
               <w:rPr>
                 <w:rFonts w:ascii="宋体" w:hAnsi="宋体" w:eastAsia="宋体"/>
-                <w:sz w:val="19"/>
+                <w:b/>
+                <w:sz w:val="21"/>
               </w:rPr>
               <w:t xml:space="preserve">风险</w:t>
             </w:r>
@@ -4717,7 +4860,7 @@
         </w:tc>
         <w:tc>
           <w:tcPr>
-            <w:shd w:fill="EAEAEA"/>
+            <w:shd w:fill="FFFFFF"/>
           </w:tcPr>
           <w:p>
             <w:pPr>
@@ -4728,7 +4871,8 @@
             <w:r>
               <w:rPr>
                 <w:rFonts w:ascii="宋体" w:hAnsi="宋体" w:eastAsia="宋体"/>
-                <w:sz w:val="19"/>
+                <w:b/>
+                <w:sz w:val="21"/>
               </w:rPr>
               <w:t xml:space="preserve">本项目取舍</w:t>
             </w:r>
@@ -4746,7 +4890,7 @@
             <w:r>
               <w:rPr>
                 <w:rFonts w:ascii="宋体" w:hAnsi="宋体" w:eastAsia="宋体"/>
-                <w:sz w:val="19"/>
+                <w:sz w:val="21"/>
               </w:rPr>
               <w:t xml:space="preserve">端到端原始信号深度学习</w:t>
             </w:r>
@@ -4762,7 +4906,7 @@
             <w:r>
               <w:rPr>
                 <w:rFonts w:ascii="宋体" w:hAnsi="宋体" w:eastAsia="宋体"/>
-                <w:sz w:val="19"/>
+                <w:sz w:val="21"/>
               </w:rPr>
               <w:t xml:space="preserve">可减少手工特征依赖</w:t>
             </w:r>
@@ -4778,7 +4922,7 @@
             <w:r>
               <w:rPr>
                 <w:rFonts w:ascii="宋体" w:hAnsi="宋体" w:eastAsia="宋体"/>
-                <w:sz w:val="19"/>
+                <w:sz w:val="21"/>
               </w:rPr>
               <w:t xml:space="preserve">训练资源要求高，解释成本高</w:t>
             </w:r>
@@ -4794,7 +4938,7 @@
             <w:r>
               <w:rPr>
                 <w:rFonts w:ascii="宋体" w:hAnsi="宋体" w:eastAsia="宋体"/>
-                <w:sz w:val="19"/>
+                <w:sz w:val="21"/>
               </w:rPr>
               <w:t xml:space="preserve">作为扩展方向保留，结题主线采用特征序列深度模型</w:t>
             </w:r>
@@ -4812,7 +4956,7 @@
             <w:r>
               <w:rPr>
                 <w:rFonts w:ascii="宋体" w:hAnsi="宋体" w:eastAsia="宋体"/>
-                <w:sz w:val="19"/>
+                <w:sz w:val="21"/>
               </w:rPr>
               <w:t xml:space="preserve">传统特征 + 回归模型</w:t>
             </w:r>
@@ -4828,7 +4972,7 @@
             <w:r>
               <w:rPr>
                 <w:rFonts w:ascii="宋体" w:hAnsi="宋体" w:eastAsia="宋体"/>
-                <w:sz w:val="19"/>
+                <w:sz w:val="21"/>
               </w:rPr>
               <w:t xml:space="preserve">稳定、可解释、运行快</w:t>
             </w:r>
@@ -4844,7 +4988,7 @@
             <w:r>
               <w:rPr>
                 <w:rFonts w:ascii="宋体" w:hAnsi="宋体" w:eastAsia="宋体"/>
-                <w:sz w:val="19"/>
+                <w:sz w:val="21"/>
               </w:rPr>
               <w:t xml:space="preserve">表达能力有限</w:t>
             </w:r>
@@ -4860,7 +5004,7 @@
             <w:r>
               <w:rPr>
                 <w:rFonts w:ascii="宋体" w:hAnsi="宋体" w:eastAsia="宋体"/>
-                <w:sz w:val="19"/>
+                <w:sz w:val="21"/>
               </w:rPr>
               <w:t xml:space="preserve">作为 baseline 和教学说明基础</w:t>
             </w:r>
@@ -4878,7 +5022,7 @@
             <w:r>
               <w:rPr>
                 <w:rFonts w:ascii="宋体" w:hAnsi="宋体" w:eastAsia="宋体"/>
-                <w:sz w:val="19"/>
+                <w:sz w:val="21"/>
               </w:rPr>
               <w:t xml:space="preserve">CNN-LSTM-AM</w:t>
             </w:r>
@@ -4894,7 +5038,7 @@
             <w:r>
               <w:rPr>
                 <w:rFonts w:ascii="宋体" w:hAnsi="宋体" w:eastAsia="宋体"/>
-                <w:sz w:val="19"/>
+                <w:sz w:val="21"/>
               </w:rPr>
               <w:t xml:space="preserve">兼顾局部特征、时序关系和注意力权重</w:t>
             </w:r>
@@ -4910,7 +5054,7 @@
             <w:r>
               <w:rPr>
                 <w:rFonts w:ascii="宋体" w:hAnsi="宋体" w:eastAsia="宋体"/>
-                <w:sz w:val="19"/>
+                <w:sz w:val="21"/>
               </w:rPr>
               <w:t xml:space="preserve">参数较多，需要明确输入序列构造</w:t>
             </w:r>
@@ -4926,7 +5070,7 @@
             <w:r>
               <w:rPr>
                 <w:rFonts w:ascii="宋体" w:hAnsi="宋体" w:eastAsia="宋体"/>
-                <w:sz w:val="19"/>
+                <w:sz w:val="21"/>
               </w:rPr>
               <w:t xml:space="preserve">用于第一篇论文复现</w:t>
             </w:r>
@@ -4944,7 +5088,7 @@
             <w:r>
               <w:rPr>
                 <w:rFonts w:ascii="宋体" w:hAnsi="宋体" w:eastAsia="宋体"/>
-                <w:sz w:val="19"/>
+                <w:sz w:val="21"/>
               </w:rPr>
               <w:t xml:space="preserve">xLSTM-Transformer</w:t>
             </w:r>
@@ -4960,7 +5104,7 @@
             <w:r>
               <w:rPr>
                 <w:rFonts w:ascii="宋体" w:hAnsi="宋体" w:eastAsia="宋体"/>
-                <w:sz w:val="19"/>
+                <w:sz w:val="21"/>
               </w:rPr>
               <w:t xml:space="preserve">适合序列建模和长依赖表达</w:t>
             </w:r>
@@ -4976,7 +5120,7 @@
             <w:r>
               <w:rPr>
                 <w:rFonts w:ascii="宋体" w:hAnsi="宋体" w:eastAsia="宋体"/>
-                <w:sz w:val="19"/>
+                <w:sz w:val="21"/>
               </w:rPr>
               <w:t xml:space="preserve">作者设置与本地资源可能不完全一致</w:t>
             </w:r>
@@ -4992,7 +5136,7 @@
             <w:r>
               <w:rPr>
                 <w:rFonts w:ascii="宋体" w:hAnsi="宋体" w:eastAsia="宋体"/>
-                <w:sz w:val="19"/>
+                <w:sz w:val="21"/>
               </w:rPr>
               <w:t xml:space="preserve">用于第二篇论文结构复现和工程适配</w:t>
             </w:r>
@@ -5010,7 +5154,7 @@
             <w:r>
               <w:rPr>
                 <w:rFonts w:ascii="宋体" w:hAnsi="宋体" w:eastAsia="宋体"/>
-                <w:sz w:val="19"/>
+                <w:sz w:val="21"/>
               </w:rPr>
               <w:t xml:space="preserve">生存分析</w:t>
             </w:r>
@@ -5026,7 +5170,7 @@
             <w:r>
               <w:rPr>
                 <w:rFonts w:ascii="宋体" w:hAnsi="宋体" w:eastAsia="宋体"/>
-                <w:sz w:val="19"/>
+                <w:sz w:val="21"/>
               </w:rPr>
               <w:t xml:space="preserve">能表达失效/存活概率视角</w:t>
             </w:r>
@@ -5042,7 +5186,7 @@
             <w:r>
               <w:rPr>
                 <w:rFonts w:ascii="宋体" w:hAnsi="宋体" w:eastAsia="宋体"/>
-                <w:sz w:val="19"/>
+                <w:sz w:val="21"/>
               </w:rPr>
               <w:t xml:space="preserve">数据删失与风险解释要求较高</w:t>
             </w:r>
@@ -5058,7 +5202,7 @@
             <w:r>
               <w:rPr>
                 <w:rFonts w:ascii="宋体" w:hAnsi="宋体" w:eastAsia="宋体"/>
-                <w:sz w:val="19"/>
+                <w:sz w:val="21"/>
               </w:rPr>
               <w:t xml:space="preserve">保留接口和基础能力，作为 RUL 主线补充</w:t>
             </w:r>
@@ -5075,7 +5219,7 @@
       </w:pPr>
       <w:r>
         <w:rPr>
-          <w:rFonts w:ascii="黑体" w:hAnsi="黑体" w:eastAsia="黑体"/>
+          <w:rFonts w:ascii="宋体" w:hAnsi="宋体" w:eastAsia="宋体"/>
         </w:rPr>
         <w:t xml:space="preserve">9. 预研结论</w:t>
       </w:r>
@@ -5083,6 +5227,8 @@
     <w:p>
       <w:pPr>
         <w:pStyle w:val="FirstParagraph"/>
+        <w:spacing w:line="276" w:lineRule="auto" w:after="0"/>
+        <w:ind w:firstLine="420"/>
       </w:pPr>
       <w:r>
         <w:rPr>
@@ -5098,6 +5244,8 @@
           <w:numId w:val="1010"/>
         </w:numPr>
         <w:pStyle w:val="Compact"/>
+        <w:spacing w:line="276" w:lineRule="auto" w:after="0"/>
+        <w:ind w:firstLine="420"/>
       </w:pPr>
       <w:r>
         <w:rPr>
@@ -5113,6 +5261,8 @@
           <w:numId w:val="1010"/>
         </w:numPr>
         <w:pStyle w:val="Compact"/>
+        <w:spacing w:line="276" w:lineRule="auto" w:after="0"/>
+        <w:ind w:firstLine="420"/>
       </w:pPr>
       <w:r>
         <w:rPr>
@@ -5128,6 +5278,8 @@
           <w:numId w:val="1010"/>
         </w:numPr>
         <w:pStyle w:val="Compact"/>
+        <w:spacing w:line="276" w:lineRule="auto" w:after="0"/>
+        <w:ind w:firstLine="420"/>
       </w:pPr>
       <w:r>
         <w:rPr>
@@ -5143,6 +5295,8 @@
           <w:numId w:val="1010"/>
         </w:numPr>
         <w:pStyle w:val="Compact"/>
+        <w:spacing w:line="276" w:lineRule="auto" w:after="0"/>
+        <w:ind w:firstLine="420"/>
       </w:pPr>
       <w:r>
         <w:rPr>
@@ -5158,6 +5312,8 @@
           <w:numId w:val="1010"/>
         </w:numPr>
         <w:pStyle w:val="Compact"/>
+        <w:spacing w:line="276" w:lineRule="auto" w:after="0"/>
+        <w:ind w:firstLine="420"/>
       </w:pPr>
       <w:r>
         <w:rPr>
@@ -5169,7 +5325,7 @@
     <w:bookmarkEnd w:id="47"/>
     <w:bookmarkEnd w:id="48"/>
     <w:sectPr>
-      <w:pgMar w:top="1361" w:bottom="1247" w:left="1417" w:right="1417"/>
+      <w:pgMar w:top="1440" w:bottom="1440" w:left="1797" w:right="1797"/>
     </w:sectPr>
   </w:body>
 </w:document>
@@ -5701,12 +5857,20 @@
       <w:spacing w:after="180" w:before="180"/>
     </w:pPr>
     <w:qFormat/>
+    <w:rPr>
+      <w:rFonts w:ascii="宋体" w:hAnsi="宋体" w:eastAsia="宋体"/>
+      <w:sz w:val="21"/>
+    </w:rPr>
   </w:style>
   <w:style w:customStyle="1" w:styleId="FirstParagraph" w:type="paragraph">
     <w:name w:val="First Paragraph"/>
     <w:basedOn w:val="BodyText"/>
     <w:next w:val="BodyText"/>
     <w:qFormat/>
+    <w:rPr>
+      <w:rFonts w:ascii="宋体" w:hAnsi="宋体" w:eastAsia="宋体"/>
+      <w:sz w:val="21"/>
+    </w:rPr>
   </w:style>
   <w:style w:customStyle="1" w:styleId="Compact" w:type="paragraph">
     <w:name w:val="Compact"/>
@@ -5715,6 +5879,10 @@
     <w:pPr>
       <w:spacing w:after="36" w:before="36"/>
     </w:pPr>
+    <w:rPr>
+      <w:rFonts w:ascii="宋体" w:hAnsi="宋体" w:eastAsia="宋体"/>
+      <w:sz w:val="21"/>
+    </w:rPr>
   </w:style>
   <w:style w:styleId="Title" w:type="paragraph">
     <w:name w:val="Title"/>
@@ -5732,7 +5900,7 @@
       <w:b/>
       <w:bCs/>
       <w:color w:themeColor="accent1" w:themeShade="B5" w:val="345A8A"/>
-      <w:sz w:val="40"/>
+      <w:sz w:val="36"/>
       <w:szCs w:val="36"/>
     </w:rPr>
   </w:style>
@@ -5808,11 +5976,11 @@
       <w:outlineLvl w:val="0"/>
     </w:pPr>
     <w:rPr>
-      <w:rFonts w:asciiTheme="majorHAnsi" w:cstheme="majorBidi" w:eastAsiaTheme="majorEastAsia" w:hAnsiTheme="majorHAnsi"/>
+      <w:rFonts w:asciiTheme="majorHAnsi" w:cstheme="majorBidi" w:eastAsiaTheme="majorEastAsia" w:hAnsiTheme="majorHAnsi" w:ascii="宋体" w:hAnsi="宋体" w:eastAsia="宋体"/>
       <w:b/>
       <w:bCs/>
       <w:color w:themeColor="accent1" w:val="4F81BD"/>
-      <w:sz w:val="32"/>
+      <w:sz w:val="48"/>
       <w:szCs w:val="32"/>
     </w:rPr>
   </w:style>
@@ -5830,11 +5998,11 @@
       <w:outlineLvl w:val="1"/>
     </w:pPr>
     <w:rPr>
-      <w:rFonts w:asciiTheme="majorHAnsi" w:cstheme="majorBidi" w:eastAsiaTheme="majorEastAsia" w:hAnsiTheme="majorHAnsi"/>
+      <w:rFonts w:asciiTheme="majorHAnsi" w:cstheme="majorBidi" w:eastAsiaTheme="majorEastAsia" w:hAnsiTheme="majorHAnsi" w:ascii="宋体" w:hAnsi="宋体" w:eastAsia="宋体"/>
       <w:b/>
       <w:bCs/>
       <w:color w:themeColor="accent1" w:val="4F81BD"/>
-      <w:sz w:val="28"/>
+      <w:sz w:val="36"/>
       <w:szCs w:val="28"/>
     </w:rPr>
   </w:style>
@@ -5852,11 +6020,11 @@
       <w:outlineLvl w:val="2"/>
     </w:pPr>
     <w:rPr>
-      <w:rFonts w:asciiTheme="majorHAnsi" w:cstheme="majorBidi" w:eastAsiaTheme="majorEastAsia" w:hAnsiTheme="majorHAnsi"/>
+      <w:rFonts w:asciiTheme="majorHAnsi" w:cstheme="majorBidi" w:eastAsiaTheme="majorEastAsia" w:hAnsiTheme="majorHAnsi" w:ascii="宋体" w:hAnsi="宋体" w:eastAsia="宋体"/>
       <w:b/>
       <w:bCs/>
       <w:color w:themeColor="accent1" w:val="4F81BD"/>
-      <w:sz w:val="24"/>
+      <w:sz w:val="27"/>
       <w:szCs w:val="24"/>
     </w:rPr>
   </w:style>
@@ -5874,8 +6042,9 @@
       <w:outlineLvl w:val="3"/>
     </w:pPr>
     <w:rPr>
-      <w:rFonts w:asciiTheme="majorHAnsi" w:cstheme="majorBidi" w:eastAsiaTheme="majorEastAsia" w:hAnsiTheme="majorHAnsi"/>
+      <w:rFonts w:asciiTheme="majorHAnsi" w:cstheme="majorBidi" w:eastAsiaTheme="majorEastAsia" w:hAnsiTheme="majorHAnsi" w:ascii="宋体" w:hAnsi="宋体" w:eastAsia="宋体"/>
       <w:i/>
+      <w:b/>
       <w:bCs/>
       <w:color w:themeColor="accent1" w:val="4F81BD"/>
       <w:sz w:val="24"/>

--- a/docx/proposal/03_技术预研报告.docx
+++ b/docx/proposal/03_技术预研报告.docx
@@ -38,6 +38,7 @@
         <w:rPr>
           <w:rFonts w:ascii="宋体" w:hAnsi="宋体" w:eastAsia="宋体"/>
           <w:b/>
+          <w:color w:val="000000"/>
           <w:sz w:val="48"/>
         </w:rPr>
         <w:t xml:space="preserve">工业轴承设备剩余寿命预测系统的实现：技术预研报告</w:t>
@@ -51,6 +52,7 @@
       <w:r>
         <w:rPr>
           <w:rFonts w:ascii="宋体" w:hAnsi="宋体" w:eastAsia="宋体"/>
+          <w:color w:val="000000"/>
         </w:rPr>
         <w:t xml:space="preserve">文档信息</w:t>
       </w:r>
@@ -85,6 +87,7 @@
               <w:rPr>
                 <w:rFonts w:ascii="宋体" w:hAnsi="宋体" w:eastAsia="宋体"/>
                 <w:b/>
+                <w:color w:val="000000"/>
                 <w:sz w:val="21"/>
               </w:rPr>
               <w:t xml:space="preserve">项目</w:t>
@@ -105,6 +108,7 @@
               <w:rPr>
                 <w:rFonts w:ascii="宋体" w:hAnsi="宋体" w:eastAsia="宋体"/>
                 <w:b/>
+                <w:color w:val="000000"/>
                 <w:sz w:val="21"/>
               </w:rPr>
               <w:t xml:space="preserve">内容</w:t>
@@ -123,6 +127,7 @@
             <w:r>
               <w:rPr>
                 <w:rFonts w:ascii="宋体" w:hAnsi="宋体" w:eastAsia="宋体"/>
+                <w:color w:val="000000"/>
                 <w:sz w:val="21"/>
               </w:rPr>
               <w:t xml:space="preserve">文档名称</w:t>
@@ -139,6 +144,7 @@
             <w:r>
               <w:rPr>
                 <w:rFonts w:ascii="宋体" w:hAnsi="宋体" w:eastAsia="宋体"/>
+                <w:color w:val="000000"/>
                 <w:sz w:val="21"/>
               </w:rPr>
               <w:t xml:space="preserve">技术预研报告</w:t>
@@ -157,6 +163,7 @@
             <w:r>
               <w:rPr>
                 <w:rFonts w:ascii="宋体" w:hAnsi="宋体" w:eastAsia="宋体"/>
+                <w:color w:val="000000"/>
                 <w:sz w:val="21"/>
               </w:rPr>
               <w:t xml:space="preserve">文档编号</w:t>
@@ -173,6 +180,7 @@
             <w:r>
               <w:rPr>
                 <w:rFonts w:ascii="宋体" w:hAnsi="宋体" w:eastAsia="宋体"/>
+                <w:color w:val="000000"/>
                 <w:sz w:val="21"/>
               </w:rPr>
               <w:t xml:space="preserve">SE-PHM-PROP-03</w:t>
@@ -191,6 +199,7 @@
             <w:r>
               <w:rPr>
                 <w:rFonts w:ascii="宋体" w:hAnsi="宋体" w:eastAsia="宋体"/>
+                <w:color w:val="000000"/>
                 <w:sz w:val="21"/>
               </w:rPr>
               <w:t xml:space="preserve">文档阶段</w:t>
@@ -207,6 +216,7 @@
             <w:r>
               <w:rPr>
                 <w:rFonts w:ascii="宋体" w:hAnsi="宋体" w:eastAsia="宋体"/>
+                <w:color w:val="000000"/>
                 <w:sz w:val="21"/>
               </w:rPr>
               <w:t xml:space="preserve">开题</w:t>
@@ -225,6 +235,7 @@
             <w:r>
               <w:rPr>
                 <w:rFonts w:ascii="宋体" w:hAnsi="宋体" w:eastAsia="宋体"/>
+                <w:color w:val="000000"/>
                 <w:sz w:val="21"/>
               </w:rPr>
               <w:t xml:space="preserve">项目名称</w:t>
@@ -241,6 +252,7 @@
             <w:r>
               <w:rPr>
                 <w:rFonts w:ascii="宋体" w:hAnsi="宋体" w:eastAsia="宋体"/>
+                <w:color w:val="000000"/>
                 <w:sz w:val="21"/>
               </w:rPr>
               <w:t xml:space="preserve">工业轴承设备剩余寿命预测系统的实现</w:t>
@@ -259,6 +271,7 @@
             <w:r>
               <w:rPr>
                 <w:rFonts w:ascii="宋体" w:hAnsi="宋体" w:eastAsia="宋体"/>
+                <w:color w:val="000000"/>
                 <w:sz w:val="21"/>
               </w:rPr>
               <w:t xml:space="preserve">课程</w:t>
@@ -275,6 +288,7 @@
             <w:r>
               <w:rPr>
                 <w:rFonts w:ascii="宋体" w:hAnsi="宋体" w:eastAsia="宋体"/>
+                <w:color w:val="000000"/>
                 <w:sz w:val="21"/>
               </w:rPr>
               <w:t xml:space="preserve">中国科学技术大学软件学院《软件工程》</w:t>
@@ -293,6 +307,7 @@
             <w:r>
               <w:rPr>
                 <w:rFonts w:ascii="宋体" w:hAnsi="宋体" w:eastAsia="宋体"/>
+                <w:color w:val="000000"/>
                 <w:sz w:val="21"/>
               </w:rPr>
               <w:t xml:space="preserve">指导老师</w:t>
@@ -309,6 +324,7 @@
             <w:r>
               <w:rPr>
                 <w:rFonts w:ascii="宋体" w:hAnsi="宋体" w:eastAsia="宋体"/>
+                <w:color w:val="000000"/>
                 <w:sz w:val="21"/>
               </w:rPr>
               <w:t xml:space="preserve">zjf</w:t>
@@ -327,6 +343,7 @@
             <w:r>
               <w:rPr>
                 <w:rFonts w:ascii="宋体" w:hAnsi="宋体" w:eastAsia="宋体"/>
+                <w:color w:val="000000"/>
                 <w:sz w:val="21"/>
               </w:rPr>
               <w:t xml:space="preserve">小组成员</w:t>
@@ -343,6 +360,7 @@
             <w:r>
               <w:rPr>
                 <w:rFonts w:ascii="宋体" w:hAnsi="宋体" w:eastAsia="宋体"/>
+                <w:color w:val="000000"/>
                 <w:sz w:val="21"/>
               </w:rPr>
               <w:t xml:space="preserve">zyj、cyy、zdh、zy</w:t>
@@ -361,6 +379,7 @@
             <w:r>
               <w:rPr>
                 <w:rFonts w:ascii="宋体" w:hAnsi="宋体" w:eastAsia="宋体"/>
+                <w:color w:val="000000"/>
                 <w:sz w:val="21"/>
               </w:rPr>
               <w:t xml:space="preserve">文档负责人</w:t>
@@ -377,6 +396,7 @@
             <w:r>
               <w:rPr>
                 <w:rFonts w:ascii="宋体" w:hAnsi="宋体" w:eastAsia="宋体"/>
+                <w:color w:val="000000"/>
                 <w:sz w:val="21"/>
               </w:rPr>
               <w:t xml:space="preserve">zdh</w:t>
@@ -395,6 +415,7 @@
             <w:r>
               <w:rPr>
                 <w:rFonts w:ascii="宋体" w:hAnsi="宋体" w:eastAsia="宋体"/>
+                <w:color w:val="000000"/>
                 <w:sz w:val="21"/>
               </w:rPr>
               <w:t xml:space="preserve">参与编写</w:t>
@@ -411,6 +432,7 @@
             <w:r>
               <w:rPr>
                 <w:rFonts w:ascii="宋体" w:hAnsi="宋体" w:eastAsia="宋体"/>
+                <w:color w:val="000000"/>
                 <w:sz w:val="21"/>
               </w:rPr>
               <w:t xml:space="preserve">zyj、cyy、zy</w:t>
@@ -429,6 +451,7 @@
             <w:r>
               <w:rPr>
                 <w:rFonts w:ascii="宋体" w:hAnsi="宋体" w:eastAsia="宋体"/>
+                <w:color w:val="000000"/>
                 <w:sz w:val="21"/>
               </w:rPr>
               <w:t xml:space="preserve">版本</w:t>
@@ -445,6 +468,7 @@
             <w:r>
               <w:rPr>
                 <w:rFonts w:ascii="宋体" w:hAnsi="宋体" w:eastAsia="宋体"/>
+                <w:color w:val="000000"/>
                 <w:sz w:val="21"/>
               </w:rPr>
               <w:t xml:space="preserve">V3.0</w:t>
@@ -463,6 +487,7 @@
             <w:r>
               <w:rPr>
                 <w:rFonts w:ascii="宋体" w:hAnsi="宋体" w:eastAsia="宋体"/>
+                <w:color w:val="000000"/>
                 <w:sz w:val="21"/>
               </w:rPr>
               <w:t xml:space="preserve">修订日期</w:t>
@@ -479,6 +504,7 @@
             <w:r>
               <w:rPr>
                 <w:rFonts w:ascii="宋体" w:hAnsi="宋体" w:eastAsia="宋体"/>
+                <w:color w:val="000000"/>
                 <w:sz w:val="21"/>
               </w:rPr>
               <w:t xml:space="preserve">2026-06-14</w:t>
@@ -497,6 +523,7 @@
             <w:r>
               <w:rPr>
                 <w:rFonts w:ascii="宋体" w:hAnsi="宋体" w:eastAsia="宋体"/>
+                <w:color w:val="000000"/>
                 <w:sz w:val="21"/>
               </w:rPr>
               <w:t xml:space="preserve">归档形式</w:t>
@@ -513,6 +540,7 @@
             <w:r>
               <w:rPr>
                 <w:rFonts w:ascii="宋体" w:hAnsi="宋体" w:eastAsia="宋体"/>
+                <w:color w:val="000000"/>
                 <w:sz w:val="21"/>
               </w:rPr>
               <w:t xml:space="preserve">Markdown 源文件、PDF、DOCX</w:t>
@@ -531,6 +559,7 @@
             <w:r>
               <w:rPr>
                 <w:rFonts w:ascii="宋体" w:hAnsi="宋体" w:eastAsia="宋体"/>
+                <w:color w:val="000000"/>
                 <w:sz w:val="21"/>
               </w:rPr>
               <w:t xml:space="preserve">内容基线</w:t>
@@ -547,6 +576,7 @@
             <w:r>
               <w:rPr>
                 <w:rFonts w:ascii="宋体" w:hAnsi="宋体" w:eastAsia="宋体"/>
+                <w:color w:val="000000"/>
                 <w:sz w:val="21"/>
               </w:rPr>
               <w:t xml:space="preserve">数据、特征、模型、工具链和风险预研</w:t>
@@ -564,6 +594,7 @@
       <w:r>
         <w:rPr>
           <w:rFonts w:ascii="宋体" w:hAnsi="宋体" w:eastAsia="宋体"/>
+          <w:color w:val="000000"/>
         </w:rPr>
         <w:t xml:space="preserve">修订记录</w:t>
       </w:r>
@@ -598,6 +629,7 @@
               <w:rPr>
                 <w:rFonts w:ascii="宋体" w:hAnsi="宋体" w:eastAsia="宋体"/>
                 <w:b/>
+                <w:color w:val="000000"/>
                 <w:sz w:val="21"/>
               </w:rPr>
               <w:t xml:space="preserve">版本</w:t>
@@ -618,6 +650,7 @@
               <w:rPr>
                 <w:rFonts w:ascii="宋体" w:hAnsi="宋体" w:eastAsia="宋体"/>
                 <w:b/>
+                <w:color w:val="000000"/>
                 <w:sz w:val="21"/>
               </w:rPr>
               <w:t xml:space="preserve">日期</w:t>
@@ -638,6 +671,7 @@
               <w:rPr>
                 <w:rFonts w:ascii="宋体" w:hAnsi="宋体" w:eastAsia="宋体"/>
                 <w:b/>
+                <w:color w:val="000000"/>
                 <w:sz w:val="21"/>
               </w:rPr>
               <w:t xml:space="preserve">编写人</w:t>
@@ -658,6 +692,7 @@
               <w:rPr>
                 <w:rFonts w:ascii="宋体" w:hAnsi="宋体" w:eastAsia="宋体"/>
                 <w:b/>
+                <w:color w:val="000000"/>
                 <w:sz w:val="21"/>
               </w:rPr>
               <w:t xml:space="preserve">说明</w:t>
@@ -676,6 +711,7 @@
             <w:r>
               <w:rPr>
                 <w:rFonts w:ascii="宋体" w:hAnsi="宋体" w:eastAsia="宋体"/>
+                <w:color w:val="000000"/>
                 <w:sz w:val="21"/>
               </w:rPr>
               <w:t xml:space="preserve">V1.0</w:t>
@@ -692,6 +728,7 @@
             <w:r>
               <w:rPr>
                 <w:rFonts w:ascii="宋体" w:hAnsi="宋体" w:eastAsia="宋体"/>
+                <w:color w:val="000000"/>
                 <w:sz w:val="21"/>
               </w:rPr>
               <w:t xml:space="preserve">2025-11-10</w:t>
@@ -708,6 +745,7 @@
             <w:r>
               <w:rPr>
                 <w:rFonts w:ascii="宋体" w:hAnsi="宋体" w:eastAsia="宋体"/>
+                <w:color w:val="000000"/>
                 <w:sz w:val="21"/>
               </w:rPr>
               <w:t xml:space="preserve">项目组</w:t>
@@ -724,6 +762,7 @@
             <w:r>
               <w:rPr>
                 <w:rFonts w:ascii="宋体" w:hAnsi="宋体" w:eastAsia="宋体"/>
+                <w:color w:val="000000"/>
                 <w:sz w:val="21"/>
               </w:rPr>
               <w:t xml:space="preserve">完成初版课程文档</w:t>
@@ -742,6 +781,7 @@
             <w:r>
               <w:rPr>
                 <w:rFonts w:ascii="宋体" w:hAnsi="宋体" w:eastAsia="宋体"/>
+                <w:color w:val="000000"/>
                 <w:sz w:val="21"/>
               </w:rPr>
               <w:t xml:space="preserve">V2.0</w:t>
@@ -758,6 +798,7 @@
             <w:r>
               <w:rPr>
                 <w:rFonts w:ascii="宋体" w:hAnsi="宋体" w:eastAsia="宋体"/>
+                <w:color w:val="000000"/>
                 <w:sz w:val="21"/>
               </w:rPr>
               <w:t xml:space="preserve">2026-03-12</w:t>
@@ -774,6 +815,7 @@
             <w:r>
               <w:rPr>
                 <w:rFonts w:ascii="宋体" w:hAnsi="宋体" w:eastAsia="宋体"/>
+                <w:color w:val="000000"/>
                 <w:sz w:val="21"/>
               </w:rPr>
               <w:t xml:space="preserve">项目组</w:t>
@@ -790,6 +832,7 @@
             <w:r>
               <w:rPr>
                 <w:rFonts w:ascii="宋体" w:hAnsi="宋体" w:eastAsia="宋体"/>
+                <w:color w:val="000000"/>
                 <w:sz w:val="21"/>
               </w:rPr>
               <w:t xml:space="preserve">统一项目名称、技术基线和阶段交付内容</w:t>
@@ -808,6 +851,7 @@
             <w:r>
               <w:rPr>
                 <w:rFonts w:ascii="宋体" w:hAnsi="宋体" w:eastAsia="宋体"/>
+                <w:color w:val="000000"/>
                 <w:sz w:val="21"/>
               </w:rPr>
               <w:t xml:space="preserve">V3.0</w:t>
@@ -824,6 +868,7 @@
             <w:r>
               <w:rPr>
                 <w:rFonts w:ascii="宋体" w:hAnsi="宋体" w:eastAsia="宋体"/>
+                <w:color w:val="000000"/>
                 <w:sz w:val="21"/>
               </w:rPr>
               <w:t xml:space="preserve">2026-06-14</w:t>
@@ -840,6 +885,7 @@
             <w:r>
               <w:rPr>
                 <w:rFonts w:ascii="宋体" w:hAnsi="宋体" w:eastAsia="宋体"/>
+                <w:color w:val="000000"/>
                 <w:sz w:val="21"/>
               </w:rPr>
               <w:t xml:space="preserve">项目组</w:t>
@@ -856,6 +902,7 @@
             <w:r>
               <w:rPr>
                 <w:rFonts w:ascii="宋体" w:hAnsi="宋体" w:eastAsia="宋体"/>
+                <w:color w:val="000000"/>
                 <w:sz w:val="21"/>
               </w:rPr>
               <w:t xml:space="preserve">参考课程交付样例统一封面与归档格式，补充数据理解、技术难点、测试验收和 DOCX 交付信息</w:t>
@@ -873,6 +920,7 @@
       <w:r>
         <w:rPr>
           <w:rFonts w:ascii="宋体" w:hAnsi="宋体" w:eastAsia="宋体"/>
+          <w:color w:val="000000"/>
         </w:rPr>
         <w:t xml:space="preserve">1. 项目技术目标</w:t>
       </w:r>
@@ -886,6 +934,7 @@
       <w:r>
         <w:rPr>
           <w:rFonts w:ascii="宋体" w:hAnsi="宋体" w:eastAsia="宋体"/>
+          <w:color w:val="000000"/>
         </w:rPr>
         <w:t xml:space="preserve">技术预研的目的不是罗列工具，而是围绕项目目标回答三个问题：</w:t>
       </w:r>
@@ -903,30 +952,35 @@
       <w:r>
         <w:rPr>
           <w:rFonts w:ascii="宋体" w:hAnsi="宋体" w:eastAsia="宋体"/>
+          <w:color w:val="000000"/>
         </w:rPr>
         <w:t xml:space="preserve">需要哪些技术才能支撑</w:t>
       </w:r>
       <w:r>
         <w:rPr>
           <w:rFonts w:ascii="宋体" w:hAnsi="宋体" w:eastAsia="宋体"/>
+          <w:color w:val="000000"/>
         </w:rPr>
         <w:t xml:space="preserve">“</w:t>
       </w:r>
       <w:r>
         <w:rPr>
           <w:rFonts w:ascii="宋体" w:hAnsi="宋体" w:eastAsia="宋体"/>
+          <w:color w:val="000000"/>
         </w:rPr>
         <w:t xml:space="preserve">真实数据接入 + 多模型训练 + 实验可复现</w:t>
       </w:r>
       <w:r>
         <w:rPr>
           <w:rFonts w:ascii="宋体" w:hAnsi="宋体" w:eastAsia="宋体"/>
+          <w:color w:val="000000"/>
         </w:rPr>
         <w:t xml:space="preserve">”</w:t>
       </w:r>
       <w:r>
         <w:rPr>
           <w:rFonts w:ascii="宋体" w:hAnsi="宋体" w:eastAsia="宋体"/>
+          <w:color w:val="000000"/>
         </w:rPr>
         <w:t xml:space="preserve">这一完整流程。</w:t>
       </w:r>
@@ -944,6 +998,7 @@
       <w:r>
         <w:rPr>
           <w:rFonts w:ascii="宋体" w:hAnsi="宋体" w:eastAsia="宋体"/>
+          <w:color w:val="000000"/>
         </w:rPr>
         <w:t xml:space="preserve">候选方案之间有哪些差异，哪些更适合课程项目的进度和资源约束。</w:t>
       </w:r>
@@ -961,6 +1016,7 @@
       <w:r>
         <w:rPr>
           <w:rFonts w:ascii="宋体" w:hAnsi="宋体" w:eastAsia="宋体"/>
+          <w:color w:val="000000"/>
         </w:rPr>
         <w:t xml:space="preserve">如何在保证可运行的前提下，为后续扩展预留空间。</w:t>
       </w:r>
@@ -974,6 +1030,7 @@
       <w:r>
         <w:rPr>
           <w:rFonts w:ascii="宋体" w:hAnsi="宋体" w:eastAsia="宋体"/>
+          <w:color w:val="000000"/>
         </w:rPr>
         <w:t xml:space="preserve">结合项目需求，技术预研的具体目标如下：</w:t>
       </w:r>
@@ -991,6 +1048,7 @@
       <w:r>
         <w:rPr>
           <w:rFonts w:ascii="宋体" w:hAnsi="宋体" w:eastAsia="宋体"/>
+          <w:color w:val="000000"/>
         </w:rPr>
         <w:t xml:space="preserve">构建稳定的 Python 开发环境和依赖管理方案。</w:t>
       </w:r>
@@ -1008,6 +1066,7 @@
       <w:r>
         <w:rPr>
           <w:rFonts w:ascii="宋体" w:hAnsi="宋体" w:eastAsia="宋体"/>
+          <w:color w:val="000000"/>
         </w:rPr>
         <w:t xml:space="preserve">选择适合时序数据处理与模型训练的核心库。</w:t>
       </w:r>
@@ -1025,6 +1084,7 @@
       <w:r>
         <w:rPr>
           <w:rFonts w:ascii="宋体" w:hAnsi="宋体" w:eastAsia="宋体"/>
+          <w:color w:val="000000"/>
         </w:rPr>
         <w:t xml:space="preserve">调研轴承剩余寿命预测常见模型，并确定课程项目可控的实现范围。</w:t>
       </w:r>
@@ -1042,6 +1102,7 @@
       <w:r>
         <w:rPr>
           <w:rFonts w:ascii="宋体" w:hAnsi="宋体" w:eastAsia="宋体"/>
+          <w:color w:val="000000"/>
         </w:rPr>
         <w:t xml:space="preserve">评估 XJTU-SY 和 PHM2012 / FEMTO 数据集的可用性、获取方式和适配难度。</w:t>
       </w:r>
@@ -1059,6 +1120,7 @@
       <w:r>
         <w:rPr>
           <w:rFonts w:ascii="宋体" w:hAnsi="宋体" w:eastAsia="宋体"/>
+          <w:color w:val="000000"/>
         </w:rPr>
         <w:t xml:space="preserve">给出最终技术栈与保留备选方案。</w:t>
       </w:r>
@@ -1072,6 +1134,7 @@
       <w:r>
         <w:rPr>
           <w:rFonts w:ascii="宋体" w:hAnsi="宋体" w:eastAsia="宋体"/>
+          <w:color w:val="000000"/>
         </w:rPr>
         <w:t xml:space="preserve">2. 候选技术方案调研</w:t>
       </w:r>
@@ -1084,6 +1147,7 @@
       <w:r>
         <w:rPr>
           <w:rFonts w:ascii="宋体" w:hAnsi="宋体" w:eastAsia="宋体"/>
+          <w:color w:val="000000"/>
         </w:rPr>
         <w:t xml:space="preserve">2.1 开发语言候选</w:t>
       </w:r>
@@ -1118,6 +1182,7 @@
               <w:rPr>
                 <w:rFonts w:ascii="宋体" w:hAnsi="宋体" w:eastAsia="宋体"/>
                 <w:b/>
+                <w:color w:val="000000"/>
                 <w:sz w:val="21"/>
               </w:rPr>
               <w:t xml:space="preserve">方案</w:t>
@@ -1138,6 +1203,7 @@
               <w:rPr>
                 <w:rFonts w:ascii="宋体" w:hAnsi="宋体" w:eastAsia="宋体"/>
                 <w:b/>
+                <w:color w:val="000000"/>
                 <w:sz w:val="21"/>
               </w:rPr>
               <w:t xml:space="preserve">优点</w:t>
@@ -1158,6 +1224,7 @@
               <w:rPr>
                 <w:rFonts w:ascii="宋体" w:hAnsi="宋体" w:eastAsia="宋体"/>
                 <w:b/>
+                <w:color w:val="000000"/>
                 <w:sz w:val="21"/>
               </w:rPr>
               <w:t xml:space="preserve">缺点</w:t>
@@ -1178,6 +1245,7 @@
               <w:rPr>
                 <w:rFonts w:ascii="宋体" w:hAnsi="宋体" w:eastAsia="宋体"/>
                 <w:b/>
+                <w:color w:val="000000"/>
                 <w:sz w:val="21"/>
               </w:rPr>
               <w:t xml:space="preserve">结论</w:t>
@@ -1196,6 +1264,7 @@
             <w:r>
               <w:rPr>
                 <w:rFonts w:ascii="宋体" w:hAnsi="宋体" w:eastAsia="宋体"/>
+                <w:color w:val="000000"/>
                 <w:sz w:val="21"/>
               </w:rPr>
               <w:t xml:space="preserve">Python</w:t>
@@ -1212,6 +1281,7 @@
             <w:r>
               <w:rPr>
                 <w:rFonts w:ascii="宋体" w:hAnsi="宋体" w:eastAsia="宋体"/>
+                <w:color w:val="000000"/>
                 <w:sz w:val="21"/>
               </w:rPr>
               <w:t xml:space="preserve">数据科学生态成熟，开发速度快，适合课程项目</w:t>
@@ -1228,6 +1298,7 @@
             <w:r>
               <w:rPr>
                 <w:rFonts w:ascii="宋体" w:hAnsi="宋体" w:eastAsia="宋体"/>
+                <w:color w:val="000000"/>
                 <w:sz w:val="21"/>
               </w:rPr>
               <w:t xml:space="preserve">运行性能不如 C++</w:t>
@@ -1244,6 +1315,7 @@
             <w:r>
               <w:rPr>
                 <w:rFonts w:ascii="宋体" w:hAnsi="宋体" w:eastAsia="宋体"/>
+                <w:color w:val="000000"/>
                 <w:sz w:val="21"/>
               </w:rPr>
               <w:t xml:space="preserve">采用</w:t>
@@ -1262,6 +1334,7 @@
             <w:r>
               <w:rPr>
                 <w:rFonts w:ascii="宋体" w:hAnsi="宋体" w:eastAsia="宋体"/>
+                <w:color w:val="000000"/>
                 <w:sz w:val="21"/>
               </w:rPr>
               <w:t xml:space="preserve">Java</w:t>
@@ -1278,6 +1351,7 @@
             <w:r>
               <w:rPr>
                 <w:rFonts w:ascii="宋体" w:hAnsi="宋体" w:eastAsia="宋体"/>
+                <w:color w:val="000000"/>
                 <w:sz w:val="21"/>
               </w:rPr>
               <w:t xml:space="preserve">工程结构清晰，适合后端系统</w:t>
@@ -1294,6 +1368,7 @@
             <w:r>
               <w:rPr>
                 <w:rFonts w:ascii="宋体" w:hAnsi="宋体" w:eastAsia="宋体"/>
+                <w:color w:val="000000"/>
                 <w:sz w:val="21"/>
               </w:rPr>
               <w:t xml:space="preserve">科学计算生态不占优</w:t>
@@ -1310,6 +1385,7 @@
             <w:r>
               <w:rPr>
                 <w:rFonts w:ascii="宋体" w:hAnsi="宋体" w:eastAsia="宋体"/>
+                <w:color w:val="000000"/>
                 <w:sz w:val="21"/>
               </w:rPr>
               <w:t xml:space="preserve">不采用</w:t>
@@ -1328,6 +1404,7 @@
             <w:r>
               <w:rPr>
                 <w:rFonts w:ascii="宋体" w:hAnsi="宋体" w:eastAsia="宋体"/>
+                <w:color w:val="000000"/>
                 <w:sz w:val="21"/>
               </w:rPr>
               <w:t xml:space="preserve">MATLAB</w:t>
@@ -1344,6 +1421,7 @@
             <w:r>
               <w:rPr>
                 <w:rFonts w:ascii="宋体" w:hAnsi="宋体" w:eastAsia="宋体"/>
+                <w:color w:val="000000"/>
                 <w:sz w:val="21"/>
               </w:rPr>
               <w:t xml:space="preserve">信号处理能力强</w:t>
@@ -1360,6 +1438,7 @@
             <w:r>
               <w:rPr>
                 <w:rFonts w:ascii="宋体" w:hAnsi="宋体" w:eastAsia="宋体"/>
+                <w:color w:val="000000"/>
                 <w:sz w:val="21"/>
               </w:rPr>
               <w:t xml:space="preserve">商业授权限制，工程化和协作较弱</w:t>
@@ -1376,6 +1455,7 @@
             <w:r>
               <w:rPr>
                 <w:rFonts w:ascii="宋体" w:hAnsi="宋体" w:eastAsia="宋体"/>
+                <w:color w:val="000000"/>
                 <w:sz w:val="21"/>
               </w:rPr>
               <w:t xml:space="preserve">不采用</w:t>
@@ -1393,6 +1473,7 @@
       <w:r>
         <w:rPr>
           <w:rFonts w:ascii="宋体" w:hAnsi="宋体" w:eastAsia="宋体"/>
+          <w:color w:val="000000"/>
         </w:rPr>
         <w:t xml:space="preserve">综合考虑课程周期、开源生态和团队技术基础，Python 是最合适的主语言。</w:t>
       </w:r>
@@ -1406,6 +1487,7 @@
       <w:r>
         <w:rPr>
           <w:rFonts w:ascii="宋体" w:hAnsi="宋体" w:eastAsia="宋体"/>
+          <w:color w:val="000000"/>
         </w:rPr>
         <w:t xml:space="preserve">2.2 环境管理候选</w:t>
       </w:r>
@@ -1440,6 +1522,7 @@
               <w:rPr>
                 <w:rFonts w:ascii="宋体" w:hAnsi="宋体" w:eastAsia="宋体"/>
                 <w:b/>
+                <w:color w:val="000000"/>
                 <w:sz w:val="21"/>
               </w:rPr>
               <w:t xml:space="preserve">方案</w:t>
@@ -1460,6 +1543,7 @@
               <w:rPr>
                 <w:rFonts w:ascii="宋体" w:hAnsi="宋体" w:eastAsia="宋体"/>
                 <w:b/>
+                <w:color w:val="000000"/>
                 <w:sz w:val="21"/>
               </w:rPr>
               <w:t xml:space="preserve">优点</w:t>
@@ -1480,6 +1564,7 @@
               <w:rPr>
                 <w:rFonts w:ascii="宋体" w:hAnsi="宋体" w:eastAsia="宋体"/>
                 <w:b/>
+                <w:color w:val="000000"/>
                 <w:sz w:val="21"/>
               </w:rPr>
               <w:t xml:space="preserve">缺点</w:t>
@@ -1500,6 +1585,7 @@
               <w:rPr>
                 <w:rFonts w:ascii="宋体" w:hAnsi="宋体" w:eastAsia="宋体"/>
                 <w:b/>
+                <w:color w:val="000000"/>
                 <w:sz w:val="21"/>
               </w:rPr>
               <w:t xml:space="preserve">结论</w:t>
@@ -1518,6 +1604,7 @@
             <w:r>
               <w:rPr>
                 <w:rFonts w:ascii="宋体" w:hAnsi="宋体" w:eastAsia="宋体"/>
+                <w:color w:val="000000"/>
                 <w:sz w:val="21"/>
               </w:rPr>
               <w:t xml:space="preserve">uv</w:t>
@@ -1534,6 +1621,7 @@
             <w:r>
               <w:rPr>
                 <w:rFonts w:ascii="宋体" w:hAnsi="宋体" w:eastAsia="宋体"/>
+                <w:color w:val="000000"/>
                 <w:sz w:val="21"/>
               </w:rPr>
               <w:t xml:space="preserve">安装快、锁文件明确、统一管理虚拟环境和依赖</w:t>
@@ -1550,6 +1638,7 @@
             <w:r>
               <w:rPr>
                 <w:rFonts w:ascii="宋体" w:hAnsi="宋体" w:eastAsia="宋体"/>
+                <w:color w:val="000000"/>
                 <w:sz w:val="21"/>
               </w:rPr>
               <w:t xml:space="preserve">团队需统一使用方式</w:t>
@@ -1566,6 +1655,7 @@
             <w:r>
               <w:rPr>
                 <w:rFonts w:ascii="宋体" w:hAnsi="宋体" w:eastAsia="宋体"/>
+                <w:color w:val="000000"/>
                 <w:sz w:val="21"/>
               </w:rPr>
               <w:t xml:space="preserve">采用</w:t>
@@ -1584,6 +1674,7 @@
             <w:r>
               <w:rPr>
                 <w:rFonts w:ascii="宋体" w:hAnsi="宋体" w:eastAsia="宋体"/>
+                <w:color w:val="000000"/>
                 <w:sz w:val="21"/>
               </w:rPr>
               <w:t xml:space="preserve">pip + venv</w:t>
@@ -1600,6 +1691,7 @@
             <w:r>
               <w:rPr>
                 <w:rFonts w:ascii="宋体" w:hAnsi="宋体" w:eastAsia="宋体"/>
+                <w:color w:val="000000"/>
                 <w:sz w:val="21"/>
               </w:rPr>
               <w:t xml:space="preserve">通用性强</w:t>
@@ -1616,6 +1708,7 @@
             <w:r>
               <w:rPr>
                 <w:rFonts w:ascii="宋体" w:hAnsi="宋体" w:eastAsia="宋体"/>
+                <w:color w:val="000000"/>
                 <w:sz w:val="21"/>
               </w:rPr>
               <w:t xml:space="preserve">依赖解析和锁定能力弱</w:t>
@@ -1632,6 +1725,7 @@
             <w:r>
               <w:rPr>
                 <w:rFonts w:ascii="宋体" w:hAnsi="宋体" w:eastAsia="宋体"/>
+                <w:color w:val="000000"/>
                 <w:sz w:val="21"/>
               </w:rPr>
               <w:t xml:space="preserve">作为兼容方案</w:t>
@@ -1650,6 +1744,7 @@
             <w:r>
               <w:rPr>
                 <w:rFonts w:ascii="宋体" w:hAnsi="宋体" w:eastAsia="宋体"/>
+                <w:color w:val="000000"/>
                 <w:sz w:val="21"/>
               </w:rPr>
               <w:t xml:space="preserve">conda</w:t>
@@ -1666,6 +1761,7 @@
             <w:r>
               <w:rPr>
                 <w:rFonts w:ascii="宋体" w:hAnsi="宋体" w:eastAsia="宋体"/>
+                <w:color w:val="000000"/>
                 <w:sz w:val="21"/>
               </w:rPr>
               <w:t xml:space="preserve">包含较多科学计算包</w:t>
@@ -1682,6 +1778,7 @@
             <w:r>
               <w:rPr>
                 <w:rFonts w:ascii="宋体" w:hAnsi="宋体" w:eastAsia="宋体"/>
+                <w:color w:val="000000"/>
                 <w:sz w:val="21"/>
               </w:rPr>
               <w:t xml:space="preserve">环境较重，不利于课程提交</w:t>
@@ -1698,6 +1795,7 @@
             <w:r>
               <w:rPr>
                 <w:rFonts w:ascii="宋体" w:hAnsi="宋体" w:eastAsia="宋体"/>
+                <w:color w:val="000000"/>
                 <w:sz w:val="21"/>
               </w:rPr>
               <w:t xml:space="preserve">不采用</w:t>
@@ -1715,6 +1813,7 @@
       <w:r>
         <w:rPr>
           <w:rFonts w:ascii="宋体" w:hAnsi="宋体" w:eastAsia="宋体"/>
+          <w:color w:val="000000"/>
         </w:rPr>
         <w:t xml:space="preserve">本项目统一使用 uv 管理依赖与虚拟环境，以保证开发、测试和答辩环境一致。</w:t>
       </w:r>
@@ -1729,6 +1828,7 @@
       <w:r>
         <w:rPr>
           <w:rFonts w:ascii="宋体" w:hAnsi="宋体" w:eastAsia="宋体"/>
+          <w:color w:val="000000"/>
         </w:rPr>
         <w:t xml:space="preserve">3. Python 技术栈调研</w:t>
       </w:r>
@@ -1741,6 +1841,7 @@
       <w:r>
         <w:rPr>
           <w:rFonts w:ascii="宋体" w:hAnsi="宋体" w:eastAsia="宋体"/>
+          <w:color w:val="000000"/>
         </w:rPr>
         <w:t xml:space="preserve">3.1 数据处理类库</w:t>
       </w:r>
@@ -1775,6 +1876,7 @@
               <w:rPr>
                 <w:rFonts w:ascii="宋体" w:hAnsi="宋体" w:eastAsia="宋体"/>
                 <w:b/>
+                <w:color w:val="000000"/>
                 <w:sz w:val="21"/>
               </w:rPr>
               <w:t xml:space="preserve">库</w:t>
@@ -1795,6 +1897,7 @@
               <w:rPr>
                 <w:rFonts w:ascii="宋体" w:hAnsi="宋体" w:eastAsia="宋体"/>
                 <w:b/>
+                <w:color w:val="000000"/>
                 <w:sz w:val="21"/>
               </w:rPr>
               <w:t xml:space="preserve">适用场景</w:t>
@@ -1815,6 +1918,7 @@
               <w:rPr>
                 <w:rFonts w:ascii="宋体" w:hAnsi="宋体" w:eastAsia="宋体"/>
                 <w:b/>
+                <w:color w:val="000000"/>
                 <w:sz w:val="21"/>
               </w:rPr>
               <w:t xml:space="preserve">评估结果</w:t>
@@ -1833,6 +1937,7 @@
             <w:r>
               <w:rPr>
                 <w:rFonts w:ascii="宋体" w:hAnsi="宋体" w:eastAsia="宋体"/>
+                <w:color w:val="000000"/>
                 <w:sz w:val="21"/>
               </w:rPr>
               <w:t xml:space="preserve">NumPy</w:t>
@@ -1849,6 +1954,7 @@
             <w:r>
               <w:rPr>
                 <w:rFonts w:ascii="宋体" w:hAnsi="宋体" w:eastAsia="宋体"/>
+                <w:color w:val="000000"/>
                 <w:sz w:val="21"/>
               </w:rPr>
               <w:t xml:space="preserve">数值计算、数组运算、FFT</w:t>
@@ -1865,6 +1971,7 @@
             <w:r>
               <w:rPr>
                 <w:rFonts w:ascii="宋体" w:hAnsi="宋体" w:eastAsia="宋体"/>
+                <w:color w:val="000000"/>
                 <w:sz w:val="21"/>
               </w:rPr>
               <w:t xml:space="preserve">必选，作为基础数值层</w:t>
@@ -1883,6 +1990,7 @@
             <w:r>
               <w:rPr>
                 <w:rFonts w:ascii="宋体" w:hAnsi="宋体" w:eastAsia="宋体"/>
+                <w:color w:val="000000"/>
                 <w:sz w:val="21"/>
               </w:rPr>
               <w:t xml:space="preserve">Pandas</w:t>
@@ -1899,6 +2007,7 @@
             <w:r>
               <w:rPr>
                 <w:rFonts w:ascii="宋体" w:hAnsi="宋体" w:eastAsia="宋体"/>
+                <w:color w:val="000000"/>
                 <w:sz w:val="21"/>
               </w:rPr>
               <w:t xml:space="preserve">表格数据组织、日志和结果导出</w:t>
@@ -1915,6 +2024,7 @@
             <w:r>
               <w:rPr>
                 <w:rFonts w:ascii="宋体" w:hAnsi="宋体" w:eastAsia="宋体"/>
+                <w:color w:val="000000"/>
                 <w:sz w:val="21"/>
               </w:rPr>
               <w:t xml:space="preserve">必选，便于数据集抽象和结果分析</w:t>
@@ -1933,6 +2043,7 @@
             <w:r>
               <w:rPr>
                 <w:rFonts w:ascii="宋体" w:hAnsi="宋体" w:eastAsia="宋体"/>
+                <w:color w:val="000000"/>
                 <w:sz w:val="21"/>
               </w:rPr>
               <w:t xml:space="preserve">SciPy</w:t>
@@ -1949,6 +2060,7 @@
             <w:r>
               <w:rPr>
                 <w:rFonts w:ascii="宋体" w:hAnsi="宋体" w:eastAsia="宋体"/>
+                <w:color w:val="000000"/>
                 <w:sz w:val="21"/>
               </w:rPr>
               <w:t xml:space="preserve">频域分析和统计计算</w:t>
@@ -1965,6 +2077,7 @@
             <w:r>
               <w:rPr>
                 <w:rFonts w:ascii="宋体" w:hAnsi="宋体" w:eastAsia="宋体"/>
+                <w:color w:val="000000"/>
                 <w:sz w:val="21"/>
               </w:rPr>
               <w:t xml:space="preserve">可选，当前基础实现可不强依赖</w:t>
@@ -1982,6 +2095,7 @@
       <w:r>
         <w:rPr>
           <w:rFonts w:ascii="宋体" w:hAnsi="宋体" w:eastAsia="宋体"/>
+          <w:color w:val="000000"/>
         </w:rPr>
         <w:t xml:space="preserve">3.2 机器学习与深度学习类库</w:t>
       </w:r>
@@ -2016,6 +2130,7 @@
               <w:rPr>
                 <w:rFonts w:ascii="宋体" w:hAnsi="宋体" w:eastAsia="宋体"/>
                 <w:b/>
+                <w:color w:val="000000"/>
                 <w:sz w:val="21"/>
               </w:rPr>
               <w:t xml:space="preserve">库</w:t>
@@ -2036,6 +2151,7 @@
               <w:rPr>
                 <w:rFonts w:ascii="宋体" w:hAnsi="宋体" w:eastAsia="宋体"/>
                 <w:b/>
+                <w:color w:val="000000"/>
                 <w:sz w:val="21"/>
               </w:rPr>
               <w:t xml:space="preserve">适用场景</w:t>
@@ -2056,6 +2172,7 @@
               <w:rPr>
                 <w:rFonts w:ascii="宋体" w:hAnsi="宋体" w:eastAsia="宋体"/>
                 <w:b/>
+                <w:color w:val="000000"/>
                 <w:sz w:val="21"/>
               </w:rPr>
               <w:t xml:space="preserve">评估结果</w:t>
@@ -2074,6 +2191,7 @@
             <w:r>
               <w:rPr>
                 <w:rFonts w:ascii="宋体" w:hAnsi="宋体" w:eastAsia="宋体"/>
+                <w:color w:val="000000"/>
                 <w:sz w:val="21"/>
               </w:rPr>
               <w:t xml:space="preserve">Scikit-learn</w:t>
@@ -2090,6 +2208,7 @@
             <w:r>
               <w:rPr>
                 <w:rFonts w:ascii="宋体" w:hAnsi="宋体" w:eastAsia="宋体"/>
+                <w:color w:val="000000"/>
                 <w:sz w:val="21"/>
               </w:rPr>
               <w:t xml:space="preserve">传统模型、标准化、指标评估</w:t>
@@ -2106,6 +2225,7 @@
             <w:r>
               <w:rPr>
                 <w:rFonts w:ascii="宋体" w:hAnsi="宋体" w:eastAsia="宋体"/>
+                <w:color w:val="000000"/>
                 <w:sz w:val="21"/>
               </w:rPr>
               <w:t xml:space="preserve">必选，指标和部分基线模型依赖</w:t>
@@ -2124,6 +2244,7 @@
             <w:r>
               <w:rPr>
                 <w:rFonts w:ascii="宋体" w:hAnsi="宋体" w:eastAsia="宋体"/>
+                <w:color w:val="000000"/>
                 <w:sz w:val="21"/>
               </w:rPr>
               <w:t xml:space="preserve">PyTorch</w:t>
@@ -2140,6 +2261,7 @@
             <w:r>
               <w:rPr>
                 <w:rFonts w:ascii="宋体" w:hAnsi="宋体" w:eastAsia="宋体"/>
+                <w:color w:val="000000"/>
                 <w:sz w:val="21"/>
               </w:rPr>
               <w:t xml:space="preserve">CNN、RNN、Transformer 训练</w:t>
@@ -2156,6 +2278,7 @@
             <w:r>
               <w:rPr>
                 <w:rFonts w:ascii="宋体" w:hAnsi="宋体" w:eastAsia="宋体"/>
+                <w:color w:val="000000"/>
                 <w:sz w:val="21"/>
               </w:rPr>
               <w:t xml:space="preserve">必选，统一深度学习框架</w:t>
@@ -2174,6 +2297,7 @@
             <w:r>
               <w:rPr>
                 <w:rFonts w:ascii="宋体" w:hAnsi="宋体" w:eastAsia="宋体"/>
+                <w:color w:val="000000"/>
                 <w:sz w:val="21"/>
               </w:rPr>
               <w:t xml:space="preserve">XGBoost</w:t>
@@ -2190,6 +2314,7 @@
             <w:r>
               <w:rPr>
                 <w:rFonts w:ascii="宋体" w:hAnsi="宋体" w:eastAsia="宋体"/>
+                <w:color w:val="000000"/>
                 <w:sz w:val="21"/>
               </w:rPr>
               <w:t xml:space="preserve">树模型回归基线</w:t>
@@ -2206,6 +2331,7 @@
             <w:r>
               <w:rPr>
                 <w:rFonts w:ascii="宋体" w:hAnsi="宋体" w:eastAsia="宋体"/>
+                <w:color w:val="000000"/>
                 <w:sz w:val="21"/>
               </w:rPr>
               <w:t xml:space="preserve">可选，作为高级依赖保留</w:t>
@@ -2224,6 +2350,7 @@
             <w:r>
               <w:rPr>
                 <w:rFonts w:ascii="宋体" w:hAnsi="宋体" w:eastAsia="宋体"/>
+                <w:color w:val="000000"/>
                 <w:sz w:val="21"/>
               </w:rPr>
               <w:t xml:space="preserve">lifelines</w:t>
@@ -2240,6 +2367,7 @@
             <w:r>
               <w:rPr>
                 <w:rFonts w:ascii="宋体" w:hAnsi="宋体" w:eastAsia="宋体"/>
+                <w:color w:val="000000"/>
                 <w:sz w:val="21"/>
               </w:rPr>
               <w:t xml:space="preserve">生存分析建模</w:t>
@@ -2256,6 +2384,7 @@
             <w:r>
               <w:rPr>
                 <w:rFonts w:ascii="宋体" w:hAnsi="宋体" w:eastAsia="宋体"/>
+                <w:color w:val="000000"/>
                 <w:sz w:val="21"/>
               </w:rPr>
               <w:t xml:space="preserve">可选，作为生存分析增强方案保留</w:t>
@@ -2273,6 +2402,7 @@
       <w:r>
         <w:rPr>
           <w:rFonts w:ascii="宋体" w:hAnsi="宋体" w:eastAsia="宋体"/>
+          <w:color w:val="000000"/>
         </w:rPr>
         <w:t xml:space="preserve">3.3 可视化与实验跟踪工具</w:t>
       </w:r>
@@ -2307,6 +2437,7 @@
               <w:rPr>
                 <w:rFonts w:ascii="宋体" w:hAnsi="宋体" w:eastAsia="宋体"/>
                 <w:b/>
+                <w:color w:val="000000"/>
                 <w:sz w:val="21"/>
               </w:rPr>
               <w:t xml:space="preserve">工具</w:t>
@@ -2327,6 +2458,7 @@
               <w:rPr>
                 <w:rFonts w:ascii="宋体" w:hAnsi="宋体" w:eastAsia="宋体"/>
                 <w:b/>
+                <w:color w:val="000000"/>
                 <w:sz w:val="21"/>
               </w:rPr>
               <w:t xml:space="preserve">用途</w:t>
@@ -2347,6 +2479,7 @@
               <w:rPr>
                 <w:rFonts w:ascii="宋体" w:hAnsi="宋体" w:eastAsia="宋体"/>
                 <w:b/>
+                <w:color w:val="000000"/>
                 <w:sz w:val="21"/>
               </w:rPr>
               <w:t xml:space="preserve">评估结果</w:t>
@@ -2365,6 +2498,7 @@
             <w:r>
               <w:rPr>
                 <w:rFonts w:ascii="宋体" w:hAnsi="宋体" w:eastAsia="宋体"/>
+                <w:color w:val="000000"/>
                 <w:sz w:val="21"/>
               </w:rPr>
               <w:t xml:space="preserve">Matplotlib</w:t>
@@ -2381,6 +2515,7 @@
             <w:r>
               <w:rPr>
                 <w:rFonts w:ascii="宋体" w:hAnsi="宋体" w:eastAsia="宋体"/>
+                <w:color w:val="000000"/>
                 <w:sz w:val="21"/>
               </w:rPr>
               <w:t xml:space="preserve">基础图表输出</w:t>
@@ -2397,6 +2532,7 @@
             <w:r>
               <w:rPr>
                 <w:rFonts w:ascii="宋体" w:hAnsi="宋体" w:eastAsia="宋体"/>
+                <w:color w:val="000000"/>
                 <w:sz w:val="21"/>
               </w:rPr>
               <w:t xml:space="preserve">必选</w:t>
@@ -2415,6 +2551,7 @@
             <w:r>
               <w:rPr>
                 <w:rFonts w:ascii="宋体" w:hAnsi="宋体" w:eastAsia="宋体"/>
+                <w:color w:val="000000"/>
                 <w:sz w:val="21"/>
               </w:rPr>
               <w:t xml:space="preserve">Seaborn</w:t>
@@ -2431,6 +2568,7 @@
             <w:r>
               <w:rPr>
                 <w:rFonts w:ascii="宋体" w:hAnsi="宋体" w:eastAsia="宋体"/>
+                <w:color w:val="000000"/>
                 <w:sz w:val="21"/>
               </w:rPr>
               <w:t xml:space="preserve">统计图美化</w:t>
@@ -2447,6 +2585,7 @@
             <w:r>
               <w:rPr>
                 <w:rFonts w:ascii="宋体" w:hAnsi="宋体" w:eastAsia="宋体"/>
+                <w:color w:val="000000"/>
                 <w:sz w:val="21"/>
               </w:rPr>
               <w:t xml:space="preserve">必选</w:t>
@@ -2465,6 +2604,7 @@
             <w:r>
               <w:rPr>
                 <w:rFonts w:ascii="宋体" w:hAnsi="宋体" w:eastAsia="宋体"/>
+                <w:color w:val="000000"/>
                 <w:sz w:val="21"/>
               </w:rPr>
               <w:t xml:space="preserve">TensorBoard</w:t>
@@ -2481,6 +2621,7 @@
             <w:r>
               <w:rPr>
                 <w:rFonts w:ascii="宋体" w:hAnsi="宋体" w:eastAsia="宋体"/>
+                <w:color w:val="000000"/>
                 <w:sz w:val="21"/>
               </w:rPr>
               <w:t xml:space="preserve">训练曲线、梯度和参数可视化</w:t>
@@ -2497,6 +2638,7 @@
             <w:r>
               <w:rPr>
                 <w:rFonts w:ascii="宋体" w:hAnsi="宋体" w:eastAsia="宋体"/>
+                <w:color w:val="000000"/>
                 <w:sz w:val="21"/>
               </w:rPr>
               <w:t xml:space="preserve">回调接口必选，事件日志依赖本地可选依赖</w:t>
@@ -2515,6 +2657,7 @@
       <w:r>
         <w:rPr>
           <w:rFonts w:ascii="宋体" w:hAnsi="宋体" w:eastAsia="宋体"/>
+          <w:color w:val="000000"/>
         </w:rPr>
         <w:t xml:space="preserve">4. uv 环境管理方案说明</w:t>
       </w:r>
@@ -2528,6 +2671,7 @@
       <w:r>
         <w:rPr>
           <w:rFonts w:ascii="宋体" w:hAnsi="宋体" w:eastAsia="宋体"/>
+          <w:color w:val="000000"/>
         </w:rPr>
         <w:t xml:space="preserve">项目统一使用 uv，原因如下：</w:t>
       </w:r>
@@ -2545,6 +2689,7 @@
       <w:r>
         <w:rPr>
           <w:rFonts w:ascii="宋体" w:hAnsi="宋体" w:eastAsia="宋体"/>
+          <w:color w:val="000000"/>
         </w:rPr>
         <w:t xml:space="preserve">依赖解析速度快，适合频繁调整环境的课程项目。</w:t>
       </w:r>
@@ -2562,12 +2707,14 @@
       <w:r>
         <w:rPr>
           <w:rFonts w:ascii="宋体" w:hAnsi="宋体" w:eastAsia="宋体"/>
+          <w:color w:val="000000"/>
         </w:rPr>
         <w:t xml:space="preserve">能够通过</w:t>
       </w:r>
       <w:r>
         <w:rPr>
           <w:rFonts w:ascii="宋体" w:hAnsi="宋体" w:eastAsia="宋体"/>
+          <w:color w:val="000000"/>
         </w:rPr>
         <w:t xml:space="preserve"> </w:t>
       </w:r>
@@ -2575,24 +2722,28 @@
         <w:rPr>
           <w:rStyle w:val="VerbatimChar"/>
           <w:rFonts w:ascii="宋体" w:hAnsi="宋体" w:eastAsia="宋体"/>
+          <w:color w:val="000000"/>
         </w:rPr>
         <w:t xml:space="preserve">pyproject.toml</w:t>
       </w:r>
       <w:r>
         <w:rPr>
           <w:rFonts w:ascii="宋体" w:hAnsi="宋体" w:eastAsia="宋体"/>
+          <w:color w:val="000000"/>
         </w:rPr>
         <w:t xml:space="preserve"> </w:t>
       </w:r>
       <w:r>
         <w:rPr>
           <w:rFonts w:ascii="宋体" w:hAnsi="宋体" w:eastAsia="宋体"/>
+          <w:color w:val="000000"/>
         </w:rPr>
         <w:t xml:space="preserve">和</w:t>
       </w:r>
       <w:r>
         <w:rPr>
           <w:rFonts w:ascii="宋体" w:hAnsi="宋体" w:eastAsia="宋体"/>
+          <w:color w:val="000000"/>
         </w:rPr>
         <w:t xml:space="preserve"> </w:t>
       </w:r>
@@ -2600,42 +2751,49 @@
         <w:rPr>
           <w:rStyle w:val="VerbatimChar"/>
           <w:rFonts w:ascii="宋体" w:hAnsi="宋体" w:eastAsia="宋体"/>
+          <w:color w:val="000000"/>
         </w:rPr>
         <w:t xml:space="preserve">uv.lock</w:t>
       </w:r>
       <w:r>
         <w:rPr>
           <w:rFonts w:ascii="宋体" w:hAnsi="宋体" w:eastAsia="宋体"/>
+          <w:color w:val="000000"/>
         </w:rPr>
         <w:t xml:space="preserve"> </w:t>
       </w:r>
       <w:r>
         <w:rPr>
           <w:rFonts w:ascii="宋体" w:hAnsi="宋体" w:eastAsia="宋体"/>
+          <w:color w:val="000000"/>
         </w:rPr>
         <w:t xml:space="preserve">固定版本，降低</w:t>
       </w:r>
       <w:r>
         <w:rPr>
           <w:rFonts w:ascii="宋体" w:hAnsi="宋体" w:eastAsia="宋体"/>
+          <w:color w:val="000000"/>
         </w:rPr>
         <w:t xml:space="preserve">“</w:t>
       </w:r>
       <w:r>
         <w:rPr>
           <w:rFonts w:ascii="宋体" w:hAnsi="宋体" w:eastAsia="宋体"/>
+          <w:color w:val="000000"/>
         </w:rPr>
         <w:t xml:space="preserve">在我电脑能跑</w:t>
       </w:r>
       <w:r>
         <w:rPr>
           <w:rFonts w:ascii="宋体" w:hAnsi="宋体" w:eastAsia="宋体"/>
+          <w:color w:val="000000"/>
         </w:rPr>
         <w:t xml:space="preserve">”</w:t>
       </w:r>
       <w:r>
         <w:rPr>
           <w:rFonts w:ascii="宋体" w:hAnsi="宋体" w:eastAsia="宋体"/>
+          <w:color w:val="000000"/>
         </w:rPr>
         <w:t xml:space="preserve">的问题。</w:t>
       </w:r>
@@ -2653,6 +2811,7 @@
       <w:r>
         <w:rPr>
           <w:rFonts w:ascii="宋体" w:hAnsi="宋体" w:eastAsia="宋体"/>
+          <w:color w:val="000000"/>
         </w:rPr>
         <w:t xml:space="preserve">便于区分基础依赖和高级可选依赖。</w:t>
       </w:r>
@@ -2666,6 +2825,7 @@
       <w:r>
         <w:rPr>
           <w:rFonts w:ascii="宋体" w:hAnsi="宋体" w:eastAsia="宋体"/>
+          <w:color w:val="000000"/>
         </w:rPr>
         <w:t xml:space="preserve">项目环境管理规则如下：</w:t>
       </w:r>
@@ -2683,6 +2843,7 @@
       <w:r>
         <w:rPr>
           <w:rFonts w:ascii="宋体" w:hAnsi="宋体" w:eastAsia="宋体"/>
+          <w:color w:val="000000"/>
         </w:rPr>
         <w:t xml:space="preserve">Python 版本统一为 3.11 及以上。</w:t>
       </w:r>
@@ -2700,6 +2861,7 @@
       <w:r>
         <w:rPr>
           <w:rFonts w:ascii="宋体" w:hAnsi="宋体" w:eastAsia="宋体"/>
+          <w:color w:val="000000"/>
         </w:rPr>
         <w:t xml:space="preserve">基础依赖包含 NumPy、Pandas、Scikit-learn、PyTorch、Matplotlib、Seaborn 等；TensorBoard 作为训练监控增强依赖使用。</w:t>
       </w:r>
@@ -2718,24 +2880,28 @@
         <w:rPr>
           <w:rStyle w:val="VerbatimChar"/>
           <w:rFonts w:ascii="宋体" w:hAnsi="宋体" w:eastAsia="宋体"/>
+          <w:color w:val="000000"/>
         </w:rPr>
         <w:t xml:space="preserve">advanced</w:t>
       </w:r>
       <w:r>
         <w:rPr>
           <w:rFonts w:ascii="宋体" w:hAnsi="宋体" w:eastAsia="宋体"/>
+          <w:color w:val="000000"/>
         </w:rPr>
         <w:t xml:space="preserve"> </w:t>
       </w:r>
       <w:r>
         <w:rPr>
           <w:rFonts w:ascii="宋体" w:hAnsi="宋体" w:eastAsia="宋体"/>
+          <w:color w:val="000000"/>
         </w:rPr>
         <w:t xml:space="preserve">可选依赖包含</w:t>
       </w:r>
       <w:r>
         <w:rPr>
           <w:rFonts w:ascii="宋体" w:hAnsi="宋体" w:eastAsia="宋体"/>
+          <w:color w:val="000000"/>
         </w:rPr>
         <w:t xml:space="preserve"> </w:t>
       </w:r>
@@ -2743,12 +2909,14 @@
         <w:rPr>
           <w:rStyle w:val="VerbatimChar"/>
           <w:rFonts w:ascii="宋体" w:hAnsi="宋体" w:eastAsia="宋体"/>
+          <w:color w:val="000000"/>
         </w:rPr>
         <w:t xml:space="preserve">tsfresh</w:t>
       </w:r>
       <w:r>
         <w:rPr>
           <w:rFonts w:ascii="宋体" w:hAnsi="宋体" w:eastAsia="宋体"/>
+          <w:color w:val="000000"/>
         </w:rPr>
         <w:t xml:space="preserve">、</w:t>
       </w:r>
@@ -2756,18 +2924,21 @@
         <w:rPr>
           <w:rStyle w:val="VerbatimChar"/>
           <w:rFonts w:ascii="宋体" w:hAnsi="宋体" w:eastAsia="宋体"/>
+          <w:color w:val="000000"/>
         </w:rPr>
         <w:t xml:space="preserve">xgboost</w:t>
       </w:r>
       <w:r>
         <w:rPr>
           <w:rFonts w:ascii="宋体" w:hAnsi="宋体" w:eastAsia="宋体"/>
+          <w:color w:val="000000"/>
         </w:rPr>
         <w:t xml:space="preserve"> </w:t>
       </w:r>
       <w:r>
         <w:rPr>
           <w:rFonts w:ascii="宋体" w:hAnsi="宋体" w:eastAsia="宋体"/>
+          <w:color w:val="000000"/>
         </w:rPr>
         <w:t xml:space="preserve">等，用于增强实验。</w:t>
       </w:r>
@@ -2786,24 +2957,28 @@
         <w:rPr>
           <w:rStyle w:val="VerbatimChar"/>
           <w:rFonts w:ascii="宋体" w:hAnsi="宋体" w:eastAsia="宋体"/>
+          <w:color w:val="000000"/>
         </w:rPr>
         <w:t xml:space="preserve">dev</w:t>
       </w:r>
       <w:r>
         <w:rPr>
           <w:rFonts w:ascii="宋体" w:hAnsi="宋体" w:eastAsia="宋体"/>
+          <w:color w:val="000000"/>
         </w:rPr>
         <w:t xml:space="preserve"> </w:t>
       </w:r>
       <w:r>
         <w:rPr>
           <w:rFonts w:ascii="宋体" w:hAnsi="宋体" w:eastAsia="宋体"/>
+          <w:color w:val="000000"/>
         </w:rPr>
         <w:t xml:space="preserve">依赖包含</w:t>
       </w:r>
       <w:r>
         <w:rPr>
           <w:rFonts w:ascii="宋体" w:hAnsi="宋体" w:eastAsia="宋体"/>
+          <w:color w:val="000000"/>
         </w:rPr>
         <w:t xml:space="preserve"> </w:t>
       </w:r>
@@ -2811,18 +2986,21 @@
         <w:rPr>
           <w:rStyle w:val="VerbatimChar"/>
           <w:rFonts w:ascii="宋体" w:hAnsi="宋体" w:eastAsia="宋体"/>
+          <w:color w:val="000000"/>
         </w:rPr>
         <w:t xml:space="preserve">pytest</w:t>
       </w:r>
       <w:r>
         <w:rPr>
           <w:rFonts w:ascii="宋体" w:hAnsi="宋体" w:eastAsia="宋体"/>
+          <w:color w:val="000000"/>
         </w:rPr>
         <w:t xml:space="preserve"> </w:t>
       </w:r>
       <w:r>
         <w:rPr>
           <w:rFonts w:ascii="宋体" w:hAnsi="宋体" w:eastAsia="宋体"/>
+          <w:color w:val="000000"/>
         </w:rPr>
         <w:t xml:space="preserve">等测试工具。</w:t>
       </w:r>
@@ -2836,6 +3014,7 @@
       <w:r>
         <w:rPr>
           <w:rFonts w:ascii="宋体" w:hAnsi="宋体" w:eastAsia="宋体"/>
+          <w:color w:val="000000"/>
         </w:rPr>
         <w:t xml:space="preserve">5. 数据处理与特征工程技术选型</w:t>
       </w:r>
@@ -2848,6 +3027,7 @@
       <w:r>
         <w:rPr>
           <w:rFonts w:ascii="宋体" w:hAnsi="宋体" w:eastAsia="宋体"/>
+          <w:color w:val="000000"/>
         </w:rPr>
         <w:t xml:space="preserve">5.1 预处理候选方案</w:t>
       </w:r>
@@ -2861,6 +3041,7 @@
       <w:r>
         <w:rPr>
           <w:rFonts w:ascii="宋体" w:hAnsi="宋体" w:eastAsia="宋体"/>
+          <w:color w:val="000000"/>
         </w:rPr>
         <w:t xml:space="preserve">围绕轴承振动信号，本项目重点调研以下预处理能力：</w:t>
       </w:r>
@@ -2878,6 +3059,7 @@
       <w:r>
         <w:rPr>
           <w:rFonts w:ascii="宋体" w:hAnsi="宋体" w:eastAsia="宋体"/>
+          <w:color w:val="000000"/>
         </w:rPr>
         <w:t xml:space="preserve">滑动窗口：将长序列切分为固定长度样本，是建模前提。</w:t>
       </w:r>
@@ -2895,6 +3077,7 @@
       <w:r>
         <w:rPr>
           <w:rFonts w:ascii="宋体" w:hAnsi="宋体" w:eastAsia="宋体"/>
+          <w:color w:val="000000"/>
         </w:rPr>
         <w:t xml:space="preserve">归一化或标准化：降低不同工况下幅值差异对训练的影响。</w:t>
       </w:r>
@@ -2912,6 +3095,7 @@
       <w:r>
         <w:rPr>
           <w:rFonts w:ascii="宋体" w:hAnsi="宋体" w:eastAsia="宋体"/>
+          <w:color w:val="000000"/>
         </w:rPr>
         <w:t xml:space="preserve">异常值和空值处理：提升真实数据导入的稳定性。</w:t>
       </w:r>
@@ -2929,6 +3113,7 @@
       <w:r>
         <w:rPr>
           <w:rFonts w:ascii="宋体" w:hAnsi="宋体" w:eastAsia="宋体"/>
+          <w:color w:val="000000"/>
         </w:rPr>
         <w:t xml:space="preserve">多通道组织：同时支持水平振动、垂直振动和温度通道。</w:t>
       </w:r>
@@ -2942,30 +3127,35 @@
       <w:r>
         <w:rPr>
           <w:rFonts w:ascii="宋体" w:hAnsi="宋体" w:eastAsia="宋体"/>
+          <w:color w:val="000000"/>
         </w:rPr>
         <w:t xml:space="preserve">综合评估后，项目采用</w:t>
       </w:r>
       <w:r>
         <w:rPr>
           <w:rFonts w:ascii="宋体" w:hAnsi="宋体" w:eastAsia="宋体"/>
+          <w:color w:val="000000"/>
         </w:rPr>
         <w:t xml:space="preserve">“</w:t>
       </w:r>
       <w:r>
         <w:rPr>
           <w:rFonts w:ascii="宋体" w:hAnsi="宋体" w:eastAsia="宋体"/>
+          <w:color w:val="000000"/>
         </w:rPr>
         <w:t xml:space="preserve">默认轻量预处理 + 可扩展管道</w:t>
       </w:r>
       <w:r>
         <w:rPr>
           <w:rFonts w:ascii="宋体" w:hAnsi="宋体" w:eastAsia="宋体"/>
+          <w:color w:val="000000"/>
         </w:rPr>
         <w:t xml:space="preserve">”</w:t>
       </w:r>
       <w:r>
         <w:rPr>
           <w:rFonts w:ascii="宋体" w:hAnsi="宋体" w:eastAsia="宋体"/>
+          <w:color w:val="000000"/>
         </w:rPr>
         <w:t xml:space="preserve">的方案，即基础流程由自定义处理模块完成，可选接入更复杂的外部工具。</w:t>
       </w:r>
@@ -2979,6 +3169,7 @@
       <w:r>
         <w:rPr>
           <w:rFonts w:ascii="宋体" w:hAnsi="宋体" w:eastAsia="宋体"/>
+          <w:color w:val="000000"/>
         </w:rPr>
         <w:t xml:space="preserve">5.2 特征工程候选方案</w:t>
       </w:r>
@@ -3013,6 +3204,7 @@
               <w:rPr>
                 <w:rFonts w:ascii="宋体" w:hAnsi="宋体" w:eastAsia="宋体"/>
                 <w:b/>
+                <w:color w:val="000000"/>
                 <w:sz w:val="21"/>
               </w:rPr>
               <w:t xml:space="preserve">方案</w:t>
@@ -3033,6 +3225,7 @@
               <w:rPr>
                 <w:rFonts w:ascii="宋体" w:hAnsi="宋体" w:eastAsia="宋体"/>
                 <w:b/>
+                <w:color w:val="000000"/>
                 <w:sz w:val="21"/>
               </w:rPr>
               <w:t xml:space="preserve">内容</w:t>
@@ -3053,6 +3246,7 @@
               <w:rPr>
                 <w:rFonts w:ascii="宋体" w:hAnsi="宋体" w:eastAsia="宋体"/>
                 <w:b/>
+                <w:color w:val="000000"/>
                 <w:sz w:val="21"/>
               </w:rPr>
               <w:t xml:space="preserve">优点</w:t>
@@ -3073,6 +3267,7 @@
               <w:rPr>
                 <w:rFonts w:ascii="宋体" w:hAnsi="宋体" w:eastAsia="宋体"/>
                 <w:b/>
+                <w:color w:val="000000"/>
                 <w:sz w:val="21"/>
               </w:rPr>
               <w:t xml:space="preserve">缺点</w:t>
@@ -3093,6 +3288,7 @@
               <w:rPr>
                 <w:rFonts w:ascii="宋体" w:hAnsi="宋体" w:eastAsia="宋体"/>
                 <w:b/>
+                <w:color w:val="000000"/>
                 <w:sz w:val="21"/>
               </w:rPr>
               <w:t xml:space="preserve">结论</w:t>
@@ -3111,6 +3307,7 @@
             <w:r>
               <w:rPr>
                 <w:rFonts w:ascii="宋体" w:hAnsi="宋体" w:eastAsia="宋体"/>
+                <w:color w:val="000000"/>
                 <w:sz w:val="21"/>
               </w:rPr>
               <w:t xml:space="preserve">手工统计特征</w:t>
@@ -3127,6 +3324,7 @@
             <w:r>
               <w:rPr>
                 <w:rFonts w:ascii="宋体" w:hAnsi="宋体" w:eastAsia="宋体"/>
+                <w:color w:val="000000"/>
                 <w:sz w:val="21"/>
               </w:rPr>
               <w:t xml:space="preserve">均值、标准差、RMS、峰值、峭度等</w:t>
@@ -3143,6 +3341,7 @@
             <w:r>
               <w:rPr>
                 <w:rFonts w:ascii="宋体" w:hAnsi="宋体" w:eastAsia="宋体"/>
+                <w:color w:val="000000"/>
                 <w:sz w:val="21"/>
               </w:rPr>
               <w:t xml:space="preserve">可解释性强、实现简单</w:t>
@@ -3159,6 +3358,7 @@
             <w:r>
               <w:rPr>
                 <w:rFonts w:ascii="宋体" w:hAnsi="宋体" w:eastAsia="宋体"/>
+                <w:color w:val="000000"/>
                 <w:sz w:val="21"/>
               </w:rPr>
               <w:t xml:space="preserve">依赖人工经验</w:t>
@@ -3175,6 +3375,7 @@
             <w:r>
               <w:rPr>
                 <w:rFonts w:ascii="宋体" w:hAnsi="宋体" w:eastAsia="宋体"/>
+                <w:color w:val="000000"/>
                 <w:sz w:val="21"/>
               </w:rPr>
               <w:t xml:space="preserve">采用</w:t>
@@ -3193,6 +3394,7 @@
             <w:r>
               <w:rPr>
                 <w:rFonts w:ascii="宋体" w:hAnsi="宋体" w:eastAsia="宋体"/>
+                <w:color w:val="000000"/>
                 <w:sz w:val="21"/>
               </w:rPr>
               <w:t xml:space="preserve">FFT 频域特征</w:t>
@@ -3209,6 +3411,7 @@
             <w:r>
               <w:rPr>
                 <w:rFonts w:ascii="宋体" w:hAnsi="宋体" w:eastAsia="宋体"/>
+                <w:color w:val="000000"/>
                 <w:sz w:val="21"/>
               </w:rPr>
               <w:t xml:space="preserve">主频、频域能量、谱质心等</w:t>
@@ -3225,6 +3428,7 @@
             <w:r>
               <w:rPr>
                 <w:rFonts w:ascii="宋体" w:hAnsi="宋体" w:eastAsia="宋体"/>
+                <w:color w:val="000000"/>
                 <w:sz w:val="21"/>
               </w:rPr>
               <w:t xml:space="preserve">适合振动场景</w:t>
@@ -3241,6 +3445,7 @@
             <w:r>
               <w:rPr>
                 <w:rFonts w:ascii="宋体" w:hAnsi="宋体" w:eastAsia="宋体"/>
+                <w:color w:val="000000"/>
                 <w:sz w:val="21"/>
               </w:rPr>
               <w:t xml:space="preserve">频率分辨率依赖窗口设置</w:t>
@@ -3257,6 +3462,7 @@
             <w:r>
               <w:rPr>
                 <w:rFonts w:ascii="宋体" w:hAnsi="宋体" w:eastAsia="宋体"/>
+                <w:color w:val="000000"/>
                 <w:sz w:val="21"/>
               </w:rPr>
               <w:t xml:space="preserve">采用</w:t>
@@ -3275,6 +3481,7 @@
             <w:r>
               <w:rPr>
                 <w:rFonts w:ascii="宋体" w:hAnsi="宋体" w:eastAsia="宋体"/>
+                <w:color w:val="000000"/>
                 <w:sz w:val="21"/>
               </w:rPr>
               <w:t xml:space="preserve">tsfresh 自动特征</w:t>
@@ -3291,6 +3498,7 @@
             <w:r>
               <w:rPr>
                 <w:rFonts w:ascii="宋体" w:hAnsi="宋体" w:eastAsia="宋体"/>
+                <w:color w:val="000000"/>
                 <w:sz w:val="21"/>
               </w:rPr>
               <w:t xml:space="preserve">大量自动化统计特征</w:t>
@@ -3307,6 +3515,7 @@
             <w:r>
               <w:rPr>
                 <w:rFonts w:ascii="宋体" w:hAnsi="宋体" w:eastAsia="宋体"/>
+                <w:color w:val="000000"/>
                 <w:sz w:val="21"/>
               </w:rPr>
               <w:t xml:space="preserve">覆盖广</w:t>
@@ -3323,6 +3532,7 @@
             <w:r>
               <w:rPr>
                 <w:rFonts w:ascii="宋体" w:hAnsi="宋体" w:eastAsia="宋体"/>
+                <w:color w:val="000000"/>
                 <w:sz w:val="21"/>
               </w:rPr>
               <w:t xml:space="preserve">依赖较重、特征筛选复杂</w:t>
@@ -3339,6 +3549,7 @@
             <w:r>
               <w:rPr>
                 <w:rFonts w:ascii="宋体" w:hAnsi="宋体" w:eastAsia="宋体"/>
+                <w:color w:val="000000"/>
                 <w:sz w:val="21"/>
               </w:rPr>
               <w:t xml:space="preserve">作为高级可选方案</w:t>
@@ -3356,30 +3567,35 @@
       <w:r>
         <w:rPr>
           <w:rFonts w:ascii="宋体" w:hAnsi="宋体" w:eastAsia="宋体"/>
+          <w:color w:val="000000"/>
         </w:rPr>
         <w:t xml:space="preserve">最终选型为</w:t>
       </w:r>
       <w:r>
         <w:rPr>
           <w:rFonts w:ascii="宋体" w:hAnsi="宋体" w:eastAsia="宋体"/>
+          <w:color w:val="000000"/>
         </w:rPr>
         <w:t xml:space="preserve">“</w:t>
       </w:r>
       <w:r>
         <w:rPr>
           <w:rFonts w:ascii="宋体" w:hAnsi="宋体" w:eastAsia="宋体"/>
+          <w:color w:val="000000"/>
         </w:rPr>
         <w:t xml:space="preserve">基础统计特征 + 频域特征 + 可选自动特征</w:t>
       </w:r>
       <w:r>
         <w:rPr>
           <w:rFonts w:ascii="宋体" w:hAnsi="宋体" w:eastAsia="宋体"/>
+          <w:color w:val="000000"/>
         </w:rPr>
         <w:t xml:space="preserve">”</w:t>
       </w:r>
       <w:r>
         <w:rPr>
           <w:rFonts w:ascii="宋体" w:hAnsi="宋体" w:eastAsia="宋体"/>
+          <w:color w:val="000000"/>
         </w:rPr>
         <w:t xml:space="preserve">的混合策略。</w:t>
       </w:r>
@@ -3394,6 +3610,7 @@
       <w:r>
         <w:rPr>
           <w:rFonts w:ascii="宋体" w:hAnsi="宋体" w:eastAsia="宋体"/>
+          <w:color w:val="000000"/>
         </w:rPr>
         <w:t xml:space="preserve">6. 剩余寿命预测模型调研</w:t>
       </w:r>
@@ -3406,6 +3623,7 @@
       <w:r>
         <w:rPr>
           <w:rFonts w:ascii="宋体" w:hAnsi="宋体" w:eastAsia="宋体"/>
+          <w:color w:val="000000"/>
         </w:rPr>
         <w:t xml:space="preserve">6.1 传统模型</w:t>
       </w:r>
@@ -3419,6 +3637,7 @@
       <w:r>
         <w:rPr>
           <w:rFonts w:ascii="宋体" w:hAnsi="宋体" w:eastAsia="宋体"/>
+          <w:color w:val="000000"/>
         </w:rPr>
         <w:t xml:space="preserve">传统模型包括线性回归、随机森林、梯度提升树和 XGBoost。这些方法训练稳定、解释性较强，适合作为基线方案，但对于原始时序建模能力有限。项目保留这类方法作为参考基线，不作为主训练框架核心。</w:t>
       </w:r>
@@ -3432,6 +3651,7 @@
       <w:r>
         <w:rPr>
           <w:rFonts w:ascii="宋体" w:hAnsi="宋体" w:eastAsia="宋体"/>
+          <w:color w:val="000000"/>
         </w:rPr>
         <w:t xml:space="preserve">6.2 序列深度学习模型</w:t>
       </w:r>
@@ -3449,6 +3669,7 @@
       <w:r>
         <w:rPr>
           <w:rFonts w:ascii="宋体" w:hAnsi="宋体" w:eastAsia="宋体"/>
+          <w:color w:val="000000"/>
         </w:rPr>
         <w:t xml:space="preserve">CNN：擅长局部模式提取，适合对固定长度振动窗口进行建模。</w:t>
       </w:r>
@@ -3466,6 +3687,7 @@
       <w:r>
         <w:rPr>
           <w:rFonts w:ascii="宋体" w:hAnsi="宋体" w:eastAsia="宋体"/>
+          <w:color w:val="000000"/>
         </w:rPr>
         <w:t xml:space="preserve">RNN / LSTM：适合建模时间依赖关系，但训练速度相对较慢。</w:t>
       </w:r>
@@ -3483,6 +3705,7 @@
       <w:r>
         <w:rPr>
           <w:rFonts w:ascii="宋体" w:hAnsi="宋体" w:eastAsia="宋体"/>
+          <w:color w:val="000000"/>
         </w:rPr>
         <w:t xml:space="preserve">Transformer：适合处理中长序列和注意力分析，便于输出注意力热图，但计算代价较高。</w:t>
       </w:r>
@@ -3496,6 +3719,7 @@
       <w:r>
         <w:rPr>
           <w:rFonts w:ascii="宋体" w:hAnsi="宋体" w:eastAsia="宋体"/>
+          <w:color w:val="000000"/>
         </w:rPr>
         <w:t xml:space="preserve">综合考虑课程展示效果和工程扩展性，项目将 CNN、RNN 和 Transformer 都纳入实现范围。</w:t>
       </w:r>
@@ -3509,6 +3733,7 @@
       <w:r>
         <w:rPr>
           <w:rFonts w:ascii="宋体" w:hAnsi="宋体" w:eastAsia="宋体"/>
+          <w:color w:val="000000"/>
         </w:rPr>
         <w:t xml:space="preserve">6.3 退化分析与不确定性建模</w:t>
       </w:r>
@@ -3522,6 +3747,7 @@
       <w:r>
         <w:rPr>
           <w:rFonts w:ascii="宋体" w:hAnsi="宋体" w:eastAsia="宋体"/>
+          <w:color w:val="000000"/>
         </w:rPr>
         <w:t xml:space="preserve">除了直接 RUL 预测，项目还调研了以下扩展能力：</w:t>
       </w:r>
@@ -3539,6 +3765,7 @@
       <w:r>
         <w:rPr>
           <w:rFonts w:ascii="宋体" w:hAnsi="宋体" w:eastAsia="宋体"/>
+          <w:color w:val="000000"/>
         </w:rPr>
         <w:t xml:space="preserve">3sigma 与 FPT 退化阶段划分，用于退化阶段标注与健康状态辅助分析。</w:t>
       </w:r>
@@ -3556,6 +3783,7 @@
       <w:r>
         <w:rPr>
           <w:rFonts w:ascii="宋体" w:hAnsi="宋体" w:eastAsia="宋体"/>
+          <w:color w:val="000000"/>
         </w:rPr>
         <w:t xml:space="preserve">Monte Carlo Dropout 不确定性估计，用于输出均值和方差。</w:t>
       </w:r>
@@ -3573,6 +3801,7 @@
       <w:r>
         <w:rPr>
           <w:rFonts w:ascii="宋体" w:hAnsi="宋体" w:eastAsia="宋体"/>
+          <w:color w:val="000000"/>
         </w:rPr>
         <w:t xml:space="preserve">Kaplan-Meier / Cox 等生存分析方法，用于未来存活概率评估。</w:t>
       </w:r>
@@ -3586,6 +3815,7 @@
       <w:r>
         <w:rPr>
           <w:rFonts w:ascii="宋体" w:hAnsi="宋体" w:eastAsia="宋体"/>
+          <w:color w:val="000000"/>
         </w:rPr>
         <w:t xml:space="preserve">这些能力能够提升系统完整度，因此被纳入总体方案。</w:t>
       </w:r>
@@ -3600,6 +3830,7 @@
       <w:r>
         <w:rPr>
           <w:rFonts w:ascii="宋体" w:hAnsi="宋体" w:eastAsia="宋体"/>
+          <w:color w:val="000000"/>
         </w:rPr>
         <w:t xml:space="preserve">7. 数据集来源与可用性分析</w:t>
       </w:r>
@@ -3612,6 +3843,7 @@
       <w:r>
         <w:rPr>
           <w:rFonts w:ascii="宋体" w:hAnsi="宋体" w:eastAsia="宋体"/>
+          <w:color w:val="000000"/>
         </w:rPr>
         <w:t xml:space="preserve">7.1 XJTU-SY</w:t>
       </w:r>
@@ -3625,6 +3857,7 @@
       <w:r>
         <w:rPr>
           <w:rFonts w:ascii="宋体" w:hAnsi="宋体" w:eastAsia="宋体"/>
+          <w:color w:val="000000"/>
         </w:rPr>
         <w:t xml:space="preserve">XJTU-SY 适合研究轴承全寿命退化过程，优点是数据结构清晰、全寿命退化过程明确，适合做 RUL 和阶段分析。潜在风险在于下载入口可能发生变更，因此需要设计多入口兼容和本地目录加载能力。</w:t>
       </w:r>
@@ -3638,6 +3871,7 @@
       <w:r>
         <w:rPr>
           <w:rFonts w:ascii="宋体" w:hAnsi="宋体" w:eastAsia="宋体"/>
+          <w:color w:val="000000"/>
         </w:rPr>
         <w:t xml:space="preserve">7.2 PHM2012 / FEMTO</w:t>
       </w:r>
@@ -3651,6 +3885,7 @@
       <w:r>
         <w:rPr>
           <w:rFonts w:ascii="宋体" w:hAnsi="宋体" w:eastAsia="宋体"/>
+          <w:color w:val="000000"/>
         </w:rPr>
         <w:t xml:space="preserve">PHM2012 / FEMTO 是轴承寿命预测经典数据集，包含多工况数据，适合作为真实数据验证基准。需要注意的问题主要是压缩包体积大、目录层次较多，需要针对加速度与温度文件做统一抽象。</w:t>
       </w:r>
@@ -3664,6 +3899,7 @@
       <w:r>
         <w:rPr>
           <w:rFonts w:ascii="宋体" w:hAnsi="宋体" w:eastAsia="宋体"/>
+          <w:color w:val="000000"/>
         </w:rPr>
         <w:t xml:space="preserve">7.3 数据集选型结论</w:t>
       </w:r>
@@ -3677,6 +3913,7 @@
       <w:r>
         <w:rPr>
           <w:rFonts w:ascii="宋体" w:hAnsi="宋体" w:eastAsia="宋体"/>
+          <w:color w:val="000000"/>
         </w:rPr>
         <w:t xml:space="preserve">项目最终同时采用 XJTU-SY 和 PHM2012 / FEMTO：</w:t>
       </w:r>
@@ -3694,6 +3931,7 @@
       <w:r>
         <w:rPr>
           <w:rFonts w:ascii="宋体" w:hAnsi="宋体" w:eastAsia="宋体"/>
+          <w:color w:val="000000"/>
         </w:rPr>
         <w:t xml:space="preserve">两者互补，可覆盖不同目录结构和工况组织方式。</w:t>
       </w:r>
@@ -3711,6 +3949,7 @@
       <w:r>
         <w:rPr>
           <w:rFonts w:ascii="宋体" w:hAnsi="宋体" w:eastAsia="宋体"/>
+          <w:color w:val="000000"/>
         </w:rPr>
         <w:t xml:space="preserve">有利于验证数据加载器的通用性。</w:t>
       </w:r>
@@ -3728,6 +3967,7 @@
       <w:r>
         <w:rPr>
           <w:rFonts w:ascii="宋体" w:hAnsi="宋体" w:eastAsia="宋体"/>
+          <w:color w:val="000000"/>
         </w:rPr>
         <w:t xml:space="preserve">有利于课程展示中说明系统不是只适配一个演示数据集。</w:t>
       </w:r>
@@ -3741,6 +3981,7 @@
       <w:r>
         <w:rPr>
           <w:rFonts w:ascii="宋体" w:hAnsi="宋体" w:eastAsia="宋体"/>
+          <w:color w:val="000000"/>
         </w:rPr>
         <w:t xml:space="preserve">7.4 数据特征与处理策略细化</w:t>
       </w:r>
@@ -3754,6 +3995,7 @@
       <w:r>
         <w:rPr>
           <w:rFonts w:ascii="宋体" w:hAnsi="宋体" w:eastAsia="宋体"/>
+          <w:color w:val="000000"/>
         </w:rPr>
         <w:t xml:space="preserve">技术预研阶段对两个数据集的处理策略如下：</w:t>
       </w:r>
@@ -3793,6 +4035,7 @@
               <w:rPr>
                 <w:rFonts w:ascii="宋体" w:hAnsi="宋体" w:eastAsia="宋体"/>
                 <w:b/>
+                <w:color w:val="000000"/>
                 <w:sz w:val="21"/>
               </w:rPr>
               <w:t xml:space="preserve">维度</w:t>
@@ -3813,6 +4056,7 @@
               <w:rPr>
                 <w:rFonts w:ascii="宋体" w:hAnsi="宋体" w:eastAsia="宋体"/>
                 <w:b/>
+                <w:color w:val="000000"/>
                 <w:sz w:val="21"/>
               </w:rPr>
               <w:t xml:space="preserve">XJTU-SY</w:t>
@@ -3833,6 +4077,7 @@
               <w:rPr>
                 <w:rFonts w:ascii="宋体" w:hAnsi="宋体" w:eastAsia="宋体"/>
                 <w:b/>
+                <w:color w:val="000000"/>
                 <w:sz w:val="21"/>
               </w:rPr>
               <w:t xml:space="preserve">PHM2012/FEMTO</w:t>
@@ -3853,6 +4098,7 @@
               <w:rPr>
                 <w:rFonts w:ascii="宋体" w:hAnsi="宋体" w:eastAsia="宋体"/>
                 <w:b/>
+                <w:color w:val="000000"/>
                 <w:sz w:val="21"/>
               </w:rPr>
               <w:t xml:space="preserve">处理策略</w:t>
@@ -3871,6 +4117,7 @@
             <w:r>
               <w:rPr>
                 <w:rFonts w:ascii="宋体" w:hAnsi="宋体" w:eastAsia="宋体"/>
+                <w:color w:val="000000"/>
                 <w:sz w:val="21"/>
               </w:rPr>
               <w:t xml:space="preserve">时间粒度</w:t>
@@ -3887,6 +4134,7 @@
             <w:r>
               <w:rPr>
                 <w:rFonts w:ascii="宋体" w:hAnsi="宋体" w:eastAsia="宋体"/>
+                <w:color w:val="000000"/>
                 <w:sz w:val="21"/>
               </w:rPr>
               <w:t xml:space="preserve">快照间隔约 1 分钟，单个快照较长</w:t>
@@ -3903,6 +4151,7 @@
             <w:r>
               <w:rPr>
                 <w:rFonts w:ascii="宋体" w:hAnsi="宋体" w:eastAsia="宋体"/>
+                <w:color w:val="000000"/>
                 <w:sz w:val="21"/>
               </w:rPr>
               <w:t xml:space="preserve">快照间隔约 10 秒，单个加速度快照较短</w:t>
@@ -3919,6 +4168,7 @@
             <w:r>
               <w:rPr>
                 <w:rFonts w:ascii="宋体" w:hAnsi="宋体" w:eastAsia="宋体"/>
+                <w:color w:val="000000"/>
                 <w:sz w:val="21"/>
               </w:rPr>
               <w:t xml:space="preserve">在实体层记录采样率、快照索引和时间单位，避免把文件序号误认为统一物理时间</w:t>
@@ -3937,6 +4187,7 @@
             <w:r>
               <w:rPr>
                 <w:rFonts w:ascii="宋体" w:hAnsi="宋体" w:eastAsia="宋体"/>
+                <w:color w:val="000000"/>
                 <w:sz w:val="21"/>
               </w:rPr>
               <w:t xml:space="preserve">通道</w:t>
@@ -3953,6 +4204,7 @@
             <w:r>
               <w:rPr>
                 <w:rFonts w:ascii="宋体" w:hAnsi="宋体" w:eastAsia="宋体"/>
+                <w:color w:val="000000"/>
                 <w:sz w:val="21"/>
               </w:rPr>
               <w:t xml:space="preserve">水平、垂直振动</w:t>
@@ -3969,6 +4221,7 @@
             <w:r>
               <w:rPr>
                 <w:rFonts w:ascii="宋体" w:hAnsi="宋体" w:eastAsia="宋体"/>
+                <w:color w:val="000000"/>
                 <w:sz w:val="21"/>
               </w:rPr>
               <w:t xml:space="preserve">水平、垂直振动，并存在温度文件</w:t>
@@ -3985,6 +4238,7 @@
             <w:r>
               <w:rPr>
                 <w:rFonts w:ascii="宋体" w:hAnsi="宋体" w:eastAsia="宋体"/>
+                <w:color w:val="000000"/>
                 <w:sz w:val="21"/>
               </w:rPr>
               <w:t xml:space="preserve">当前 RUL 主线以振动为主，温度作为可扩展字段保留</w:t>
@@ -4003,6 +4257,7 @@
             <w:r>
               <w:rPr>
                 <w:rFonts w:ascii="宋体" w:hAnsi="宋体" w:eastAsia="宋体"/>
+                <w:color w:val="000000"/>
                 <w:sz w:val="21"/>
               </w:rPr>
               <w:t xml:space="preserve">退化表现</w:t>
@@ -4019,6 +4274,7 @@
             <w:r>
               <w:rPr>
                 <w:rFonts w:ascii="宋体" w:hAnsi="宋体" w:eastAsia="宋体"/>
+                <w:color w:val="000000"/>
                 <w:sz w:val="21"/>
               </w:rPr>
               <w:t xml:space="preserve">后期振动能量和冲击特征明显增强</w:t>
@@ -4035,6 +4291,7 @@
             <w:r>
               <w:rPr>
                 <w:rFonts w:ascii="宋体" w:hAnsi="宋体" w:eastAsia="宋体"/>
+                <w:color w:val="000000"/>
                 <w:sz w:val="21"/>
               </w:rPr>
               <w:t xml:space="preserve">后期振动增强更密集，部分序列存在突变阶段</w:t>
@@ -4051,6 +4308,7 @@
             <w:r>
               <w:rPr>
                 <w:rFonts w:ascii="宋体" w:hAnsi="宋体" w:eastAsia="宋体"/>
+                <w:color w:val="000000"/>
                 <w:sz w:val="21"/>
               </w:rPr>
               <w:t xml:space="preserve">使用 RMS、峰值、峭度、谱能量、谱熵等特征同时刻画强度与冲击</w:t>
@@ -4069,6 +4327,7 @@
             <w:r>
               <w:rPr>
                 <w:rFonts w:ascii="宋体" w:hAnsi="宋体" w:eastAsia="宋体"/>
+                <w:color w:val="000000"/>
                 <w:sz w:val="21"/>
               </w:rPr>
               <w:t xml:space="preserve">划分方式</w:t>
@@ -4085,6 +4344,7 @@
             <w:r>
               <w:rPr>
                 <w:rFonts w:ascii="宋体" w:hAnsi="宋体" w:eastAsia="宋体"/>
+                <w:color w:val="000000"/>
                 <w:sz w:val="21"/>
               </w:rPr>
               <w:t xml:space="preserve">可按轴承编号和工况划分</w:t>
@@ -4101,6 +4361,7 @@
             <w:r>
               <w:rPr>
                 <w:rFonts w:ascii="宋体" w:hAnsi="宋体" w:eastAsia="宋体"/>
+                <w:color w:val="000000"/>
                 <w:sz w:val="21"/>
               </w:rPr>
               <w:t xml:space="preserve">Learning/Test/Full_Test 语义更接近竞赛设置</w:t>
@@ -4117,6 +4378,7 @@
             <w:r>
               <w:rPr>
                 <w:rFonts w:ascii="宋体" w:hAnsi="宋体" w:eastAsia="宋体"/>
+                <w:color w:val="000000"/>
                 <w:sz w:val="21"/>
               </w:rPr>
               <w:t xml:space="preserve">训练 workflow 明确记录划分规则，防止数据泄漏</w:t>
@@ -4134,6 +4396,7 @@
       <w:r>
         <w:rPr>
           <w:rFonts w:ascii="宋体" w:hAnsi="宋体" w:eastAsia="宋体"/>
+          <w:color w:val="000000"/>
         </w:rPr>
         <w:t xml:space="preserve">因此，项目不直接把原始信号硬塞给单一模型，而是先建立可解释特征层。这样既能支撑传统模型和深度模型，也便于在课程答辩中说明退化规律，而不是只展示一个黑盒分数。</w:t>
       </w:r>
@@ -4148,6 +4411,7 @@
       <w:r>
         <w:rPr>
           <w:rFonts w:ascii="宋体" w:hAnsi="宋体" w:eastAsia="宋体"/>
+          <w:color w:val="000000"/>
         </w:rPr>
         <w:t xml:space="preserve">8. 技术方案对比与最终选型</w:t>
       </w:r>
@@ -4160,6 +4424,7 @@
       <w:r>
         <w:rPr>
           <w:rFonts w:ascii="宋体" w:hAnsi="宋体" w:eastAsia="宋体"/>
+          <w:color w:val="000000"/>
         </w:rPr>
         <w:t xml:space="preserve">8.1 总体方案对比</w:t>
       </w:r>
@@ -4194,6 +4459,7 @@
               <w:rPr>
                 <w:rFonts w:ascii="宋体" w:hAnsi="宋体" w:eastAsia="宋体"/>
                 <w:b/>
+                <w:color w:val="000000"/>
                 <w:sz w:val="21"/>
               </w:rPr>
               <w:t xml:space="preserve">维度</w:t>
@@ -4214,6 +4480,7 @@
               <w:rPr>
                 <w:rFonts w:ascii="宋体" w:hAnsi="宋体" w:eastAsia="宋体"/>
                 <w:b/>
+                <w:color w:val="000000"/>
                 <w:sz w:val="21"/>
               </w:rPr>
               <w:t xml:space="preserve">轻量脚本方案</w:t>
@@ -4234,6 +4501,7 @@
               <w:rPr>
                 <w:rFonts w:ascii="宋体" w:hAnsi="宋体" w:eastAsia="宋体"/>
                 <w:b/>
+                <w:color w:val="000000"/>
                 <w:sz w:val="21"/>
               </w:rPr>
               <w:t xml:space="preserve">单模型研究方案</w:t>
@@ -4254,6 +4522,7 @@
               <w:rPr>
                 <w:rFonts w:ascii="宋体" w:hAnsi="宋体" w:eastAsia="宋体"/>
                 <w:b/>
+                <w:color w:val="000000"/>
                 <w:sz w:val="21"/>
               </w:rPr>
               <w:t xml:space="preserve">本项目采用方案</w:t>
@@ -4272,6 +4541,7 @@
             <w:r>
               <w:rPr>
                 <w:rFonts w:ascii="宋体" w:hAnsi="宋体" w:eastAsia="宋体"/>
+                <w:color w:val="000000"/>
                 <w:sz w:val="21"/>
               </w:rPr>
               <w:t xml:space="preserve">数据集支持</w:t>
@@ -4288,6 +4558,7 @@
             <w:r>
               <w:rPr>
                 <w:rFonts w:ascii="宋体" w:hAnsi="宋体" w:eastAsia="宋体"/>
+                <w:color w:val="000000"/>
                 <w:sz w:val="21"/>
               </w:rPr>
               <w:t xml:space="preserve">单数据集</w:t>
@@ -4304,6 +4575,7 @@
             <w:r>
               <w:rPr>
                 <w:rFonts w:ascii="宋体" w:hAnsi="宋体" w:eastAsia="宋体"/>
+                <w:color w:val="000000"/>
                 <w:sz w:val="21"/>
               </w:rPr>
               <w:t xml:space="preserve">单或双数据集</w:t>
@@ -4320,6 +4592,7 @@
             <w:r>
               <w:rPr>
                 <w:rFonts w:ascii="宋体" w:hAnsi="宋体" w:eastAsia="宋体"/>
+                <w:color w:val="000000"/>
                 <w:sz w:val="21"/>
               </w:rPr>
               <w:t xml:space="preserve">多数据集统一抽象</w:t>
@@ -4338,6 +4611,7 @@
             <w:r>
               <w:rPr>
                 <w:rFonts w:ascii="宋体" w:hAnsi="宋体" w:eastAsia="宋体"/>
+                <w:color w:val="000000"/>
                 <w:sz w:val="21"/>
               </w:rPr>
               <w:t xml:space="preserve">预处理</w:t>
@@ -4354,6 +4628,7 @@
             <w:r>
               <w:rPr>
                 <w:rFonts w:ascii="宋体" w:hAnsi="宋体" w:eastAsia="宋体"/>
+                <w:color w:val="000000"/>
                 <w:sz w:val="21"/>
               </w:rPr>
               <w:t xml:space="preserve">固定脚本</w:t>
@@ -4370,6 +4645,7 @@
             <w:r>
               <w:rPr>
                 <w:rFonts w:ascii="宋体" w:hAnsi="宋体" w:eastAsia="宋体"/>
+                <w:color w:val="000000"/>
                 <w:sz w:val="21"/>
               </w:rPr>
               <w:t xml:space="preserve">固定流程</w:t>
@@ -4386,6 +4662,7 @@
             <w:r>
               <w:rPr>
                 <w:rFonts w:ascii="宋体" w:hAnsi="宋体" w:eastAsia="宋体"/>
+                <w:color w:val="000000"/>
                 <w:sz w:val="21"/>
               </w:rPr>
               <w:t xml:space="preserve">组件化管道</w:t>
@@ -4404,6 +4681,7 @@
             <w:r>
               <w:rPr>
                 <w:rFonts w:ascii="宋体" w:hAnsi="宋体" w:eastAsia="宋体"/>
+                <w:color w:val="000000"/>
                 <w:sz w:val="21"/>
               </w:rPr>
               <w:t xml:space="preserve">模型</w:t>
@@ -4420,6 +4698,7 @@
             <w:r>
               <w:rPr>
                 <w:rFonts w:ascii="宋体" w:hAnsi="宋体" w:eastAsia="宋体"/>
+                <w:color w:val="000000"/>
                 <w:sz w:val="21"/>
               </w:rPr>
               <w:t xml:space="preserve">单模型</w:t>
@@ -4436,6 +4715,7 @@
             <w:r>
               <w:rPr>
                 <w:rFonts w:ascii="宋体" w:hAnsi="宋体" w:eastAsia="宋体"/>
+                <w:color w:val="000000"/>
                 <w:sz w:val="21"/>
               </w:rPr>
               <w:t xml:space="preserve">少量模型</w:t>
@@ -4452,6 +4732,7 @@
             <w:r>
               <w:rPr>
                 <w:rFonts w:ascii="宋体" w:hAnsi="宋体" w:eastAsia="宋体"/>
+                <w:color w:val="000000"/>
                 <w:sz w:val="21"/>
               </w:rPr>
               <w:t xml:space="preserve">多模型可切换</w:t>
@@ -4470,6 +4751,7 @@
             <w:r>
               <w:rPr>
                 <w:rFonts w:ascii="宋体" w:hAnsi="宋体" w:eastAsia="宋体"/>
+                <w:color w:val="000000"/>
                 <w:sz w:val="21"/>
               </w:rPr>
               <w:t xml:space="preserve">训练过程监控</w:t>
@@ -4486,6 +4768,7 @@
             <w:r>
               <w:rPr>
                 <w:rFonts w:ascii="宋体" w:hAnsi="宋体" w:eastAsia="宋体"/>
+                <w:color w:val="000000"/>
                 <w:sz w:val="21"/>
               </w:rPr>
               <w:t xml:space="preserve">基本无</w:t>
@@ -4502,6 +4785,7 @@
             <w:r>
               <w:rPr>
                 <w:rFonts w:ascii="宋体" w:hAnsi="宋体" w:eastAsia="宋体"/>
+                <w:color w:val="000000"/>
                 <w:sz w:val="21"/>
               </w:rPr>
               <w:t xml:space="preserve">简单日志</w:t>
@@ -4518,6 +4802,7 @@
             <w:r>
               <w:rPr>
                 <w:rFonts w:ascii="宋体" w:hAnsi="宋体" w:eastAsia="宋体"/>
+                <w:color w:val="000000"/>
                 <w:sz w:val="21"/>
               </w:rPr>
               <w:t xml:space="preserve">TensorBoard + 回调</w:t>
@@ -4536,6 +4821,7 @@
             <w:r>
               <w:rPr>
                 <w:rFonts w:ascii="宋体" w:hAnsi="宋体" w:eastAsia="宋体"/>
+                <w:color w:val="000000"/>
                 <w:sz w:val="21"/>
               </w:rPr>
               <w:t xml:space="preserve">实验复现</w:t>
@@ -4552,6 +4838,7 @@
             <w:r>
               <w:rPr>
                 <w:rFonts w:ascii="宋体" w:hAnsi="宋体" w:eastAsia="宋体"/>
+                <w:color w:val="000000"/>
                 <w:sz w:val="21"/>
               </w:rPr>
               <w:t xml:space="preserve">较弱</w:t>
@@ -4568,6 +4855,7 @@
             <w:r>
               <w:rPr>
                 <w:rFonts w:ascii="宋体" w:hAnsi="宋体" w:eastAsia="宋体"/>
+                <w:color w:val="000000"/>
                 <w:sz w:val="21"/>
               </w:rPr>
               <w:t xml:space="preserve">中等</w:t>
@@ -4584,6 +4872,7 @@
             <w:r>
               <w:rPr>
                 <w:rFonts w:ascii="宋体" w:hAnsi="宋体" w:eastAsia="宋体"/>
+                <w:color w:val="000000"/>
                 <w:sz w:val="21"/>
               </w:rPr>
               <w:t xml:space="preserve">配置、历史、结果统一记录</w:t>
@@ -4602,6 +4891,7 @@
             <w:r>
               <w:rPr>
                 <w:rFonts w:ascii="宋体" w:hAnsi="宋体" w:eastAsia="宋体"/>
+                <w:color w:val="000000"/>
                 <w:sz w:val="21"/>
               </w:rPr>
               <w:t xml:space="preserve">软件工程文档</w:t>
@@ -4618,6 +4908,7 @@
             <w:r>
               <w:rPr>
                 <w:rFonts w:ascii="宋体" w:hAnsi="宋体" w:eastAsia="宋体"/>
+                <w:color w:val="000000"/>
                 <w:sz w:val="21"/>
               </w:rPr>
               <w:t xml:space="preserve">薄弱</w:t>
@@ -4634,6 +4925,7 @@
             <w:r>
               <w:rPr>
                 <w:rFonts w:ascii="宋体" w:hAnsi="宋体" w:eastAsia="宋体"/>
+                <w:color w:val="000000"/>
                 <w:sz w:val="21"/>
               </w:rPr>
               <w:t xml:space="preserve">一般</w:t>
@@ -4650,6 +4942,7 @@
             <w:r>
               <w:rPr>
                 <w:rFonts w:ascii="宋体" w:hAnsi="宋体" w:eastAsia="宋体"/>
+                <w:color w:val="000000"/>
                 <w:sz w:val="21"/>
               </w:rPr>
               <w:t xml:space="preserve">完整课程文档体系</w:t>
@@ -4667,6 +4960,7 @@
       <w:r>
         <w:rPr>
           <w:rFonts w:ascii="宋体" w:hAnsi="宋体" w:eastAsia="宋体"/>
+          <w:color w:val="000000"/>
         </w:rPr>
         <w:t xml:space="preserve">8.2 最终选型结论</w:t>
       </w:r>
@@ -4680,6 +4974,7 @@
       <w:r>
         <w:rPr>
           <w:rFonts w:ascii="宋体" w:hAnsi="宋体" w:eastAsia="宋体"/>
+          <w:color w:val="000000"/>
         </w:rPr>
         <w:t xml:space="preserve">最终技术方案为：</w:t>
       </w:r>
@@ -4697,6 +4992,7 @@
       <w:r>
         <w:rPr>
           <w:rFonts w:ascii="宋体" w:hAnsi="宋体" w:eastAsia="宋体"/>
+          <w:color w:val="000000"/>
         </w:rPr>
         <w:t xml:space="preserve">Python 3.11+ 作为唯一开发语言。</w:t>
       </w:r>
@@ -4714,6 +5010,7 @@
       <w:r>
         <w:rPr>
           <w:rFonts w:ascii="宋体" w:hAnsi="宋体" w:eastAsia="宋体"/>
+          <w:color w:val="000000"/>
         </w:rPr>
         <w:t xml:space="preserve">uv 作为唯一环境与依赖管理工具。</w:t>
       </w:r>
@@ -4731,6 +5028,7 @@
       <w:r>
         <w:rPr>
           <w:rFonts w:ascii="宋体" w:hAnsi="宋体" w:eastAsia="宋体"/>
+          <w:color w:val="000000"/>
         </w:rPr>
         <w:t xml:space="preserve">NumPy、Pandas、Scikit-learn、PyTorch、Matplotlib、Seaborn 作为核心基础栈，TensorBoard 作为训练监控增强接口保留。</w:t>
       </w:r>
@@ -4748,6 +5046,7 @@
       <w:r>
         <w:rPr>
           <w:rFonts w:ascii="宋体" w:hAnsi="宋体" w:eastAsia="宋体"/>
+          <w:color w:val="000000"/>
         </w:rPr>
         <w:t xml:space="preserve">XGBoost、tsfresh、lifelines 作为高级可选增强栈。</w:t>
       </w:r>
@@ -4765,6 +5064,7 @@
       <w:r>
         <w:rPr>
           <w:rFonts w:ascii="宋体" w:hAnsi="宋体" w:eastAsia="宋体"/>
+          <w:color w:val="000000"/>
         </w:rPr>
         <w:t xml:space="preserve">XJTU-SY 与 PHM2012 / FEMTO 作为主要真实数据集。</w:t>
       </w:r>
@@ -4778,6 +5078,7 @@
       <w:r>
         <w:rPr>
           <w:rFonts w:ascii="宋体" w:hAnsi="宋体" w:eastAsia="宋体"/>
+          <w:color w:val="000000"/>
         </w:rPr>
         <w:t xml:space="preserve">8.3 技术难点评估与取舍</w:t>
       </w:r>
@@ -4812,6 +5113,7 @@
               <w:rPr>
                 <w:rFonts w:ascii="宋体" w:hAnsi="宋体" w:eastAsia="宋体"/>
                 <w:b/>
+                <w:color w:val="000000"/>
                 <w:sz w:val="21"/>
               </w:rPr>
               <w:t xml:space="preserve">技术方向</w:t>
@@ -4832,6 +5134,7 @@
               <w:rPr>
                 <w:rFonts w:ascii="宋体" w:hAnsi="宋体" w:eastAsia="宋体"/>
                 <w:b/>
+                <w:color w:val="000000"/>
                 <w:sz w:val="21"/>
               </w:rPr>
               <w:t xml:space="preserve">价值</w:t>
@@ -4852,6 +5155,7 @@
               <w:rPr>
                 <w:rFonts w:ascii="宋体" w:hAnsi="宋体" w:eastAsia="宋体"/>
                 <w:b/>
+                <w:color w:val="000000"/>
                 <w:sz w:val="21"/>
               </w:rPr>
               <w:t xml:space="preserve">风险</w:t>
@@ -4872,6 +5176,7 @@
               <w:rPr>
                 <w:rFonts w:ascii="宋体" w:hAnsi="宋体" w:eastAsia="宋体"/>
                 <w:b/>
+                <w:color w:val="000000"/>
                 <w:sz w:val="21"/>
               </w:rPr>
               <w:t xml:space="preserve">本项目取舍</w:t>
@@ -4890,6 +5195,7 @@
             <w:r>
               <w:rPr>
                 <w:rFonts w:ascii="宋体" w:hAnsi="宋体" w:eastAsia="宋体"/>
+                <w:color w:val="000000"/>
                 <w:sz w:val="21"/>
               </w:rPr>
               <w:t xml:space="preserve">端到端原始信号深度学习</w:t>
@@ -4906,6 +5212,7 @@
             <w:r>
               <w:rPr>
                 <w:rFonts w:ascii="宋体" w:hAnsi="宋体" w:eastAsia="宋体"/>
+                <w:color w:val="000000"/>
                 <w:sz w:val="21"/>
               </w:rPr>
               <w:t xml:space="preserve">可减少手工特征依赖</w:t>
@@ -4922,6 +5229,7 @@
             <w:r>
               <w:rPr>
                 <w:rFonts w:ascii="宋体" w:hAnsi="宋体" w:eastAsia="宋体"/>
+                <w:color w:val="000000"/>
                 <w:sz w:val="21"/>
               </w:rPr>
               <w:t xml:space="preserve">训练资源要求高，解释成本高</w:t>
@@ -4938,6 +5246,7 @@
             <w:r>
               <w:rPr>
                 <w:rFonts w:ascii="宋体" w:hAnsi="宋体" w:eastAsia="宋体"/>
+                <w:color w:val="000000"/>
                 <w:sz w:val="21"/>
               </w:rPr>
               <w:t xml:space="preserve">作为扩展方向保留，结题主线采用特征序列深度模型</w:t>
@@ -4956,6 +5265,7 @@
             <w:r>
               <w:rPr>
                 <w:rFonts w:ascii="宋体" w:hAnsi="宋体" w:eastAsia="宋体"/>
+                <w:color w:val="000000"/>
                 <w:sz w:val="21"/>
               </w:rPr>
               <w:t xml:space="preserve">传统特征 + 回归模型</w:t>
@@ -4972,6 +5282,7 @@
             <w:r>
               <w:rPr>
                 <w:rFonts w:ascii="宋体" w:hAnsi="宋体" w:eastAsia="宋体"/>
+                <w:color w:val="000000"/>
                 <w:sz w:val="21"/>
               </w:rPr>
               <w:t xml:space="preserve">稳定、可解释、运行快</w:t>
@@ -4988,6 +5299,7 @@
             <w:r>
               <w:rPr>
                 <w:rFonts w:ascii="宋体" w:hAnsi="宋体" w:eastAsia="宋体"/>
+                <w:color w:val="000000"/>
                 <w:sz w:val="21"/>
               </w:rPr>
               <w:t xml:space="preserve">表达能力有限</w:t>
@@ -5004,6 +5316,7 @@
             <w:r>
               <w:rPr>
                 <w:rFonts w:ascii="宋体" w:hAnsi="宋体" w:eastAsia="宋体"/>
+                <w:color w:val="000000"/>
                 <w:sz w:val="21"/>
               </w:rPr>
               <w:t xml:space="preserve">作为 baseline 和教学说明基础</w:t>
@@ -5022,6 +5335,7 @@
             <w:r>
               <w:rPr>
                 <w:rFonts w:ascii="宋体" w:hAnsi="宋体" w:eastAsia="宋体"/>
+                <w:color w:val="000000"/>
                 <w:sz w:val="21"/>
               </w:rPr>
               <w:t xml:space="preserve">CNN-LSTM-AM</w:t>
@@ -5038,6 +5352,7 @@
             <w:r>
               <w:rPr>
                 <w:rFonts w:ascii="宋体" w:hAnsi="宋体" w:eastAsia="宋体"/>
+                <w:color w:val="000000"/>
                 <w:sz w:val="21"/>
               </w:rPr>
               <w:t xml:space="preserve">兼顾局部特征、时序关系和注意力权重</w:t>
@@ -5054,6 +5369,7 @@
             <w:r>
               <w:rPr>
                 <w:rFonts w:ascii="宋体" w:hAnsi="宋体" w:eastAsia="宋体"/>
+                <w:color w:val="000000"/>
                 <w:sz w:val="21"/>
               </w:rPr>
               <w:t xml:space="preserve">参数较多，需要明确输入序列构造</w:t>
@@ -5070,6 +5386,7 @@
             <w:r>
               <w:rPr>
                 <w:rFonts w:ascii="宋体" w:hAnsi="宋体" w:eastAsia="宋体"/>
+                <w:color w:val="000000"/>
                 <w:sz w:val="21"/>
               </w:rPr>
               <w:t xml:space="preserve">用于第一篇论文复现</w:t>
@@ -5088,6 +5405,7 @@
             <w:r>
               <w:rPr>
                 <w:rFonts w:ascii="宋体" w:hAnsi="宋体" w:eastAsia="宋体"/>
+                <w:color w:val="000000"/>
                 <w:sz w:val="21"/>
               </w:rPr>
               <w:t xml:space="preserve">xLSTM-Transformer</w:t>
@@ -5104,6 +5422,7 @@
             <w:r>
               <w:rPr>
                 <w:rFonts w:ascii="宋体" w:hAnsi="宋体" w:eastAsia="宋体"/>
+                <w:color w:val="000000"/>
                 <w:sz w:val="21"/>
               </w:rPr>
               <w:t xml:space="preserve">适合序列建模和长依赖表达</w:t>
@@ -5120,6 +5439,7 @@
             <w:r>
               <w:rPr>
                 <w:rFonts w:ascii="宋体" w:hAnsi="宋体" w:eastAsia="宋体"/>
+                <w:color w:val="000000"/>
                 <w:sz w:val="21"/>
               </w:rPr>
               <w:t xml:space="preserve">作者设置与本地资源可能不完全一致</w:t>
@@ -5136,6 +5456,7 @@
             <w:r>
               <w:rPr>
                 <w:rFonts w:ascii="宋体" w:hAnsi="宋体" w:eastAsia="宋体"/>
+                <w:color w:val="000000"/>
                 <w:sz w:val="21"/>
               </w:rPr>
               <w:t xml:space="preserve">用于第二篇论文结构复现和工程适配</w:t>
@@ -5154,6 +5475,7 @@
             <w:r>
               <w:rPr>
                 <w:rFonts w:ascii="宋体" w:hAnsi="宋体" w:eastAsia="宋体"/>
+                <w:color w:val="000000"/>
                 <w:sz w:val="21"/>
               </w:rPr>
               <w:t xml:space="preserve">生存分析</w:t>
@@ -5170,6 +5492,7 @@
             <w:r>
               <w:rPr>
                 <w:rFonts w:ascii="宋体" w:hAnsi="宋体" w:eastAsia="宋体"/>
+                <w:color w:val="000000"/>
                 <w:sz w:val="21"/>
               </w:rPr>
               <w:t xml:space="preserve">能表达失效/存活概率视角</w:t>
@@ -5186,6 +5509,7 @@
             <w:r>
               <w:rPr>
                 <w:rFonts w:ascii="宋体" w:hAnsi="宋体" w:eastAsia="宋体"/>
+                <w:color w:val="000000"/>
                 <w:sz w:val="21"/>
               </w:rPr>
               <w:t xml:space="preserve">数据删失与风险解释要求较高</w:t>
@@ -5202,6 +5526,7 @@
             <w:r>
               <w:rPr>
                 <w:rFonts w:ascii="宋体" w:hAnsi="宋体" w:eastAsia="宋体"/>
+                <w:color w:val="000000"/>
                 <w:sz w:val="21"/>
               </w:rPr>
               <w:t xml:space="preserve">保留接口和基础能力，作为 RUL 主线补充</w:t>
@@ -5220,6 +5545,7 @@
       <w:r>
         <w:rPr>
           <w:rFonts w:ascii="宋体" w:hAnsi="宋体" w:eastAsia="宋体"/>
+          <w:color w:val="000000"/>
         </w:rPr>
         <w:t xml:space="preserve">9. 预研结论</w:t>
       </w:r>
@@ -5233,6 +5559,7 @@
       <w:r>
         <w:rPr>
           <w:rFonts w:ascii="宋体" w:hAnsi="宋体" w:eastAsia="宋体"/>
+          <w:color w:val="000000"/>
         </w:rPr>
         <w:t xml:space="preserve">预研结论如下：</w:t>
       </w:r>
@@ -5250,6 +5577,7 @@
       <w:r>
         <w:rPr>
           <w:rFonts w:ascii="宋体" w:hAnsi="宋体" w:eastAsia="宋体"/>
+          <w:color w:val="000000"/>
         </w:rPr>
         <w:t xml:space="preserve">技术栈成熟，可在课程周期内完成。</w:t>
       </w:r>
@@ -5267,6 +5595,7 @@
       <w:r>
         <w:rPr>
           <w:rFonts w:ascii="宋体" w:hAnsi="宋体" w:eastAsia="宋体"/>
+          <w:color w:val="000000"/>
         </w:rPr>
         <w:t xml:space="preserve">数据集可获取，已具备真实数据验证条件。</w:t>
       </w:r>
@@ -5284,6 +5613,7 @@
       <w:r>
         <w:rPr>
           <w:rFonts w:ascii="宋体" w:hAnsi="宋体" w:eastAsia="宋体"/>
+          <w:color w:val="000000"/>
         </w:rPr>
         <w:t xml:space="preserve">深度学习与传统方法可以在同一框架下共存，利于对比实验。</w:t>
       </w:r>
@@ -5301,6 +5631,7 @@
       <w:r>
         <w:rPr>
           <w:rFonts w:ascii="宋体" w:hAnsi="宋体" w:eastAsia="宋体"/>
+          <w:color w:val="000000"/>
         </w:rPr>
         <w:t xml:space="preserve">uv 可以有效提升环境一致性和可复现性，应作为统一规范写入后续所有文档。</w:t>
       </w:r>
@@ -5318,6 +5649,7 @@
       <w:r>
         <w:rPr>
           <w:rFonts w:ascii="宋体" w:hAnsi="宋体" w:eastAsia="宋体"/>
+          <w:color w:val="000000"/>
         </w:rPr>
         <w:t xml:space="preserve">后续文档需要统一采用同一模块划分、同一术语和同一时间线，避免需求、设计和测试口径不一致。</w:t>
       </w:r>
@@ -5846,6 +6178,7 @@
     <w:qFormat/>
     <w:rPr>
       <w:rFonts w:ascii="宋体" w:hAnsi="宋体" w:eastAsia="宋体"/>
+      <w:color w:val="000000"/>
       <w:sz w:val="21"/>
     </w:rPr>
   </w:style>
@@ -5859,6 +6192,7 @@
     <w:qFormat/>
     <w:rPr>
       <w:rFonts w:ascii="宋体" w:hAnsi="宋体" w:eastAsia="宋体"/>
+      <w:color w:val="000000"/>
       <w:sz w:val="21"/>
     </w:rPr>
   </w:style>
@@ -5869,6 +6203,7 @@
     <w:qFormat/>
     <w:rPr>
       <w:rFonts w:ascii="宋体" w:hAnsi="宋体" w:eastAsia="宋体"/>
+      <w:color w:val="000000"/>
       <w:sz w:val="21"/>
     </w:rPr>
   </w:style>
@@ -5881,6 +6216,7 @@
     </w:pPr>
     <w:rPr>
       <w:rFonts w:ascii="宋体" w:hAnsi="宋体" w:eastAsia="宋体"/>
+      <w:color w:val="000000"/>
       <w:sz w:val="21"/>
     </w:rPr>
   </w:style>
@@ -5899,7 +6235,7 @@
       <w:rFonts w:asciiTheme="majorHAnsi" w:cstheme="majorBidi" w:eastAsiaTheme="majorEastAsia" w:hAnsiTheme="majorHAnsi" w:ascii="黑体" w:hAnsi="黑体" w:eastAsia="黑体"/>
       <w:b/>
       <w:bCs/>
-      <w:color w:themeColor="accent1" w:themeShade="B5" w:val="345A8A"/>
+      <w:color w:val="000000"/>
       <w:sz w:val="36"/>
       <w:szCs w:val="36"/>
     </w:rPr>
@@ -5916,6 +6252,7 @@
       <w:jc w:val="center"/>
     </w:pPr>
     <w:rPr>
+      <w:color w:val="000000"/>
       <w:sz w:val="30"/>
       <w:szCs w:val="30"/>
     </w:rPr>
@@ -5979,7 +6316,7 @@
       <w:rFonts w:asciiTheme="majorHAnsi" w:cstheme="majorBidi" w:eastAsiaTheme="majorEastAsia" w:hAnsiTheme="majorHAnsi" w:ascii="宋体" w:hAnsi="宋体" w:eastAsia="宋体"/>
       <w:b/>
       <w:bCs/>
-      <w:color w:themeColor="accent1" w:val="4F81BD"/>
+      <w:color w:val="000000"/>
       <w:sz w:val="48"/>
       <w:szCs w:val="32"/>
     </w:rPr>
@@ -6001,7 +6338,7 @@
       <w:rFonts w:asciiTheme="majorHAnsi" w:cstheme="majorBidi" w:eastAsiaTheme="majorEastAsia" w:hAnsiTheme="majorHAnsi" w:ascii="宋体" w:hAnsi="宋体" w:eastAsia="宋体"/>
       <w:b/>
       <w:bCs/>
-      <w:color w:themeColor="accent1" w:val="4F81BD"/>
+      <w:color w:val="000000"/>
       <w:sz w:val="36"/>
       <w:szCs w:val="28"/>
     </w:rPr>
@@ -6023,7 +6360,7 @@
       <w:rFonts w:asciiTheme="majorHAnsi" w:cstheme="majorBidi" w:eastAsiaTheme="majorEastAsia" w:hAnsiTheme="majorHAnsi" w:ascii="宋体" w:hAnsi="宋体" w:eastAsia="宋体"/>
       <w:b/>
       <w:bCs/>
-      <w:color w:themeColor="accent1" w:val="4F81BD"/>
+      <w:color w:val="000000"/>
       <w:sz w:val="27"/>
       <w:szCs w:val="24"/>
     </w:rPr>
@@ -6046,7 +6383,7 @@
       <w:i/>
       <w:b/>
       <w:bCs/>
-      <w:color w:themeColor="accent1" w:val="4F81BD"/>
+      <w:color w:val="000000"/>
       <w:sz w:val="24"/>
       <w:szCs w:val="24"/>
     </w:rPr>
@@ -6065,10 +6402,11 @@
       <w:outlineLvl w:val="4"/>
     </w:pPr>
     <w:rPr>
-      <w:rFonts w:asciiTheme="majorHAnsi" w:cstheme="majorBidi" w:eastAsiaTheme="majorEastAsia" w:hAnsiTheme="majorHAnsi"/>
+      <w:rFonts w:asciiTheme="majorHAnsi" w:cstheme="majorBidi" w:eastAsiaTheme="majorEastAsia" w:hAnsiTheme="majorHAnsi" w:ascii="宋体" w:hAnsi="宋体" w:eastAsia="宋体"/>
+      <w:b/>
       <w:iCs/>
-      <w:color w:themeColor="accent1" w:val="4F81BD"/>
-      <w:sz w:val="24"/>
+      <w:color w:val="000000"/>
+      <w:sz w:val="21"/>
       <w:szCs w:val="24"/>
     </w:rPr>
   </w:style>
@@ -6086,9 +6424,10 @@
       <w:outlineLvl w:val="5"/>
     </w:pPr>
     <w:rPr>
-      <w:rFonts w:asciiTheme="majorHAnsi" w:cstheme="majorBidi" w:eastAsiaTheme="majorEastAsia" w:hAnsiTheme="majorHAnsi"/>
-      <w:color w:themeColor="accent1" w:val="4F81BD"/>
-      <w:sz w:val="24"/>
+      <w:rFonts w:asciiTheme="majorHAnsi" w:cstheme="majorBidi" w:eastAsiaTheme="majorEastAsia" w:hAnsiTheme="majorHAnsi" w:ascii="宋体" w:hAnsi="宋体" w:eastAsia="宋体"/>
+      <w:b/>
+      <w:color w:val="000000"/>
+      <w:sz w:val="21"/>
       <w:szCs w:val="24"/>
     </w:rPr>
   </w:style>
@@ -6106,9 +6445,10 @@
       <w:outlineLvl w:val="6"/>
     </w:pPr>
     <w:rPr>
-      <w:rFonts w:asciiTheme="majorHAnsi" w:cstheme="majorBidi" w:eastAsiaTheme="majorEastAsia" w:hAnsiTheme="majorHAnsi"/>
-      <w:color w:themeColor="accent1" w:val="4F81BD"/>
-      <w:sz w:val="24"/>
+      <w:rFonts w:asciiTheme="majorHAnsi" w:cstheme="majorBidi" w:eastAsiaTheme="majorEastAsia" w:hAnsiTheme="majorHAnsi" w:ascii="宋体" w:hAnsi="宋体" w:eastAsia="宋体"/>
+      <w:b/>
+      <w:color w:val="000000"/>
+      <w:sz w:val="21"/>
       <w:szCs w:val="24"/>
     </w:rPr>
   </w:style>
@@ -6126,9 +6466,10 @@
       <w:outlineLvl w:val="7"/>
     </w:pPr>
     <w:rPr>
-      <w:rFonts w:asciiTheme="majorHAnsi" w:cstheme="majorBidi" w:eastAsiaTheme="majorEastAsia" w:hAnsiTheme="majorHAnsi"/>
-      <w:color w:themeColor="accent1" w:val="4F81BD"/>
-      <w:sz w:val="24"/>
+      <w:rFonts w:asciiTheme="majorHAnsi" w:cstheme="majorBidi" w:eastAsiaTheme="majorEastAsia" w:hAnsiTheme="majorHAnsi" w:ascii="宋体" w:hAnsi="宋体" w:eastAsia="宋体"/>
+      <w:b/>
+      <w:color w:val="000000"/>
+      <w:sz w:val="21"/>
       <w:szCs w:val="24"/>
     </w:rPr>
   </w:style>
@@ -6146,9 +6487,10 @@
       <w:outlineLvl w:val="8"/>
     </w:pPr>
     <w:rPr>
-      <w:rFonts w:asciiTheme="majorHAnsi" w:cstheme="majorBidi" w:eastAsiaTheme="majorEastAsia" w:hAnsiTheme="majorHAnsi"/>
-      <w:color w:themeColor="accent1" w:val="4F81BD"/>
-      <w:sz w:val="24"/>
+      <w:rFonts w:asciiTheme="majorHAnsi" w:cstheme="majorBidi" w:eastAsiaTheme="majorEastAsia" w:hAnsiTheme="majorHAnsi" w:ascii="宋体" w:hAnsi="宋体" w:eastAsia="宋体"/>
+      <w:b/>
+      <w:color w:val="000000"/>
+      <w:sz w:val="21"/>
       <w:szCs w:val="24"/>
     </w:rPr>
   </w:style>
@@ -6286,7 +6628,7 @@
     <w:name w:val="Hyperlink"/>
     <w:basedOn w:val="BodyTextChar"/>
     <w:rPr>
-      <w:color w:themeColor="accent1" w:val="4F81BD"/>
+      <w:color w:val="000000"/>
     </w:rPr>
   </w:style>
   <w:style w:styleId="TOCHeading" w:type="paragraph">
@@ -6304,7 +6646,7 @@
       <w:rFonts w:asciiTheme="majorHAnsi" w:cstheme="majorBidi" w:eastAsiaTheme="majorEastAsia" w:hAnsiTheme="majorHAnsi"/>
       <w:b w:val="0"/>
       <w:bCs w:val="0"/>
-      <w:color w:themeColor="accent1" w:themeShade="BF" w:val="365F91"/>
+      <w:color w:val="000000"/>
     </w:rPr>
   </w:style>
   <w:style w:type="paragraph" w:customStyle="1" w:styleId="SourceCode">
